--- a/12_基本設計書/01_外部データ取込/詳細設計_OC_取込機能.docx
+++ b/12_基本設計書/01_外部データ取込/詳細設計_OC_取込機能.docx
@@ -21975,6 +21975,3272 @@
       <w:pPr>
         <w:spacing w:before="300" w:after="0"/>
       </w:pPr>
+    </w:p>
+    <w:p>
+      <w:pPr>
+        <w:spacing w:before="300" w:after="0"/>
+      </w:pPr>
+    </w:p>
+    <w:p>
+      <w:pPr>
+        <w:shd w:fill="2E75B6" w:val="clear"/>
+        <w:spacing w:before="320" w:after="140"/>
+        <w:ind w:left="120" w:right="120"/>
+      </w:pPr>
+      <w:r>
+        <w:rPr>
+          <w:rFonts w:ascii="Arial" w:cs="Arial" w:eastAsia="Arial" w:hAnsi="Arial"/>
+          <w:b/>
+          <w:bCs/>
+          <w:color w:val="FFFFFF"/>
+          <w:sz w:val="28"/>
+          <w:szCs w:val="28"/>
+        </w:rPr>
+        <w:t xml:space="preserve">　９．GHマスタ取込定義（外部連携 / BIPROGY）</w:t>
+      </w:r>
+    </w:p>
+    <w:p>
+      <w:pPr>
+        <w:pBdr>
+          <w:bottom w:val="single" w:color="2E75B6" w:sz="6" w:space="1"/>
+        </w:pBdr>
+        <w:spacing w:before="240" w:after="80"/>
+      </w:pPr>
+      <w:r>
+        <w:rPr>
+          <w:rFonts w:ascii="Arial" w:cs="Arial" w:eastAsia="Arial" w:hAnsi="Arial"/>
+          <w:b/>
+          <w:bCs/>
+          <w:color w:val="2E75B6"/>
+          <w:sz w:val="24"/>
+          <w:szCs w:val="24"/>
+        </w:rPr>
+        <w:t xml:space="preserve">９－１　取込テーブル一覧（取込順）</w:t>
+      </w:r>
+    </w:p>
+    <w:p>
+      <w:pPr>
+        <w:spacing w:before="80" w:after="40"/>
+      </w:pPr>
+      <w:r>
+        <w:rPr>
+          <w:rFonts w:ascii="Arial" w:cs="Arial" w:eastAsia="Arial" w:hAnsi="Arial"/>
+          <w:sz w:val="22"/>
+          <w:szCs w:val="22"/>
+        </w:rPr>
+        <w:t xml:space="preserve">外部連携（BIPROGY/OpenCentral）から受信するGHマスタファイルのReplica_Kasumi_CHKへの取込テーブル定義。取込順序は以下の通り。</w:t>
+      </w:r>
+    </w:p>
+    <w:tbl>
+      <w:tblPr>
+        <w:tblW w:type="dxa" w:w="9360"/>
+        <w:tblBorders>
+          <w:top w:val="single" w:color="auto" w:sz="4"/>
+          <w:left w:val="single" w:color="auto" w:sz="4"/>
+          <w:bottom w:val="single" w:color="auto" w:sz="4"/>
+          <w:right w:val="single" w:color="auto" w:sz="4"/>
+          <w:insideH w:val="single" w:color="auto" w:sz="4"/>
+          <w:insideV w:val="single" w:color="auto" w:sz="4"/>
+        </w:tblBorders>
+      </w:tblPr>
+      <w:tblGrid>
+        <w:gridCol w:w="3600"/>
+        <w:gridCol w:w="5760"/>
+      </w:tblGrid>
+      <w:tr>
+        <w:trPr>
+          <w:tblHeader/>
+        </w:trPr>
+        <w:tc>
+          <w:tcPr>
+            <w:tcW w:type="dxa" w:w="3600"/>
+            <w:tcBorders>
+              <w:top w:val="single" w:color="CCCCCC" w:sz="1"/>
+              <w:left w:val="single" w:color="CCCCCC" w:sz="1"/>
+              <w:bottom w:val="single" w:color="CCCCCC" w:sz="1"/>
+              <w:right w:val="single" w:color="CCCCCC" w:sz="1"/>
+            </w:tcBorders>
+            <w:shd w:fill="2E75B6" w:val="clear"/>
+            <w:tcMar>
+              <w:top w:type="dxa" w:w="80"/>
+              <w:left w:type="dxa" w:w="120"/>
+              <w:bottom w:type="dxa" w:w="80"/>
+              <w:right w:type="dxa" w:w="120"/>
+            </w:tcMar>
+          </w:tcPr>
+          <w:p>
+            <w:r>
+              <w:rPr>
+                <w:rFonts w:ascii="Arial" w:cs="Arial" w:eastAsia="Arial" w:hAnsi="Arial"/>
+                <w:b/>
+                <w:bCs/>
+                <w:color w:val="FFFFFF"/>
+                <w:sz w:val="20"/>
+                <w:szCs w:val="20"/>
+              </w:rPr>
+              <w:t xml:space="preserve">取込テーブル名（実装状況）</w:t>
+            </w:r>
+          </w:p>
+        </w:tc>
+        <w:tc>
+          <w:tcPr>
+            <w:tcW w:type="dxa" w:w="5760"/>
+            <w:tcBorders>
+              <w:top w:val="single" w:color="CCCCCC" w:sz="1"/>
+              <w:left w:val="single" w:color="CCCCCC" w:sz="1"/>
+              <w:bottom w:val="single" w:color="CCCCCC" w:sz="1"/>
+              <w:right w:val="single" w:color="CCCCCC" w:sz="1"/>
+            </w:tcBorders>
+            <w:shd w:fill="2E75B6" w:val="clear"/>
+            <w:tcMar>
+              <w:top w:type="dxa" w:w="80"/>
+              <w:left w:type="dxa" w:w="120"/>
+              <w:bottom w:type="dxa" w:w="80"/>
+              <w:right w:type="dxa" w:w="120"/>
+            </w:tcMar>
+          </w:tcPr>
+          <w:p>
+            <w:r>
+              <w:rPr>
+                <w:rFonts w:ascii="Arial" w:cs="Arial" w:eastAsia="Arial" w:hAnsi="Arial"/>
+                <w:b/>
+                <w:bCs/>
+                <w:color w:val="FFFFFF"/>
+                <w:sz w:val="20"/>
+                <w:szCs w:val="20"/>
+              </w:rPr>
+              <w:t xml:space="preserve">内容・PK・備考</w:t>
+            </w:r>
+          </w:p>
+        </w:tc>
+      </w:tr>
+      <w:tr>
+        <w:tc>
+          <w:tcPr>
+            <w:tcW w:type="dxa" w:w="3600"/>
+            <w:tcBorders>
+              <w:top w:val="single" w:color="CCCCCC" w:sz="1"/>
+              <w:left w:val="single" w:color="CCCCCC" w:sz="1"/>
+              <w:bottom w:val="single" w:color="CCCCCC" w:sz="1"/>
+              <w:right w:val="single" w:color="CCCCCC" w:sz="1"/>
+            </w:tcBorders>
+            <w:shd w:fill="FFFFFF" w:val="clear"/>
+            <w:tcMar>
+              <w:top w:type="dxa" w:w="80"/>
+              <w:left w:type="dxa" w:w="120"/>
+              <w:bottom w:type="dxa" w:w="80"/>
+              <w:right w:type="dxa" w:w="120"/>
+            </w:tcMar>
+          </w:tcPr>
+          <w:p>
+            <w:r>
+              <w:rPr>
+                <w:rFonts w:ascii="Arial" w:cs="Arial" w:eastAsia="Arial" w:hAnsi="Arial"/>
+                <w:color w:val="333333"/>
+                <w:sz w:val="20"/>
+                <w:szCs w:val="20"/>
+              </w:rPr>
+              <w:t xml:space="preserve">01_GHPLUM（01_GHPLUMテーブル）</w:t>
+            </w:r>
+          </w:p>
+        </w:tc>
+        <w:tc>
+          <w:tcPr>
+            <w:tcW w:type="dxa" w:w="5760"/>
+            <w:tcBorders>
+              <w:top w:val="single" w:color="CCCCCC" w:sz="1"/>
+              <w:left w:val="single" w:color="CCCCCC" w:sz="1"/>
+              <w:bottom w:val="single" w:color="CCCCCC" w:sz="1"/>
+              <w:right w:val="single" w:color="CCCCCC" w:sz="1"/>
+            </w:tcBorders>
+            <w:shd w:fill="FFFFFF" w:val="clear"/>
+            <w:tcMar>
+              <w:top w:type="dxa" w:w="80"/>
+              <w:left w:type="dxa" w:w="120"/>
+              <w:bottom w:type="dxa" w:w="80"/>
+              <w:right w:type="dxa" w:w="120"/>
+            </w:tcMar>
+          </w:tcPr>
+          <w:p>
+            <w:r>
+              <w:rPr>
+                <w:rFonts w:ascii="Arial" w:cs="Arial" w:eastAsia="Arial" w:hAnsi="Arial"/>
+                <w:color w:val="333333"/>
+                <w:sz w:val="20"/>
+                <w:szCs w:val="20"/>
+              </w:rPr>
+              <w:t xml:space="preserve">PLU/商品マスタ  ✅ oc-import-dataにKasumiItemMasterImportJob実装済み（現在未稼働）  S3着地: GHPLUM_yyyymmddhhmmss.ENDIMPORT</w:t>
+            </w:r>
+          </w:p>
+        </w:tc>
+      </w:tr>
+      <w:tr>
+        <w:tc>
+          <w:tcPr>
+            <w:tcW w:type="dxa" w:w="3600"/>
+            <w:tcBorders>
+              <w:top w:val="single" w:color="CCCCCC" w:sz="1"/>
+              <w:left w:val="single" w:color="CCCCCC" w:sz="1"/>
+              <w:bottom w:val="single" w:color="CCCCCC" w:sz="1"/>
+              <w:right w:val="single" w:color="CCCCCC" w:sz="1"/>
+            </w:tcBorders>
+            <w:shd w:fill="FFFFFF" w:val="clear"/>
+            <w:tcMar>
+              <w:top w:type="dxa" w:w="80"/>
+              <w:left w:type="dxa" w:w="120"/>
+              <w:bottom w:type="dxa" w:w="80"/>
+              <w:right w:type="dxa" w:w="120"/>
+            </w:tcMar>
+          </w:tcPr>
+          <w:p>
+            <w:r>
+              <w:rPr>
+                <w:rFonts w:ascii="Arial" w:cs="Arial" w:eastAsia="Arial" w:hAnsi="Arial"/>
+                <w:color w:val="333333"/>
+                <w:sz w:val="20"/>
+                <w:szCs w:val="20"/>
+              </w:rPr>
+              <w:t xml:space="preserve">02_GHDISCOUNTM（02_GHDISCOUNTMテーブル）</w:t>
+            </w:r>
+          </w:p>
+        </w:tc>
+        <w:tc>
+          <w:tcPr>
+            <w:tcW w:type="dxa" w:w="5760"/>
+            <w:tcBorders>
+              <w:top w:val="single" w:color="CCCCCC" w:sz="1"/>
+              <w:left w:val="single" w:color="CCCCCC" w:sz="1"/>
+              <w:bottom w:val="single" w:color="CCCCCC" w:sz="1"/>
+              <w:right w:val="single" w:color="CCCCCC" w:sz="1"/>
+            </w:tcBorders>
+            <w:shd w:fill="FFFFFF" w:val="clear"/>
+            <w:tcMar>
+              <w:top w:type="dxa" w:w="80"/>
+              <w:left w:type="dxa" w:w="120"/>
+              <w:bottom w:type="dxa" w:w="80"/>
+              <w:right w:type="dxa" w:w="120"/>
+            </w:tcMar>
+          </w:tcPr>
+          <w:p>
+            <w:r>
+              <w:rPr>
+                <w:rFonts w:ascii="Arial" w:cs="Arial" w:eastAsia="Arial" w:hAnsi="Arial"/>
+                <w:color w:val="333333"/>
+                <w:sz w:val="20"/>
+                <w:szCs w:val="20"/>
+              </w:rPr>
+              <w:t xml:space="preserve">特売値引マスタ  【将来実装予定】  PK: STR_ID + EVNT_NBR + MBR_FG + PLU_ID</w:t>
+            </w:r>
+          </w:p>
+        </w:tc>
+      </w:tr>
+      <w:tr>
+        <w:tc>
+          <w:tcPr>
+            <w:tcW w:type="dxa" w:w="3600"/>
+            <w:tcBorders>
+              <w:top w:val="single" w:color="CCCCCC" w:sz="1"/>
+              <w:left w:val="single" w:color="CCCCCC" w:sz="1"/>
+              <w:bottom w:val="single" w:color="CCCCCC" w:sz="1"/>
+              <w:right w:val="single" w:color="CCCCCC" w:sz="1"/>
+            </w:tcBorders>
+            <w:shd w:fill="FFFFFF" w:val="clear"/>
+            <w:tcMar>
+              <w:top w:type="dxa" w:w="80"/>
+              <w:left w:type="dxa" w:w="120"/>
+              <w:bottom w:type="dxa" w:w="80"/>
+              <w:right w:type="dxa" w:w="120"/>
+            </w:tcMar>
+          </w:tcPr>
+          <w:p>
+            <w:r>
+              <w:rPr>
+                <w:rFonts w:ascii="Arial" w:cs="Arial" w:eastAsia="Arial" w:hAnsi="Arial"/>
+                <w:color w:val="333333"/>
+                <w:sz w:val="20"/>
+                <w:szCs w:val="20"/>
+              </w:rPr>
+              <w:t xml:space="preserve">03_GHBUNDLEM（03_GHBUNDLEMテーブル）</w:t>
+            </w:r>
+          </w:p>
+        </w:tc>
+        <w:tc>
+          <w:tcPr>
+            <w:tcW w:type="dxa" w:w="5760"/>
+            <w:tcBorders>
+              <w:top w:val="single" w:color="CCCCCC" w:sz="1"/>
+              <w:left w:val="single" w:color="CCCCCC" w:sz="1"/>
+              <w:bottom w:val="single" w:color="CCCCCC" w:sz="1"/>
+              <w:right w:val="single" w:color="CCCCCC" w:sz="1"/>
+            </w:tcBorders>
+            <w:shd w:fill="FFFFFF" w:val="clear"/>
+            <w:tcMar>
+              <w:top w:type="dxa" w:w="80"/>
+              <w:left w:type="dxa" w:w="120"/>
+              <w:bottom w:type="dxa" w:w="80"/>
+              <w:right w:type="dxa" w:w="120"/>
+            </w:tcMar>
+          </w:tcPr>
+          <w:p>
+            <w:r>
+              <w:rPr>
+                <w:rFonts w:ascii="Arial" w:cs="Arial" w:eastAsia="Arial" w:hAnsi="Arial"/>
+                <w:color w:val="333333"/>
+                <w:sz w:val="20"/>
+                <w:szCs w:val="20"/>
+              </w:rPr>
+              <w:t xml:space="preserve">組合せ(M&amp;M)マスタ  【将来実装予定】  PK: STR_ID + EVNT_NBR + PLU_ID</w:t>
+            </w:r>
+          </w:p>
+        </w:tc>
+      </w:tr>
+      <w:tr>
+        <w:tc>
+          <w:tcPr>
+            <w:tcW w:type="dxa" w:w="3600"/>
+            <w:tcBorders>
+              <w:top w:val="single" w:color="CCCCCC" w:sz="1"/>
+              <w:left w:val="single" w:color="CCCCCC" w:sz="1"/>
+              <w:bottom w:val="single" w:color="CCCCCC" w:sz="1"/>
+              <w:right w:val="single" w:color="CCCCCC" w:sz="1"/>
+            </w:tcBorders>
+            <w:shd w:fill="FFFFFF" w:val="clear"/>
+            <w:tcMar>
+              <w:top w:type="dxa" w:w="80"/>
+              <w:left w:type="dxa" w:w="120"/>
+              <w:bottom w:type="dxa" w:w="80"/>
+              <w:right w:type="dxa" w:w="120"/>
+            </w:tcMar>
+          </w:tcPr>
+          <w:p>
+            <w:r>
+              <w:rPr>
+                <w:rFonts w:ascii="Arial" w:cs="Arial" w:eastAsia="Arial" w:hAnsi="Arial"/>
+                <w:color w:val="333333"/>
+                <w:sz w:val="20"/>
+                <w:szCs w:val="20"/>
+              </w:rPr>
+              <w:t xml:space="preserve">04_GHEVENTM（04_GHEVENTMテーブル）</w:t>
+            </w:r>
+          </w:p>
+        </w:tc>
+        <w:tc>
+          <w:tcPr>
+            <w:tcW w:type="dxa" w:w="5760"/>
+            <w:tcBorders>
+              <w:top w:val="single" w:color="CCCCCC" w:sz="1"/>
+              <w:left w:val="single" w:color="CCCCCC" w:sz="1"/>
+              <w:bottom w:val="single" w:color="CCCCCC" w:sz="1"/>
+              <w:right w:val="single" w:color="CCCCCC" w:sz="1"/>
+            </w:tcBorders>
+            <w:shd w:fill="FFFFFF" w:val="clear"/>
+            <w:tcMar>
+              <w:top w:type="dxa" w:w="80"/>
+              <w:left w:type="dxa" w:w="120"/>
+              <w:bottom w:type="dxa" w:w="80"/>
+              <w:right w:type="dxa" w:w="120"/>
+            </w:tcMar>
+          </w:tcPr>
+          <w:p>
+            <w:r>
+              <w:rPr>
+                <w:rFonts w:ascii="Arial" w:cs="Arial" w:eastAsia="Arial" w:hAnsi="Arial"/>
+                <w:color w:val="333333"/>
+                <w:sz w:val="20"/>
+                <w:szCs w:val="20"/>
+              </w:rPr>
+              <w:t xml:space="preserve">企画マスタ  【将来実装予定】  PK: STR_ID + EVNT_NBR</w:t>
+            </w:r>
+          </w:p>
+        </w:tc>
+      </w:tr>
+      <w:tr>
+        <w:tc>
+          <w:tcPr>
+            <w:tcW w:type="dxa" w:w="3600"/>
+            <w:tcBorders>
+              <w:top w:val="single" w:color="CCCCCC" w:sz="1"/>
+              <w:left w:val="single" w:color="CCCCCC" w:sz="1"/>
+              <w:bottom w:val="single" w:color="CCCCCC" w:sz="1"/>
+              <w:right w:val="single" w:color="CCCCCC" w:sz="1"/>
+            </w:tcBorders>
+            <w:shd w:fill="FFFFFF" w:val="clear"/>
+            <w:tcMar>
+              <w:top w:type="dxa" w:w="80"/>
+              <w:left w:type="dxa" w:w="120"/>
+              <w:bottom w:type="dxa" w:w="80"/>
+              <w:right w:type="dxa" w:w="120"/>
+            </w:tcMar>
+          </w:tcPr>
+          <w:p>
+            <w:r>
+              <w:rPr>
+                <w:rFonts w:ascii="Arial" w:cs="Arial" w:eastAsia="Arial" w:hAnsi="Arial"/>
+                <w:color w:val="333333"/>
+                <w:sz w:val="20"/>
+                <w:szCs w:val="20"/>
+              </w:rPr>
+              <w:t xml:space="preserve">05_GMMDSEM（05_GMMDSEMテーブル）</w:t>
+            </w:r>
+          </w:p>
+        </w:tc>
+        <w:tc>
+          <w:tcPr>
+            <w:tcW w:type="dxa" w:w="5760"/>
+            <w:tcBorders>
+              <w:top w:val="single" w:color="CCCCCC" w:sz="1"/>
+              <w:left w:val="single" w:color="CCCCCC" w:sz="1"/>
+              <w:bottom w:val="single" w:color="CCCCCC" w:sz="1"/>
+              <w:right w:val="single" w:color="CCCCCC" w:sz="1"/>
+            </w:tcBorders>
+            <w:shd w:fill="FFFFFF" w:val="clear"/>
+            <w:tcMar>
+              <w:top w:type="dxa" w:w="80"/>
+              <w:left w:type="dxa" w:w="120"/>
+              <w:bottom w:type="dxa" w:w="80"/>
+              <w:right w:type="dxa" w:w="120"/>
+            </w:tcMar>
+          </w:tcPr>
+          <w:p>
+            <w:r>
+              <w:rPr>
+                <w:rFonts w:ascii="Arial" w:cs="Arial" w:eastAsia="Arial" w:hAnsi="Arial"/>
+                <w:color w:val="333333"/>
+                <w:sz w:val="20"/>
+                <w:szCs w:val="20"/>
+              </w:rPr>
+              <w:t xml:space="preserve">商品階層マスタ  【将来実装予定】  PK: STR_ID + MDSE_NBR1〜6</w:t>
+            </w:r>
+          </w:p>
+        </w:tc>
+      </w:tr>
+    </w:tbl>
+    <w:p>
+      <w:pPr>
+        <w:pBdr>
+          <w:bottom w:val="single" w:color="2E75B6" w:sz="6" w:space="1"/>
+        </w:pBdr>
+        <w:spacing w:before="240" w:after="80"/>
+      </w:pPr>
+      <w:r>
+        <w:rPr>
+          <w:rFonts w:ascii="Arial" w:cs="Arial" w:eastAsia="Arial" w:hAnsi="Arial"/>
+          <w:b/>
+          <w:bCs/>
+          <w:color w:val="2E75B6"/>
+          <w:sz w:val="24"/>
+          <w:szCs w:val="24"/>
+        </w:rPr>
+        <w:t xml:space="preserve">９－２　01_GHPLUM — 取込仕様（KasumiItemMasterImportJob）</w:t>
+      </w:r>
+    </w:p>
+    <w:p>
+      <w:pPr>
+        <w:spacing w:before="80" w:after="40"/>
+      </w:pPr>
+      <w:r>
+        <w:rPr>
+          <w:rFonts w:ascii="Arial" w:cs="Arial" w:eastAsia="Arial" w:hAnsi="Arial"/>
+          <w:sz w:val="22"/>
+          <w:szCs w:val="22"/>
+        </w:rPr>
+        <w:t xml:space="preserve">oc-import-data LambdaにKasumiItemMasterImportJobクラスとして実装済み。現在は未稼働（EventBridgeルール未設定）。稼働させる際は８－２の手順を参照。</w:t>
+      </w:r>
+    </w:p>
+    <w:p>
+      <w:pPr>
+        <w:spacing w:before="80" w:after="40"/>
+      </w:pPr>
+      <w:r>
+        <w:rPr>
+          <w:rFonts w:ascii="Arial" w:cs="Arial" w:eastAsia="Arial" w:hAnsi="Arial"/>
+          <w:sz w:val="22"/>
+          <w:szCs w:val="22"/>
+        </w:rPr>
+        <w:t xml:space="preserve">ファイル判定: GHPLUM_\d{14}.csv → KasumiItemMasterImportJob  /  DB: Replica_Kasumi_CHK / テーブル: MST_01_GHPLUM（PRD Aurora: 01_GHPLUM）</w:t>
+      </w:r>
+    </w:p>
+    <w:tbl>
+      <w:tblPr>
+        <w:tblW w:type="dxa" w:w="9360"/>
+        <w:tblBorders>
+          <w:top w:val="single" w:color="auto" w:sz="4"/>
+          <w:left w:val="single" w:color="auto" w:sz="4"/>
+          <w:bottom w:val="single" w:color="auto" w:sz="4"/>
+          <w:right w:val="single" w:color="auto" w:sz="4"/>
+          <w:insideH w:val="single" w:color="auto" w:sz="4"/>
+          <w:insideV w:val="single" w:color="auto" w:sz="4"/>
+        </w:tblBorders>
+      </w:tblPr>
+      <w:tblGrid>
+        <w:gridCol w:w="2400"/>
+        <w:gridCol w:w="2200"/>
+        <w:gridCol w:w="600"/>
+        <w:gridCol w:w="4160"/>
+      </w:tblGrid>
+      <w:tr>
+        <w:trPr>
+          <w:tblHeader/>
+        </w:trPr>
+        <w:tc>
+          <w:tcPr>
+            <w:tcW w:type="dxa" w:w="2400"/>
+            <w:tcBorders>
+              <w:top w:val="single" w:color="CCCCCC" w:sz="1"/>
+              <w:left w:val="single" w:color="CCCCCC" w:sz="1"/>
+              <w:bottom w:val="single" w:color="CCCCCC" w:sz="1"/>
+              <w:right w:val="single" w:color="CCCCCC" w:sz="1"/>
+            </w:tcBorders>
+            <w:shd w:fill="2E75B6" w:val="clear"/>
+            <w:tcMar>
+              <w:top w:type="dxa" w:w="80"/>
+              <w:left w:type="dxa" w:w="120"/>
+              <w:bottom w:type="dxa" w:w="80"/>
+              <w:right w:type="dxa" w:w="120"/>
+            </w:tcMar>
+          </w:tcPr>
+          <w:p>
+            <w:r>
+              <w:rPr>
+                <w:rFonts w:ascii="Arial" w:cs="Arial" w:eastAsia="Arial" w:hAnsi="Arial"/>
+                <w:b/>
+                <w:bCs/>
+                <w:color w:val="FFFFFF"/>
+                <w:sz w:val="20"/>
+                <w:szCs w:val="20"/>
+              </w:rPr>
+              <w:t xml:space="preserve">カラム名</w:t>
+            </w:r>
+          </w:p>
+        </w:tc>
+        <w:tc>
+          <w:tcPr>
+            <w:tcW w:type="dxa" w:w="2200"/>
+            <w:tcBorders>
+              <w:top w:val="single" w:color="CCCCCC" w:sz="1"/>
+              <w:left w:val="single" w:color="CCCCCC" w:sz="1"/>
+              <w:bottom w:val="single" w:color="CCCCCC" w:sz="1"/>
+              <w:right w:val="single" w:color="CCCCCC" w:sz="1"/>
+            </w:tcBorders>
+            <w:shd w:fill="2E75B6" w:val="clear"/>
+            <w:tcMar>
+              <w:top w:type="dxa" w:w="80"/>
+              <w:left w:type="dxa" w:w="120"/>
+              <w:bottom w:type="dxa" w:w="80"/>
+              <w:right w:type="dxa" w:w="120"/>
+            </w:tcMar>
+          </w:tcPr>
+          <w:p>
+            <w:r>
+              <w:rPr>
+                <w:rFonts w:ascii="Arial" w:cs="Arial" w:eastAsia="Arial" w:hAnsi="Arial"/>
+                <w:b/>
+                <w:bCs/>
+                <w:color w:val="FFFFFF"/>
+                <w:sz w:val="20"/>
+                <w:szCs w:val="20"/>
+              </w:rPr>
+              <w:t xml:space="preserve">型</w:t>
+            </w:r>
+          </w:p>
+        </w:tc>
+        <w:tc>
+          <w:tcPr>
+            <w:tcW w:type="dxa" w:w="600"/>
+            <w:tcBorders>
+              <w:top w:val="single" w:color="CCCCCC" w:sz="1"/>
+              <w:left w:val="single" w:color="CCCCCC" w:sz="1"/>
+              <w:bottom w:val="single" w:color="CCCCCC" w:sz="1"/>
+              <w:right w:val="single" w:color="CCCCCC" w:sz="1"/>
+            </w:tcBorders>
+            <w:shd w:fill="2E75B6" w:val="clear"/>
+            <w:tcMar>
+              <w:top w:type="dxa" w:w="80"/>
+              <w:left w:type="dxa" w:w="120"/>
+              <w:bottom w:type="dxa" w:w="80"/>
+              <w:right w:type="dxa" w:w="120"/>
+            </w:tcMar>
+          </w:tcPr>
+          <w:p>
+            <w:r>
+              <w:rPr>
+                <w:rFonts w:ascii="Arial" w:cs="Arial" w:eastAsia="Arial" w:hAnsi="Arial"/>
+                <w:b/>
+                <w:bCs/>
+                <w:color w:val="FFFFFF"/>
+                <w:sz w:val="20"/>
+                <w:szCs w:val="20"/>
+              </w:rPr>
+              <w:t xml:space="preserve">PK</w:t>
+            </w:r>
+          </w:p>
+        </w:tc>
+        <w:tc>
+          <w:tcPr>
+            <w:tcW w:type="dxa" w:w="4160"/>
+            <w:tcBorders>
+              <w:top w:val="single" w:color="CCCCCC" w:sz="1"/>
+              <w:left w:val="single" w:color="CCCCCC" w:sz="1"/>
+              <w:bottom w:val="single" w:color="CCCCCC" w:sz="1"/>
+              <w:right w:val="single" w:color="CCCCCC" w:sz="1"/>
+            </w:tcBorders>
+            <w:shd w:fill="2E75B6" w:val="clear"/>
+            <w:tcMar>
+              <w:top w:type="dxa" w:w="80"/>
+              <w:left w:type="dxa" w:w="120"/>
+              <w:bottom w:type="dxa" w:w="80"/>
+              <w:right w:type="dxa" w:w="120"/>
+            </w:tcMar>
+          </w:tcPr>
+          <w:p>
+            <w:r>
+              <w:rPr>
+                <w:rFonts w:ascii="Arial" w:cs="Arial" w:eastAsia="Arial" w:hAnsi="Arial"/>
+                <w:b/>
+                <w:bCs/>
+                <w:color w:val="FFFFFF"/>
+                <w:sz w:val="20"/>
+                <w:szCs w:val="20"/>
+              </w:rPr>
+              <w:t xml:space="preserve">内容</w:t>
+            </w:r>
+          </w:p>
+        </w:tc>
+      </w:tr>
+      <w:tr>
+        <w:tc>
+          <w:tcPr>
+            <w:tcW w:type="dxa" w:w="2400"/>
+            <w:tcBorders>
+              <w:top w:val="single" w:color="CCCCCC" w:sz="1"/>
+              <w:left w:val="single" w:color="CCCCCC" w:sz="1"/>
+              <w:bottom w:val="single" w:color="CCCCCC" w:sz="1"/>
+              <w:right w:val="single" w:color="CCCCCC" w:sz="1"/>
+            </w:tcBorders>
+            <w:shd w:fill="F5F5F5" w:val="clear"/>
+            <w:tcMar>
+              <w:top w:type="dxa" w:w="80"/>
+              <w:left w:type="dxa" w:w="120"/>
+              <w:bottom w:type="dxa" w:w="80"/>
+              <w:right w:type="dxa" w:w="120"/>
+            </w:tcMar>
+          </w:tcPr>
+          <w:p>
+            <w:r>
+              <w:rPr>
+                <w:rFonts w:ascii="Arial" w:cs="Arial" w:eastAsia="Arial" w:hAnsi="Arial"/>
+                <w:b/>
+                <w:bCs/>
+                <w:color w:val="333333"/>
+                <w:sz w:val="20"/>
+                <w:szCs w:val="20"/>
+              </w:rPr>
+              <w:t xml:space="preserve">STR_ID</w:t>
+            </w:r>
+          </w:p>
+        </w:tc>
+        <w:tc>
+          <w:tcPr>
+            <w:tcW w:type="dxa" w:w="2200"/>
+            <w:tcBorders>
+              <w:top w:val="single" w:color="CCCCCC" w:sz="1"/>
+              <w:left w:val="single" w:color="CCCCCC" w:sz="1"/>
+              <w:bottom w:val="single" w:color="CCCCCC" w:sz="1"/>
+              <w:right w:val="single" w:color="CCCCCC" w:sz="1"/>
+            </w:tcBorders>
+            <w:shd w:fill="FFFFFF" w:val="clear"/>
+            <w:tcMar>
+              <w:top w:type="dxa" w:w="80"/>
+              <w:left w:type="dxa" w:w="120"/>
+              <w:bottom w:type="dxa" w:w="80"/>
+              <w:right w:type="dxa" w:w="120"/>
+            </w:tcMar>
+          </w:tcPr>
+          <w:p>
+            <w:r>
+              <w:rPr>
+                <w:rFonts w:ascii="Arial" w:cs="Arial" w:eastAsia="Arial" w:hAnsi="Arial"/>
+                <w:color w:val="333333"/>
+                <w:sz w:val="20"/>
+                <w:szCs w:val="20"/>
+              </w:rPr>
+              <w:t xml:space="preserve">int NOT NULL</w:t>
+            </w:r>
+          </w:p>
+        </w:tc>
+        <w:tc>
+          <w:tcPr>
+            <w:tcW w:type="dxa" w:w="600"/>
+            <w:tcBorders>
+              <w:top w:val="single" w:color="CCCCCC" w:sz="1"/>
+              <w:left w:val="single" w:color="CCCCCC" w:sz="1"/>
+              <w:bottom w:val="single" w:color="CCCCCC" w:sz="1"/>
+              <w:right w:val="single" w:color="CCCCCC" w:sz="1"/>
+            </w:tcBorders>
+            <w:shd w:fill="FFFFFF" w:val="clear"/>
+            <w:tcMar>
+              <w:top w:type="dxa" w:w="80"/>
+              <w:left w:type="dxa" w:w="120"/>
+              <w:bottom w:type="dxa" w:w="80"/>
+              <w:right w:type="dxa" w:w="120"/>
+            </w:tcMar>
+          </w:tcPr>
+          <w:p>
+            <w:r>
+              <w:rPr>
+                <w:rFonts w:ascii="Arial" w:cs="Arial" w:eastAsia="Arial" w:hAnsi="Arial"/>
+                <w:color w:val="333333"/>
+                <w:sz w:val="20"/>
+                <w:szCs w:val="20"/>
+              </w:rPr>
+              <w:t xml:space="preserve">PK</w:t>
+            </w:r>
+          </w:p>
+        </w:tc>
+        <w:tc>
+          <w:tcPr>
+            <w:tcW w:type="dxa" w:w="4160"/>
+            <w:tcBorders>
+              <w:top w:val="single" w:color="CCCCCC" w:sz="1"/>
+              <w:left w:val="single" w:color="CCCCCC" w:sz="1"/>
+              <w:bottom w:val="single" w:color="CCCCCC" w:sz="1"/>
+              <w:right w:val="single" w:color="CCCCCC" w:sz="1"/>
+            </w:tcBorders>
+            <w:shd w:fill="FFFFFF" w:val="clear"/>
+            <w:tcMar>
+              <w:top w:type="dxa" w:w="80"/>
+              <w:left w:type="dxa" w:w="120"/>
+              <w:bottom w:type="dxa" w:w="80"/>
+              <w:right w:type="dxa" w:w="120"/>
+            </w:tcMar>
+          </w:tcPr>
+          <w:p>
+            <w:r>
+              <w:rPr>
+                <w:rFonts w:ascii="Arial" w:cs="Arial" w:eastAsia="Arial" w:hAnsi="Arial"/>
+                <w:color w:val="333333"/>
+                <w:sz w:val="20"/>
+                <w:szCs w:val="20"/>
+              </w:rPr>
+              <w:t xml:space="preserve">店舗コード</w:t>
+            </w:r>
+          </w:p>
+        </w:tc>
+      </w:tr>
+      <w:tr>
+        <w:tc>
+          <w:tcPr>
+            <w:tcW w:type="dxa" w:w="2400"/>
+            <w:tcBorders>
+              <w:top w:val="single" w:color="CCCCCC" w:sz="1"/>
+              <w:left w:val="single" w:color="CCCCCC" w:sz="1"/>
+              <w:bottom w:val="single" w:color="CCCCCC" w:sz="1"/>
+              <w:right w:val="single" w:color="CCCCCC" w:sz="1"/>
+            </w:tcBorders>
+            <w:shd w:fill="F5F5F5" w:val="clear"/>
+            <w:tcMar>
+              <w:top w:type="dxa" w:w="80"/>
+              <w:left w:type="dxa" w:w="120"/>
+              <w:bottom w:type="dxa" w:w="80"/>
+              <w:right w:type="dxa" w:w="120"/>
+            </w:tcMar>
+          </w:tcPr>
+          <w:p>
+            <w:r>
+              <w:rPr>
+                <w:rFonts w:ascii="Arial" w:cs="Arial" w:eastAsia="Arial" w:hAnsi="Arial"/>
+                <w:b/>
+                <w:bCs/>
+                <w:color w:val="333333"/>
+                <w:sz w:val="20"/>
+                <w:szCs w:val="20"/>
+              </w:rPr>
+              <w:t xml:space="preserve">SCAN_ID</w:t>
+            </w:r>
+          </w:p>
+        </w:tc>
+        <w:tc>
+          <w:tcPr>
+            <w:tcW w:type="dxa" w:w="2200"/>
+            <w:tcBorders>
+              <w:top w:val="single" w:color="CCCCCC" w:sz="1"/>
+              <w:left w:val="single" w:color="CCCCCC" w:sz="1"/>
+              <w:bottom w:val="single" w:color="CCCCCC" w:sz="1"/>
+              <w:right w:val="single" w:color="CCCCCC" w:sz="1"/>
+            </w:tcBorders>
+            <w:shd w:fill="FFFFFF" w:val="clear"/>
+            <w:tcMar>
+              <w:top w:type="dxa" w:w="80"/>
+              <w:left w:type="dxa" w:w="120"/>
+              <w:bottom w:type="dxa" w:w="80"/>
+              <w:right w:type="dxa" w:w="120"/>
+            </w:tcMar>
+          </w:tcPr>
+          <w:p>
+            <w:r>
+              <w:rPr>
+                <w:rFonts w:ascii="Arial" w:cs="Arial" w:eastAsia="Arial" w:hAnsi="Arial"/>
+                <w:color w:val="333333"/>
+                <w:sz w:val="20"/>
+                <w:szCs w:val="20"/>
+              </w:rPr>
+              <w:t xml:space="preserve">varchar(24) NOT NULL</w:t>
+            </w:r>
+          </w:p>
+        </w:tc>
+        <w:tc>
+          <w:tcPr>
+            <w:tcW w:type="dxa" w:w="600"/>
+            <w:tcBorders>
+              <w:top w:val="single" w:color="CCCCCC" w:sz="1"/>
+              <w:left w:val="single" w:color="CCCCCC" w:sz="1"/>
+              <w:bottom w:val="single" w:color="CCCCCC" w:sz="1"/>
+              <w:right w:val="single" w:color="CCCCCC" w:sz="1"/>
+            </w:tcBorders>
+            <w:shd w:fill="FFFFFF" w:val="clear"/>
+            <w:tcMar>
+              <w:top w:type="dxa" w:w="80"/>
+              <w:left w:type="dxa" w:w="120"/>
+              <w:bottom w:type="dxa" w:w="80"/>
+              <w:right w:type="dxa" w:w="120"/>
+            </w:tcMar>
+          </w:tcPr>
+          <w:p>
+            <w:r>
+              <w:rPr>
+                <w:rFonts w:ascii="Arial" w:cs="Arial" w:eastAsia="Arial" w:hAnsi="Arial"/>
+                <w:color w:val="333333"/>
+                <w:sz w:val="20"/>
+                <w:szCs w:val="20"/>
+              </w:rPr>
+              <w:t xml:space="preserve">PK</w:t>
+            </w:r>
+          </w:p>
+        </w:tc>
+        <w:tc>
+          <w:tcPr>
+            <w:tcW w:type="dxa" w:w="4160"/>
+            <w:tcBorders>
+              <w:top w:val="single" w:color="CCCCCC" w:sz="1"/>
+              <w:left w:val="single" w:color="CCCCCC" w:sz="1"/>
+              <w:bottom w:val="single" w:color="CCCCCC" w:sz="1"/>
+              <w:right w:val="single" w:color="CCCCCC" w:sz="1"/>
+            </w:tcBorders>
+            <w:shd w:fill="FFFFFF" w:val="clear"/>
+            <w:tcMar>
+              <w:top w:type="dxa" w:w="80"/>
+              <w:left w:type="dxa" w:w="120"/>
+              <w:bottom w:type="dxa" w:w="80"/>
+              <w:right w:type="dxa" w:w="120"/>
+            </w:tcMar>
+          </w:tcPr>
+          <w:p>
+            <w:r>
+              <w:rPr>
+                <w:rFonts w:ascii="Arial" w:cs="Arial" w:eastAsia="Arial" w:hAnsi="Arial"/>
+                <w:color w:val="333333"/>
+                <w:sz w:val="20"/>
+                <w:szCs w:val="20"/>
+              </w:rPr>
+              <w:t xml:space="preserve">スキャンコード</w:t>
+            </w:r>
+          </w:p>
+        </w:tc>
+      </w:tr>
+      <w:tr>
+        <w:tc>
+          <w:tcPr>
+            <w:tcW w:type="dxa" w:w="2400"/>
+            <w:tcBorders>
+              <w:top w:val="single" w:color="CCCCCC" w:sz="1"/>
+              <w:left w:val="single" w:color="CCCCCC" w:sz="1"/>
+              <w:bottom w:val="single" w:color="CCCCCC" w:sz="1"/>
+              <w:right w:val="single" w:color="CCCCCC" w:sz="1"/>
+            </w:tcBorders>
+            <w:shd w:fill="F5F5F5" w:val="clear"/>
+            <w:tcMar>
+              <w:top w:type="dxa" w:w="80"/>
+              <w:left w:type="dxa" w:w="120"/>
+              <w:bottom w:type="dxa" w:w="80"/>
+              <w:right w:type="dxa" w:w="120"/>
+            </w:tcMar>
+          </w:tcPr>
+          <w:p>
+            <w:r>
+              <w:rPr>
+                <w:rFonts w:ascii="Arial" w:cs="Arial" w:eastAsia="Arial" w:hAnsi="Arial"/>
+                <w:b/>
+                <w:bCs/>
+                <w:color w:val="333333"/>
+                <w:sz w:val="20"/>
+                <w:szCs w:val="20"/>
+              </w:rPr>
+              <w:t xml:space="preserve">P_SCAN_ID</w:t>
+            </w:r>
+          </w:p>
+        </w:tc>
+        <w:tc>
+          <w:tcPr>
+            <w:tcW w:type="dxa" w:w="2200"/>
+            <w:tcBorders>
+              <w:top w:val="single" w:color="CCCCCC" w:sz="1"/>
+              <w:left w:val="single" w:color="CCCCCC" w:sz="1"/>
+              <w:bottom w:val="single" w:color="CCCCCC" w:sz="1"/>
+              <w:right w:val="single" w:color="CCCCCC" w:sz="1"/>
+            </w:tcBorders>
+            <w:shd w:fill="FFFFFF" w:val="clear"/>
+            <w:tcMar>
+              <w:top w:type="dxa" w:w="80"/>
+              <w:left w:type="dxa" w:w="120"/>
+              <w:bottom w:type="dxa" w:w="80"/>
+              <w:right w:type="dxa" w:w="120"/>
+            </w:tcMar>
+          </w:tcPr>
+          <w:p>
+            <w:r>
+              <w:rPr>
+                <w:rFonts w:ascii="Arial" w:cs="Arial" w:eastAsia="Arial" w:hAnsi="Arial"/>
+                <w:color w:val="333333"/>
+                <w:sz w:val="20"/>
+                <w:szCs w:val="20"/>
+              </w:rPr>
+              <w:t xml:space="preserve">varchar(24)</w:t>
+            </w:r>
+          </w:p>
+        </w:tc>
+        <w:tc>
+          <w:tcPr>
+            <w:tcW w:type="dxa" w:w="600"/>
+            <w:tcBorders>
+              <w:top w:val="single" w:color="CCCCCC" w:sz="1"/>
+              <w:left w:val="single" w:color="CCCCCC" w:sz="1"/>
+              <w:bottom w:val="single" w:color="CCCCCC" w:sz="1"/>
+              <w:right w:val="single" w:color="CCCCCC" w:sz="1"/>
+            </w:tcBorders>
+            <w:shd w:fill="FFFFFF" w:val="clear"/>
+            <w:tcMar>
+              <w:top w:type="dxa" w:w="80"/>
+              <w:left w:type="dxa" w:w="120"/>
+              <w:bottom w:type="dxa" w:w="80"/>
+              <w:right w:type="dxa" w:w="120"/>
+            </w:tcMar>
+          </w:tcPr>
+          <w:p>
+            <w:r>
+              <w:rPr>
+                <w:rFonts w:ascii="Arial" w:cs="Arial" w:eastAsia="Arial" w:hAnsi="Arial"/>
+                <w:color w:val="333333"/>
+                <w:sz w:val="20"/>
+                <w:szCs w:val="20"/>
+              </w:rPr>
+              <w:t xml:space="preserve">-</w:t>
+            </w:r>
+          </w:p>
+        </w:tc>
+        <w:tc>
+          <w:tcPr>
+            <w:tcW w:type="dxa" w:w="4160"/>
+            <w:tcBorders>
+              <w:top w:val="single" w:color="CCCCCC" w:sz="1"/>
+              <w:left w:val="single" w:color="CCCCCC" w:sz="1"/>
+              <w:bottom w:val="single" w:color="CCCCCC" w:sz="1"/>
+              <w:right w:val="single" w:color="CCCCCC" w:sz="1"/>
+            </w:tcBorders>
+            <w:shd w:fill="FFFFFF" w:val="clear"/>
+            <w:tcMar>
+              <w:top w:type="dxa" w:w="80"/>
+              <w:left w:type="dxa" w:w="120"/>
+              <w:bottom w:type="dxa" w:w="80"/>
+              <w:right w:type="dxa" w:w="120"/>
+            </w:tcMar>
+          </w:tcPr>
+          <w:p>
+            <w:r>
+              <w:rPr>
+                <w:rFonts w:ascii="Arial" w:cs="Arial" w:eastAsia="Arial" w:hAnsi="Arial"/>
+                <w:color w:val="333333"/>
+                <w:sz w:val="20"/>
+                <w:szCs w:val="20"/>
+              </w:rPr>
+              <w:t xml:space="preserve">販売コード（親JAN）</w:t>
+            </w:r>
+          </w:p>
+        </w:tc>
+      </w:tr>
+      <w:tr>
+        <w:tc>
+          <w:tcPr>
+            <w:tcW w:type="dxa" w:w="2400"/>
+            <w:tcBorders>
+              <w:top w:val="single" w:color="CCCCCC" w:sz="1"/>
+              <w:left w:val="single" w:color="CCCCCC" w:sz="1"/>
+              <w:bottom w:val="single" w:color="CCCCCC" w:sz="1"/>
+              <w:right w:val="single" w:color="CCCCCC" w:sz="1"/>
+            </w:tcBorders>
+            <w:shd w:fill="F5F5F5" w:val="clear"/>
+            <w:tcMar>
+              <w:top w:type="dxa" w:w="80"/>
+              <w:left w:type="dxa" w:w="120"/>
+              <w:bottom w:type="dxa" w:w="80"/>
+              <w:right w:type="dxa" w:w="120"/>
+            </w:tcMar>
+          </w:tcPr>
+          <w:p>
+            <w:r>
+              <w:rPr>
+                <w:rFonts w:ascii="Arial" w:cs="Arial" w:eastAsia="Arial" w:hAnsi="Arial"/>
+                <w:b/>
+                <w:bCs/>
+                <w:color w:val="333333"/>
+                <w:sz w:val="20"/>
+                <w:szCs w:val="20"/>
+              </w:rPr>
+              <w:t xml:space="preserve">PLU_ID</w:t>
+            </w:r>
+          </w:p>
+        </w:tc>
+        <w:tc>
+          <w:tcPr>
+            <w:tcW w:type="dxa" w:w="2200"/>
+            <w:tcBorders>
+              <w:top w:val="single" w:color="CCCCCC" w:sz="1"/>
+              <w:left w:val="single" w:color="CCCCCC" w:sz="1"/>
+              <w:bottom w:val="single" w:color="CCCCCC" w:sz="1"/>
+              <w:right w:val="single" w:color="CCCCCC" w:sz="1"/>
+            </w:tcBorders>
+            <w:shd w:fill="FFFFFF" w:val="clear"/>
+            <w:tcMar>
+              <w:top w:type="dxa" w:w="80"/>
+              <w:left w:type="dxa" w:w="120"/>
+              <w:bottom w:type="dxa" w:w="80"/>
+              <w:right w:type="dxa" w:w="120"/>
+            </w:tcMar>
+          </w:tcPr>
+          <w:p>
+            <w:r>
+              <w:rPr>
+                <w:rFonts w:ascii="Arial" w:cs="Arial" w:eastAsia="Arial" w:hAnsi="Arial"/>
+                <w:color w:val="333333"/>
+                <w:sz w:val="20"/>
+                <w:szCs w:val="20"/>
+              </w:rPr>
+              <w:t xml:space="preserve">varchar(24)</w:t>
+            </w:r>
+          </w:p>
+        </w:tc>
+        <w:tc>
+          <w:tcPr>
+            <w:tcW w:type="dxa" w:w="600"/>
+            <w:tcBorders>
+              <w:top w:val="single" w:color="CCCCCC" w:sz="1"/>
+              <w:left w:val="single" w:color="CCCCCC" w:sz="1"/>
+              <w:bottom w:val="single" w:color="CCCCCC" w:sz="1"/>
+              <w:right w:val="single" w:color="CCCCCC" w:sz="1"/>
+            </w:tcBorders>
+            <w:shd w:fill="FFFFFF" w:val="clear"/>
+            <w:tcMar>
+              <w:top w:type="dxa" w:w="80"/>
+              <w:left w:type="dxa" w:w="120"/>
+              <w:bottom w:type="dxa" w:w="80"/>
+              <w:right w:type="dxa" w:w="120"/>
+            </w:tcMar>
+          </w:tcPr>
+          <w:p>
+            <w:r>
+              <w:rPr>
+                <w:rFonts w:ascii="Arial" w:cs="Arial" w:eastAsia="Arial" w:hAnsi="Arial"/>
+                <w:color w:val="333333"/>
+                <w:sz w:val="20"/>
+                <w:szCs w:val="20"/>
+              </w:rPr>
+              <w:t xml:space="preserve">-</w:t>
+            </w:r>
+          </w:p>
+        </w:tc>
+        <w:tc>
+          <w:tcPr>
+            <w:tcW w:type="dxa" w:w="4160"/>
+            <w:tcBorders>
+              <w:top w:val="single" w:color="CCCCCC" w:sz="1"/>
+              <w:left w:val="single" w:color="CCCCCC" w:sz="1"/>
+              <w:bottom w:val="single" w:color="CCCCCC" w:sz="1"/>
+              <w:right w:val="single" w:color="CCCCCC" w:sz="1"/>
+            </w:tcBorders>
+            <w:shd w:fill="FFFFFF" w:val="clear"/>
+            <w:tcMar>
+              <w:top w:type="dxa" w:w="80"/>
+              <w:left w:type="dxa" w:w="120"/>
+              <w:bottom w:type="dxa" w:w="80"/>
+              <w:right w:type="dxa" w:w="120"/>
+            </w:tcMar>
+          </w:tcPr>
+          <w:p>
+            <w:r>
+              <w:rPr>
+                <w:rFonts w:ascii="Arial" w:cs="Arial" w:eastAsia="Arial" w:hAnsi="Arial"/>
+                <w:color w:val="333333"/>
+                <w:sz w:val="20"/>
+                <w:szCs w:val="20"/>
+              </w:rPr>
+              <w:t xml:space="preserve">商品コード</w:t>
+            </w:r>
+          </w:p>
+        </w:tc>
+      </w:tr>
+      <w:tr>
+        <w:tc>
+          <w:tcPr>
+            <w:tcW w:type="dxa" w:w="2400"/>
+            <w:tcBorders>
+              <w:top w:val="single" w:color="CCCCCC" w:sz="1"/>
+              <w:left w:val="single" w:color="CCCCCC" w:sz="1"/>
+              <w:bottom w:val="single" w:color="CCCCCC" w:sz="1"/>
+              <w:right w:val="single" w:color="CCCCCC" w:sz="1"/>
+            </w:tcBorders>
+            <w:shd w:fill="F5F5F5" w:val="clear"/>
+            <w:tcMar>
+              <w:top w:type="dxa" w:w="80"/>
+              <w:left w:type="dxa" w:w="120"/>
+              <w:bottom w:type="dxa" w:w="80"/>
+              <w:right w:type="dxa" w:w="120"/>
+            </w:tcMar>
+          </w:tcPr>
+          <w:p>
+            <w:r>
+              <w:rPr>
+                <w:rFonts w:ascii="Arial" w:cs="Arial" w:eastAsia="Arial" w:hAnsi="Arial"/>
+                <w:b/>
+                <w:bCs/>
+                <w:color w:val="333333"/>
+                <w:sz w:val="20"/>
+                <w:szCs w:val="20"/>
+              </w:rPr>
+              <w:t xml:space="preserve">DSPL_DESCR</w:t>
+            </w:r>
+          </w:p>
+        </w:tc>
+        <w:tc>
+          <w:tcPr>
+            <w:tcW w:type="dxa" w:w="2200"/>
+            <w:tcBorders>
+              <w:top w:val="single" w:color="CCCCCC" w:sz="1"/>
+              <w:left w:val="single" w:color="CCCCCC" w:sz="1"/>
+              <w:bottom w:val="single" w:color="CCCCCC" w:sz="1"/>
+              <w:right w:val="single" w:color="CCCCCC" w:sz="1"/>
+            </w:tcBorders>
+            <w:shd w:fill="FFFFFF" w:val="clear"/>
+            <w:tcMar>
+              <w:top w:type="dxa" w:w="80"/>
+              <w:left w:type="dxa" w:w="120"/>
+              <w:bottom w:type="dxa" w:w="80"/>
+              <w:right w:type="dxa" w:w="120"/>
+            </w:tcMar>
+          </w:tcPr>
+          <w:p>
+            <w:r>
+              <w:rPr>
+                <w:rFonts w:ascii="Arial" w:cs="Arial" w:eastAsia="Arial" w:hAnsi="Arial"/>
+                <w:color w:val="333333"/>
+                <w:sz w:val="20"/>
+                <w:szCs w:val="20"/>
+              </w:rPr>
+              <w:t xml:space="preserve">varchar(40)</w:t>
+            </w:r>
+          </w:p>
+        </w:tc>
+        <w:tc>
+          <w:tcPr>
+            <w:tcW w:type="dxa" w:w="600"/>
+            <w:tcBorders>
+              <w:top w:val="single" w:color="CCCCCC" w:sz="1"/>
+              <w:left w:val="single" w:color="CCCCCC" w:sz="1"/>
+              <w:bottom w:val="single" w:color="CCCCCC" w:sz="1"/>
+              <w:right w:val="single" w:color="CCCCCC" w:sz="1"/>
+            </w:tcBorders>
+            <w:shd w:fill="FFFFFF" w:val="clear"/>
+            <w:tcMar>
+              <w:top w:type="dxa" w:w="80"/>
+              <w:left w:type="dxa" w:w="120"/>
+              <w:bottom w:type="dxa" w:w="80"/>
+              <w:right w:type="dxa" w:w="120"/>
+            </w:tcMar>
+          </w:tcPr>
+          <w:p>
+            <w:r>
+              <w:rPr>
+                <w:rFonts w:ascii="Arial" w:cs="Arial" w:eastAsia="Arial" w:hAnsi="Arial"/>
+                <w:color w:val="333333"/>
+                <w:sz w:val="20"/>
+                <w:szCs w:val="20"/>
+              </w:rPr>
+              <w:t xml:space="preserve">-</w:t>
+            </w:r>
+          </w:p>
+        </w:tc>
+        <w:tc>
+          <w:tcPr>
+            <w:tcW w:type="dxa" w:w="4160"/>
+            <w:tcBorders>
+              <w:top w:val="single" w:color="CCCCCC" w:sz="1"/>
+              <w:left w:val="single" w:color="CCCCCC" w:sz="1"/>
+              <w:bottom w:val="single" w:color="CCCCCC" w:sz="1"/>
+              <w:right w:val="single" w:color="CCCCCC" w:sz="1"/>
+            </w:tcBorders>
+            <w:shd w:fill="FFFFFF" w:val="clear"/>
+            <w:tcMar>
+              <w:top w:type="dxa" w:w="80"/>
+              <w:left w:type="dxa" w:w="120"/>
+              <w:bottom w:type="dxa" w:w="80"/>
+              <w:right w:type="dxa" w:w="120"/>
+            </w:tcMar>
+          </w:tcPr>
+          <w:p>
+            <w:r>
+              <w:rPr>
+                <w:rFonts w:ascii="Arial" w:cs="Arial" w:eastAsia="Arial" w:hAnsi="Arial"/>
+                <w:color w:val="333333"/>
+                <w:sz w:val="20"/>
+                <w:szCs w:val="20"/>
+              </w:rPr>
+              <w:t xml:space="preserve">単品名称</w:t>
+            </w:r>
+          </w:p>
+        </w:tc>
+      </w:tr>
+      <w:tr>
+        <w:tc>
+          <w:tcPr>
+            <w:tcW w:type="dxa" w:w="2400"/>
+            <w:tcBorders>
+              <w:top w:val="single" w:color="CCCCCC" w:sz="1"/>
+              <w:left w:val="single" w:color="CCCCCC" w:sz="1"/>
+              <w:bottom w:val="single" w:color="CCCCCC" w:sz="1"/>
+              <w:right w:val="single" w:color="CCCCCC" w:sz="1"/>
+            </w:tcBorders>
+            <w:shd w:fill="F5F5F5" w:val="clear"/>
+            <w:tcMar>
+              <w:top w:type="dxa" w:w="80"/>
+              <w:left w:type="dxa" w:w="120"/>
+              <w:bottom w:type="dxa" w:w="80"/>
+              <w:right w:type="dxa" w:w="120"/>
+            </w:tcMar>
+          </w:tcPr>
+          <w:p>
+            <w:r>
+              <w:rPr>
+                <w:rFonts w:ascii="Arial" w:cs="Arial" w:eastAsia="Arial" w:hAnsi="Arial"/>
+                <w:b/>
+                <w:bCs/>
+                <w:color w:val="333333"/>
+                <w:sz w:val="20"/>
+                <w:szCs w:val="20"/>
+              </w:rPr>
+              <w:t xml:space="preserve">DCPT_DESCR</w:t>
+            </w:r>
+          </w:p>
+        </w:tc>
+        <w:tc>
+          <w:tcPr>
+            <w:tcW w:type="dxa" w:w="2200"/>
+            <w:tcBorders>
+              <w:top w:val="single" w:color="CCCCCC" w:sz="1"/>
+              <w:left w:val="single" w:color="CCCCCC" w:sz="1"/>
+              <w:bottom w:val="single" w:color="CCCCCC" w:sz="1"/>
+              <w:right w:val="single" w:color="CCCCCC" w:sz="1"/>
+            </w:tcBorders>
+            <w:shd w:fill="FFFFFF" w:val="clear"/>
+            <w:tcMar>
+              <w:top w:type="dxa" w:w="80"/>
+              <w:left w:type="dxa" w:w="120"/>
+              <w:bottom w:type="dxa" w:w="80"/>
+              <w:right w:type="dxa" w:w="120"/>
+            </w:tcMar>
+          </w:tcPr>
+          <w:p>
+            <w:r>
+              <w:rPr>
+                <w:rFonts w:ascii="Arial" w:cs="Arial" w:eastAsia="Arial" w:hAnsi="Arial"/>
+                <w:color w:val="333333"/>
+                <w:sz w:val="20"/>
+                <w:szCs w:val="20"/>
+              </w:rPr>
+              <w:t xml:space="preserve">varchar(20)</w:t>
+            </w:r>
+          </w:p>
+        </w:tc>
+        <w:tc>
+          <w:tcPr>
+            <w:tcW w:type="dxa" w:w="600"/>
+            <w:tcBorders>
+              <w:top w:val="single" w:color="CCCCCC" w:sz="1"/>
+              <w:left w:val="single" w:color="CCCCCC" w:sz="1"/>
+              <w:bottom w:val="single" w:color="CCCCCC" w:sz="1"/>
+              <w:right w:val="single" w:color="CCCCCC" w:sz="1"/>
+            </w:tcBorders>
+            <w:shd w:fill="FFFFFF" w:val="clear"/>
+            <w:tcMar>
+              <w:top w:type="dxa" w:w="80"/>
+              <w:left w:type="dxa" w:w="120"/>
+              <w:bottom w:type="dxa" w:w="80"/>
+              <w:right w:type="dxa" w:w="120"/>
+            </w:tcMar>
+          </w:tcPr>
+          <w:p>
+            <w:r>
+              <w:rPr>
+                <w:rFonts w:ascii="Arial" w:cs="Arial" w:eastAsia="Arial" w:hAnsi="Arial"/>
+                <w:color w:val="333333"/>
+                <w:sz w:val="20"/>
+                <w:szCs w:val="20"/>
+              </w:rPr>
+              <w:t xml:space="preserve">-</w:t>
+            </w:r>
+          </w:p>
+        </w:tc>
+        <w:tc>
+          <w:tcPr>
+            <w:tcW w:type="dxa" w:w="4160"/>
+            <w:tcBorders>
+              <w:top w:val="single" w:color="CCCCCC" w:sz="1"/>
+              <w:left w:val="single" w:color="CCCCCC" w:sz="1"/>
+              <w:bottom w:val="single" w:color="CCCCCC" w:sz="1"/>
+              <w:right w:val="single" w:color="CCCCCC" w:sz="1"/>
+            </w:tcBorders>
+            <w:shd w:fill="FFFFFF" w:val="clear"/>
+            <w:tcMar>
+              <w:top w:type="dxa" w:w="80"/>
+              <w:left w:type="dxa" w:w="120"/>
+              <w:bottom w:type="dxa" w:w="80"/>
+              <w:right w:type="dxa" w:w="120"/>
+            </w:tcMar>
+          </w:tcPr>
+          <w:p>
+            <w:r>
+              <w:rPr>
+                <w:rFonts w:ascii="Arial" w:cs="Arial" w:eastAsia="Arial" w:hAnsi="Arial"/>
+                <w:color w:val="333333"/>
+                <w:sz w:val="20"/>
+                <w:szCs w:val="20"/>
+              </w:rPr>
+              <w:t xml:space="preserve">レシート記述名</w:t>
+            </w:r>
+          </w:p>
+        </w:tc>
+      </w:tr>
+      <w:tr>
+        <w:tc>
+          <w:tcPr>
+            <w:tcW w:type="dxa" w:w="2400"/>
+            <w:tcBorders>
+              <w:top w:val="single" w:color="CCCCCC" w:sz="1"/>
+              <w:left w:val="single" w:color="CCCCCC" w:sz="1"/>
+              <w:bottom w:val="single" w:color="CCCCCC" w:sz="1"/>
+              <w:right w:val="single" w:color="CCCCCC" w:sz="1"/>
+            </w:tcBorders>
+            <w:shd w:fill="F5F5F5" w:val="clear"/>
+            <w:tcMar>
+              <w:top w:type="dxa" w:w="80"/>
+              <w:left w:type="dxa" w:w="120"/>
+              <w:bottom w:type="dxa" w:w="80"/>
+              <w:right w:type="dxa" w:w="120"/>
+            </w:tcMar>
+          </w:tcPr>
+          <w:p>
+            <w:r>
+              <w:rPr>
+                <w:rFonts w:ascii="Arial" w:cs="Arial" w:eastAsia="Arial" w:hAnsi="Arial"/>
+                <w:b/>
+                <w:bCs/>
+                <w:color w:val="333333"/>
+                <w:sz w:val="20"/>
+                <w:szCs w:val="20"/>
+              </w:rPr>
+              <w:t xml:space="preserve">RTL_PRC NV_CD</w:t>
+            </w:r>
+          </w:p>
+        </w:tc>
+        <w:tc>
+          <w:tcPr>
+            <w:tcW w:type="dxa" w:w="2200"/>
+            <w:tcBorders>
+              <w:top w:val="single" w:color="CCCCCC" w:sz="1"/>
+              <w:left w:val="single" w:color="CCCCCC" w:sz="1"/>
+              <w:bottom w:val="single" w:color="CCCCCC" w:sz="1"/>
+              <w:right w:val="single" w:color="CCCCCC" w:sz="1"/>
+            </w:tcBorders>
+            <w:shd w:fill="FFFFFF" w:val="clear"/>
+            <w:tcMar>
+              <w:top w:type="dxa" w:w="80"/>
+              <w:left w:type="dxa" w:w="120"/>
+              <w:bottom w:type="dxa" w:w="80"/>
+              <w:right w:type="dxa" w:w="120"/>
+            </w:tcMar>
+          </w:tcPr>
+          <w:p>
+            <w:r>
+              <w:rPr>
+                <w:rFonts w:ascii="Arial" w:cs="Arial" w:eastAsia="Arial" w:hAnsi="Arial"/>
+                <w:color w:val="333333"/>
+                <w:sz w:val="20"/>
+                <w:szCs w:val="20"/>
+              </w:rPr>
+              <w:t xml:space="preserve">int</w:t>
+            </w:r>
+          </w:p>
+        </w:tc>
+        <w:tc>
+          <w:tcPr>
+            <w:tcW w:type="dxa" w:w="600"/>
+            <w:tcBorders>
+              <w:top w:val="single" w:color="CCCCCC" w:sz="1"/>
+              <w:left w:val="single" w:color="CCCCCC" w:sz="1"/>
+              <w:bottom w:val="single" w:color="CCCCCC" w:sz="1"/>
+              <w:right w:val="single" w:color="CCCCCC" w:sz="1"/>
+            </w:tcBorders>
+            <w:shd w:fill="FFFFFF" w:val="clear"/>
+            <w:tcMar>
+              <w:top w:type="dxa" w:w="80"/>
+              <w:left w:type="dxa" w:w="120"/>
+              <w:bottom w:type="dxa" w:w="80"/>
+              <w:right w:type="dxa" w:w="120"/>
+            </w:tcMar>
+          </w:tcPr>
+          <w:p>
+            <w:r>
+              <w:rPr>
+                <w:rFonts w:ascii="Arial" w:cs="Arial" w:eastAsia="Arial" w:hAnsi="Arial"/>
+                <w:color w:val="333333"/>
+                <w:sz w:val="20"/>
+                <w:szCs w:val="20"/>
+              </w:rPr>
+              <w:t xml:space="preserve">-</w:t>
+            </w:r>
+          </w:p>
+        </w:tc>
+        <w:tc>
+          <w:tcPr>
+            <w:tcW w:type="dxa" w:w="4160"/>
+            <w:tcBorders>
+              <w:top w:val="single" w:color="CCCCCC" w:sz="1"/>
+              <w:left w:val="single" w:color="CCCCCC" w:sz="1"/>
+              <w:bottom w:val="single" w:color="CCCCCC" w:sz="1"/>
+              <w:right w:val="single" w:color="CCCCCC" w:sz="1"/>
+            </w:tcBorders>
+            <w:shd w:fill="FFFFFF" w:val="clear"/>
+            <w:tcMar>
+              <w:top w:type="dxa" w:w="80"/>
+              <w:left w:type="dxa" w:w="120"/>
+              <w:bottom w:type="dxa" w:w="80"/>
+              <w:right w:type="dxa" w:w="120"/>
+            </w:tcMar>
+          </w:tcPr>
+          <w:p>
+            <w:r>
+              <w:rPr>
+                <w:rFonts w:ascii="Arial" w:cs="Arial" w:eastAsia="Arial" w:hAnsi="Arial"/>
+                <w:color w:val="333333"/>
+                <w:sz w:val="20"/>
+                <w:szCs w:val="20"/>
+              </w:rPr>
+              <w:t xml:space="preserve">売価</w:t>
+            </w:r>
+          </w:p>
+        </w:tc>
+      </w:tr>
+      <w:tr>
+        <w:tc>
+          <w:tcPr>
+            <w:tcW w:type="dxa" w:w="2400"/>
+            <w:tcBorders>
+              <w:top w:val="single" w:color="CCCCCC" w:sz="1"/>
+              <w:left w:val="single" w:color="CCCCCC" w:sz="1"/>
+              <w:bottom w:val="single" w:color="CCCCCC" w:sz="1"/>
+              <w:right w:val="single" w:color="CCCCCC" w:sz="1"/>
+            </w:tcBorders>
+            <w:shd w:fill="F5F5F5" w:val="clear"/>
+            <w:tcMar>
+              <w:top w:type="dxa" w:w="80"/>
+              <w:left w:type="dxa" w:w="120"/>
+              <w:bottom w:type="dxa" w:w="80"/>
+              <w:right w:type="dxa" w:w="120"/>
+            </w:tcMar>
+          </w:tcPr>
+          <w:p>
+            <w:r>
+              <w:rPr>
+                <w:rFonts w:ascii="Arial" w:cs="Arial" w:eastAsia="Arial" w:hAnsi="Arial"/>
+                <w:b/>
+                <w:bCs/>
+                <w:color w:val="333333"/>
+                <w:sz w:val="20"/>
+                <w:szCs w:val="20"/>
+              </w:rPr>
+              <w:t xml:space="preserve">UNT_CST</w:t>
+            </w:r>
+          </w:p>
+        </w:tc>
+        <w:tc>
+          <w:tcPr>
+            <w:tcW w:type="dxa" w:w="2200"/>
+            <w:tcBorders>
+              <w:top w:val="single" w:color="CCCCCC" w:sz="1"/>
+              <w:left w:val="single" w:color="CCCCCC" w:sz="1"/>
+              <w:bottom w:val="single" w:color="CCCCCC" w:sz="1"/>
+              <w:right w:val="single" w:color="CCCCCC" w:sz="1"/>
+            </w:tcBorders>
+            <w:shd w:fill="FFFFFF" w:val="clear"/>
+            <w:tcMar>
+              <w:top w:type="dxa" w:w="80"/>
+              <w:left w:type="dxa" w:w="120"/>
+              <w:bottom w:type="dxa" w:w="80"/>
+              <w:right w:type="dxa" w:w="120"/>
+            </w:tcMar>
+          </w:tcPr>
+          <w:p>
+            <w:r>
+              <w:rPr>
+                <w:rFonts w:ascii="Arial" w:cs="Arial" w:eastAsia="Arial" w:hAnsi="Arial"/>
+                <w:color w:val="333333"/>
+                <w:sz w:val="20"/>
+                <w:szCs w:val="20"/>
+              </w:rPr>
+              <w:t xml:space="preserve">decimal(9,2)</w:t>
+            </w:r>
+          </w:p>
+        </w:tc>
+        <w:tc>
+          <w:tcPr>
+            <w:tcW w:type="dxa" w:w="600"/>
+            <w:tcBorders>
+              <w:top w:val="single" w:color="CCCCCC" w:sz="1"/>
+              <w:left w:val="single" w:color="CCCCCC" w:sz="1"/>
+              <w:bottom w:val="single" w:color="CCCCCC" w:sz="1"/>
+              <w:right w:val="single" w:color="CCCCCC" w:sz="1"/>
+            </w:tcBorders>
+            <w:shd w:fill="FFFFFF" w:val="clear"/>
+            <w:tcMar>
+              <w:top w:type="dxa" w:w="80"/>
+              <w:left w:type="dxa" w:w="120"/>
+              <w:bottom w:type="dxa" w:w="80"/>
+              <w:right w:type="dxa" w:w="120"/>
+            </w:tcMar>
+          </w:tcPr>
+          <w:p>
+            <w:r>
+              <w:rPr>
+                <w:rFonts w:ascii="Arial" w:cs="Arial" w:eastAsia="Arial" w:hAnsi="Arial"/>
+                <w:color w:val="333333"/>
+                <w:sz w:val="20"/>
+                <w:szCs w:val="20"/>
+              </w:rPr>
+              <w:t xml:space="preserve">-</w:t>
+            </w:r>
+          </w:p>
+        </w:tc>
+        <w:tc>
+          <w:tcPr>
+            <w:tcW w:type="dxa" w:w="4160"/>
+            <w:tcBorders>
+              <w:top w:val="single" w:color="CCCCCC" w:sz="1"/>
+              <w:left w:val="single" w:color="CCCCCC" w:sz="1"/>
+              <w:bottom w:val="single" w:color="CCCCCC" w:sz="1"/>
+              <w:right w:val="single" w:color="CCCCCC" w:sz="1"/>
+            </w:tcBorders>
+            <w:shd w:fill="FFFFFF" w:val="clear"/>
+            <w:tcMar>
+              <w:top w:type="dxa" w:w="80"/>
+              <w:left w:type="dxa" w:w="120"/>
+              <w:bottom w:type="dxa" w:w="80"/>
+              <w:right w:type="dxa" w:w="120"/>
+            </w:tcMar>
+          </w:tcPr>
+          <w:p>
+            <w:r>
+              <w:rPr>
+                <w:rFonts w:ascii="Arial" w:cs="Arial" w:eastAsia="Arial" w:hAnsi="Arial"/>
+                <w:color w:val="333333"/>
+                <w:sz w:val="20"/>
+                <w:szCs w:val="20"/>
+              </w:rPr>
+              <w:t xml:space="preserve">単位原価</w:t>
+            </w:r>
+          </w:p>
+        </w:tc>
+      </w:tr>
+      <w:tr>
+        <w:tc>
+          <w:tcPr>
+            <w:tcW w:type="dxa" w:w="2400"/>
+            <w:tcBorders>
+              <w:top w:val="single" w:color="CCCCCC" w:sz="1"/>
+              <w:left w:val="single" w:color="CCCCCC" w:sz="1"/>
+              <w:bottom w:val="single" w:color="CCCCCC" w:sz="1"/>
+              <w:right w:val="single" w:color="CCCCCC" w:sz="1"/>
+            </w:tcBorders>
+            <w:shd w:fill="F5F5F5" w:val="clear"/>
+            <w:tcMar>
+              <w:top w:type="dxa" w:w="80"/>
+              <w:left w:type="dxa" w:w="120"/>
+              <w:bottom w:type="dxa" w:w="80"/>
+              <w:right w:type="dxa" w:w="120"/>
+            </w:tcMar>
+          </w:tcPr>
+          <w:p>
+            <w:r>
+              <w:rPr>
+                <w:rFonts w:ascii="Arial" w:cs="Arial" w:eastAsia="Arial" w:hAnsi="Arial"/>
+                <w:b/>
+                <w:bCs/>
+                <w:color w:val="333333"/>
+                <w:sz w:val="20"/>
+                <w:szCs w:val="20"/>
+              </w:rPr>
+              <w:t xml:space="preserve">REG_PRC</w:t>
+            </w:r>
+          </w:p>
+        </w:tc>
+        <w:tc>
+          <w:tcPr>
+            <w:tcW w:type="dxa" w:w="2200"/>
+            <w:tcBorders>
+              <w:top w:val="single" w:color="CCCCCC" w:sz="1"/>
+              <w:left w:val="single" w:color="CCCCCC" w:sz="1"/>
+              <w:bottom w:val="single" w:color="CCCCCC" w:sz="1"/>
+              <w:right w:val="single" w:color="CCCCCC" w:sz="1"/>
+            </w:tcBorders>
+            <w:shd w:fill="FFFFFF" w:val="clear"/>
+            <w:tcMar>
+              <w:top w:type="dxa" w:w="80"/>
+              <w:left w:type="dxa" w:w="120"/>
+              <w:bottom w:type="dxa" w:w="80"/>
+              <w:right w:type="dxa" w:w="120"/>
+            </w:tcMar>
+          </w:tcPr>
+          <w:p>
+            <w:r>
+              <w:rPr>
+                <w:rFonts w:ascii="Arial" w:cs="Arial" w:eastAsia="Arial" w:hAnsi="Arial"/>
+                <w:color w:val="333333"/>
+                <w:sz w:val="20"/>
+                <w:szCs w:val="20"/>
+              </w:rPr>
+              <w:t xml:space="preserve">int</w:t>
+            </w:r>
+          </w:p>
+        </w:tc>
+        <w:tc>
+          <w:tcPr>
+            <w:tcW w:type="dxa" w:w="600"/>
+            <w:tcBorders>
+              <w:top w:val="single" w:color="CCCCCC" w:sz="1"/>
+              <w:left w:val="single" w:color="CCCCCC" w:sz="1"/>
+              <w:bottom w:val="single" w:color="CCCCCC" w:sz="1"/>
+              <w:right w:val="single" w:color="CCCCCC" w:sz="1"/>
+            </w:tcBorders>
+            <w:shd w:fill="FFFFFF" w:val="clear"/>
+            <w:tcMar>
+              <w:top w:type="dxa" w:w="80"/>
+              <w:left w:type="dxa" w:w="120"/>
+              <w:bottom w:type="dxa" w:w="80"/>
+              <w:right w:type="dxa" w:w="120"/>
+            </w:tcMar>
+          </w:tcPr>
+          <w:p>
+            <w:r>
+              <w:rPr>
+                <w:rFonts w:ascii="Arial" w:cs="Arial" w:eastAsia="Arial" w:hAnsi="Arial"/>
+                <w:color w:val="333333"/>
+                <w:sz w:val="20"/>
+                <w:szCs w:val="20"/>
+              </w:rPr>
+              <w:t xml:space="preserve">-</w:t>
+            </w:r>
+          </w:p>
+        </w:tc>
+        <w:tc>
+          <w:tcPr>
+            <w:tcW w:type="dxa" w:w="4160"/>
+            <w:tcBorders>
+              <w:top w:val="single" w:color="CCCCCC" w:sz="1"/>
+              <w:left w:val="single" w:color="CCCCCC" w:sz="1"/>
+              <w:bottom w:val="single" w:color="CCCCCC" w:sz="1"/>
+              <w:right w:val="single" w:color="CCCCCC" w:sz="1"/>
+            </w:tcBorders>
+            <w:shd w:fill="FFFFFF" w:val="clear"/>
+            <w:tcMar>
+              <w:top w:type="dxa" w:w="80"/>
+              <w:left w:type="dxa" w:w="120"/>
+              <w:bottom w:type="dxa" w:w="80"/>
+              <w:right w:type="dxa" w:w="120"/>
+            </w:tcMar>
+          </w:tcPr>
+          <w:p>
+            <w:r>
+              <w:rPr>
+                <w:rFonts w:ascii="Arial" w:cs="Arial" w:eastAsia="Arial" w:hAnsi="Arial"/>
+                <w:color w:val="333333"/>
+                <w:sz w:val="20"/>
+                <w:szCs w:val="20"/>
+              </w:rPr>
+              <w:t xml:space="preserve">定価</w:t>
+            </w:r>
+          </w:p>
+        </w:tc>
+      </w:tr>
+      <w:tr>
+        <w:tc>
+          <w:tcPr>
+            <w:tcW w:type="dxa" w:w="2400"/>
+            <w:tcBorders>
+              <w:top w:val="single" w:color="CCCCCC" w:sz="1"/>
+              <w:left w:val="single" w:color="CCCCCC" w:sz="1"/>
+              <w:bottom w:val="single" w:color="CCCCCC" w:sz="1"/>
+              <w:right w:val="single" w:color="CCCCCC" w:sz="1"/>
+            </w:tcBorders>
+            <w:shd w:fill="F5F5F5" w:val="clear"/>
+            <w:tcMar>
+              <w:top w:type="dxa" w:w="80"/>
+              <w:left w:type="dxa" w:w="120"/>
+              <w:bottom w:type="dxa" w:w="80"/>
+              <w:right w:type="dxa" w:w="120"/>
+            </w:tcMar>
+          </w:tcPr>
+          <w:p>
+            <w:r>
+              <w:rPr>
+                <w:rFonts w:ascii="Arial" w:cs="Arial" w:eastAsia="Arial" w:hAnsi="Arial"/>
+                <w:b/>
+                <w:bCs/>
+                <w:color w:val="333333"/>
+                <w:sz w:val="20"/>
+                <w:szCs w:val="20"/>
+              </w:rPr>
+              <w:t xml:space="preserve">GSFD_MBR_PRC</w:t>
+            </w:r>
+          </w:p>
+        </w:tc>
+        <w:tc>
+          <w:tcPr>
+            <w:tcW w:type="dxa" w:w="2200"/>
+            <w:tcBorders>
+              <w:top w:val="single" w:color="CCCCCC" w:sz="1"/>
+              <w:left w:val="single" w:color="CCCCCC" w:sz="1"/>
+              <w:bottom w:val="single" w:color="CCCCCC" w:sz="1"/>
+              <w:right w:val="single" w:color="CCCCCC" w:sz="1"/>
+            </w:tcBorders>
+            <w:shd w:fill="FFFFFF" w:val="clear"/>
+            <w:tcMar>
+              <w:top w:type="dxa" w:w="80"/>
+              <w:left w:type="dxa" w:w="120"/>
+              <w:bottom w:type="dxa" w:w="80"/>
+              <w:right w:type="dxa" w:w="120"/>
+            </w:tcMar>
+          </w:tcPr>
+          <w:p>
+            <w:r>
+              <w:rPr>
+                <w:rFonts w:ascii="Arial" w:cs="Arial" w:eastAsia="Arial" w:hAnsi="Arial"/>
+                <w:color w:val="333333"/>
+                <w:sz w:val="20"/>
+                <w:szCs w:val="20"/>
+              </w:rPr>
+              <w:t xml:space="preserve">int</w:t>
+            </w:r>
+          </w:p>
+        </w:tc>
+        <w:tc>
+          <w:tcPr>
+            <w:tcW w:type="dxa" w:w="600"/>
+            <w:tcBorders>
+              <w:top w:val="single" w:color="CCCCCC" w:sz="1"/>
+              <w:left w:val="single" w:color="CCCCCC" w:sz="1"/>
+              <w:bottom w:val="single" w:color="CCCCCC" w:sz="1"/>
+              <w:right w:val="single" w:color="CCCCCC" w:sz="1"/>
+            </w:tcBorders>
+            <w:shd w:fill="FFFFFF" w:val="clear"/>
+            <w:tcMar>
+              <w:top w:type="dxa" w:w="80"/>
+              <w:left w:type="dxa" w:w="120"/>
+              <w:bottom w:type="dxa" w:w="80"/>
+              <w:right w:type="dxa" w:w="120"/>
+            </w:tcMar>
+          </w:tcPr>
+          <w:p>
+            <w:r>
+              <w:rPr>
+                <w:rFonts w:ascii="Arial" w:cs="Arial" w:eastAsia="Arial" w:hAnsi="Arial"/>
+                <w:color w:val="333333"/>
+                <w:sz w:val="20"/>
+                <w:szCs w:val="20"/>
+              </w:rPr>
+              <w:t xml:space="preserve">-</w:t>
+            </w:r>
+          </w:p>
+        </w:tc>
+        <w:tc>
+          <w:tcPr>
+            <w:tcW w:type="dxa" w:w="4160"/>
+            <w:tcBorders>
+              <w:top w:val="single" w:color="CCCCCC" w:sz="1"/>
+              <w:left w:val="single" w:color="CCCCCC" w:sz="1"/>
+              <w:bottom w:val="single" w:color="CCCCCC" w:sz="1"/>
+              <w:right w:val="single" w:color="CCCCCC" w:sz="1"/>
+            </w:tcBorders>
+            <w:shd w:fill="FFFFFF" w:val="clear"/>
+            <w:tcMar>
+              <w:top w:type="dxa" w:w="80"/>
+              <w:left w:type="dxa" w:w="120"/>
+              <w:bottom w:type="dxa" w:w="80"/>
+              <w:right w:type="dxa" w:w="120"/>
+            </w:tcMar>
+          </w:tcPr>
+          <w:p>
+            <w:r>
+              <w:rPr>
+                <w:rFonts w:ascii="Arial" w:cs="Arial" w:eastAsia="Arial" w:hAnsi="Arial"/>
+                <w:color w:val="333333"/>
+                <w:sz w:val="20"/>
+                <w:szCs w:val="20"/>
+              </w:rPr>
+              <w:t xml:space="preserve">会員価格</w:t>
+            </w:r>
+          </w:p>
+        </w:tc>
+      </w:tr>
+      <w:tr>
+        <w:tc>
+          <w:tcPr>
+            <w:tcW w:type="dxa" w:w="2400"/>
+            <w:tcBorders>
+              <w:top w:val="single" w:color="CCCCCC" w:sz="1"/>
+              <w:left w:val="single" w:color="CCCCCC" w:sz="1"/>
+              <w:bottom w:val="single" w:color="CCCCCC" w:sz="1"/>
+              <w:right w:val="single" w:color="CCCCCC" w:sz="1"/>
+            </w:tcBorders>
+            <w:shd w:fill="F5F5F5" w:val="clear"/>
+            <w:tcMar>
+              <w:top w:type="dxa" w:w="80"/>
+              <w:left w:type="dxa" w:w="120"/>
+              <w:bottom w:type="dxa" w:w="80"/>
+              <w:right w:type="dxa" w:w="120"/>
+            </w:tcMar>
+          </w:tcPr>
+          <w:p>
+            <w:r>
+              <w:rPr>
+                <w:rFonts w:ascii="Arial" w:cs="Arial" w:eastAsia="Arial" w:hAnsi="Arial"/>
+                <w:b/>
+                <w:bCs/>
+                <w:color w:val="333333"/>
+                <w:sz w:val="20"/>
+                <w:szCs w:val="20"/>
+              </w:rPr>
+              <w:t xml:space="preserve">TAXBLTY_CD</w:t>
+            </w:r>
+          </w:p>
+        </w:tc>
+        <w:tc>
+          <w:tcPr>
+            <w:tcW w:type="dxa" w:w="2200"/>
+            <w:tcBorders>
+              <w:top w:val="single" w:color="CCCCCC" w:sz="1"/>
+              <w:left w:val="single" w:color="CCCCCC" w:sz="1"/>
+              <w:bottom w:val="single" w:color="CCCCCC" w:sz="1"/>
+              <w:right w:val="single" w:color="CCCCCC" w:sz="1"/>
+            </w:tcBorders>
+            <w:shd w:fill="FFFFFF" w:val="clear"/>
+            <w:tcMar>
+              <w:top w:type="dxa" w:w="80"/>
+              <w:left w:type="dxa" w:w="120"/>
+              <w:bottom w:type="dxa" w:w="80"/>
+              <w:right w:type="dxa" w:w="120"/>
+            </w:tcMar>
+          </w:tcPr>
+          <w:p>
+            <w:r>
+              <w:rPr>
+                <w:rFonts w:ascii="Arial" w:cs="Arial" w:eastAsia="Arial" w:hAnsi="Arial"/>
+                <w:color w:val="333333"/>
+                <w:sz w:val="20"/>
+                <w:szCs w:val="20"/>
+              </w:rPr>
+              <w:t xml:space="preserve">smallint</w:t>
+            </w:r>
+          </w:p>
+        </w:tc>
+        <w:tc>
+          <w:tcPr>
+            <w:tcW w:type="dxa" w:w="600"/>
+            <w:tcBorders>
+              <w:top w:val="single" w:color="CCCCCC" w:sz="1"/>
+              <w:left w:val="single" w:color="CCCCCC" w:sz="1"/>
+              <w:bottom w:val="single" w:color="CCCCCC" w:sz="1"/>
+              <w:right w:val="single" w:color="CCCCCC" w:sz="1"/>
+            </w:tcBorders>
+            <w:shd w:fill="FFFFFF" w:val="clear"/>
+            <w:tcMar>
+              <w:top w:type="dxa" w:w="80"/>
+              <w:left w:type="dxa" w:w="120"/>
+              <w:bottom w:type="dxa" w:w="80"/>
+              <w:right w:type="dxa" w:w="120"/>
+            </w:tcMar>
+          </w:tcPr>
+          <w:p>
+            <w:r>
+              <w:rPr>
+                <w:rFonts w:ascii="Arial" w:cs="Arial" w:eastAsia="Arial" w:hAnsi="Arial"/>
+                <w:color w:val="333333"/>
+                <w:sz w:val="20"/>
+                <w:szCs w:val="20"/>
+              </w:rPr>
+              <w:t xml:space="preserve">-</w:t>
+            </w:r>
+          </w:p>
+        </w:tc>
+        <w:tc>
+          <w:tcPr>
+            <w:tcW w:type="dxa" w:w="4160"/>
+            <w:tcBorders>
+              <w:top w:val="single" w:color="CCCCCC" w:sz="1"/>
+              <w:left w:val="single" w:color="CCCCCC" w:sz="1"/>
+              <w:bottom w:val="single" w:color="CCCCCC" w:sz="1"/>
+              <w:right w:val="single" w:color="CCCCCC" w:sz="1"/>
+            </w:tcBorders>
+            <w:shd w:fill="FFFFFF" w:val="clear"/>
+            <w:tcMar>
+              <w:top w:type="dxa" w:w="80"/>
+              <w:left w:type="dxa" w:w="120"/>
+              <w:bottom w:type="dxa" w:w="80"/>
+              <w:right w:type="dxa" w:w="120"/>
+            </w:tcMar>
+          </w:tcPr>
+          <w:p>
+            <w:r>
+              <w:rPr>
+                <w:rFonts w:ascii="Arial" w:cs="Arial" w:eastAsia="Arial" w:hAnsi="Arial"/>
+                <w:color w:val="333333"/>
+                <w:sz w:val="20"/>
+                <w:szCs w:val="20"/>
+              </w:rPr>
+              <w:t xml:space="preserve">税種別コード</w:t>
+            </w:r>
+          </w:p>
+        </w:tc>
+      </w:tr>
+      <w:tr>
+        <w:tc>
+          <w:tcPr>
+            <w:tcW w:type="dxa" w:w="2400"/>
+            <w:tcBorders>
+              <w:top w:val="single" w:color="CCCCCC" w:sz="1"/>
+              <w:left w:val="single" w:color="CCCCCC" w:sz="1"/>
+              <w:bottom w:val="single" w:color="CCCCCC" w:sz="1"/>
+              <w:right w:val="single" w:color="CCCCCC" w:sz="1"/>
+            </w:tcBorders>
+            <w:shd w:fill="F5F5F5" w:val="clear"/>
+            <w:tcMar>
+              <w:top w:type="dxa" w:w="80"/>
+              <w:left w:type="dxa" w:w="120"/>
+              <w:bottom w:type="dxa" w:w="80"/>
+              <w:right w:type="dxa" w:w="120"/>
+            </w:tcMar>
+          </w:tcPr>
+          <w:p>
+            <w:r>
+              <w:rPr>
+                <w:rFonts w:ascii="Arial" w:cs="Arial" w:eastAsia="Arial" w:hAnsi="Arial"/>
+                <w:b/>
+                <w:bCs/>
+                <w:color w:val="333333"/>
+                <w:sz w:val="20"/>
+                <w:szCs w:val="20"/>
+              </w:rPr>
+              <w:t xml:space="preserve">SCAN_TYP</w:t>
+            </w:r>
+          </w:p>
+        </w:tc>
+        <w:tc>
+          <w:tcPr>
+            <w:tcW w:type="dxa" w:w="2200"/>
+            <w:tcBorders>
+              <w:top w:val="single" w:color="CCCCCC" w:sz="1"/>
+              <w:left w:val="single" w:color="CCCCCC" w:sz="1"/>
+              <w:bottom w:val="single" w:color="CCCCCC" w:sz="1"/>
+              <w:right w:val="single" w:color="CCCCCC" w:sz="1"/>
+            </w:tcBorders>
+            <w:shd w:fill="FFFFFF" w:val="clear"/>
+            <w:tcMar>
+              <w:top w:type="dxa" w:w="80"/>
+              <w:left w:type="dxa" w:w="120"/>
+              <w:bottom w:type="dxa" w:w="80"/>
+              <w:right w:type="dxa" w:w="120"/>
+            </w:tcMar>
+          </w:tcPr>
+          <w:p>
+            <w:r>
+              <w:rPr>
+                <w:rFonts w:ascii="Arial" w:cs="Arial" w:eastAsia="Arial" w:hAnsi="Arial"/>
+                <w:color w:val="333333"/>
+                <w:sz w:val="20"/>
+                <w:szCs w:val="20"/>
+              </w:rPr>
+              <w:t xml:space="preserve">smallint</w:t>
+            </w:r>
+          </w:p>
+        </w:tc>
+        <w:tc>
+          <w:tcPr>
+            <w:tcW w:type="dxa" w:w="600"/>
+            <w:tcBorders>
+              <w:top w:val="single" w:color="CCCCCC" w:sz="1"/>
+              <w:left w:val="single" w:color="CCCCCC" w:sz="1"/>
+              <w:bottom w:val="single" w:color="CCCCCC" w:sz="1"/>
+              <w:right w:val="single" w:color="CCCCCC" w:sz="1"/>
+            </w:tcBorders>
+            <w:shd w:fill="FFFFFF" w:val="clear"/>
+            <w:tcMar>
+              <w:top w:type="dxa" w:w="80"/>
+              <w:left w:type="dxa" w:w="120"/>
+              <w:bottom w:type="dxa" w:w="80"/>
+              <w:right w:type="dxa" w:w="120"/>
+            </w:tcMar>
+          </w:tcPr>
+          <w:p>
+            <w:r>
+              <w:rPr>
+                <w:rFonts w:ascii="Arial" w:cs="Arial" w:eastAsia="Arial" w:hAnsi="Arial"/>
+                <w:color w:val="333333"/>
+                <w:sz w:val="20"/>
+                <w:szCs w:val="20"/>
+              </w:rPr>
+              <w:t xml:space="preserve">-</w:t>
+            </w:r>
+          </w:p>
+        </w:tc>
+        <w:tc>
+          <w:tcPr>
+            <w:tcW w:type="dxa" w:w="4160"/>
+            <w:tcBorders>
+              <w:top w:val="single" w:color="CCCCCC" w:sz="1"/>
+              <w:left w:val="single" w:color="CCCCCC" w:sz="1"/>
+              <w:bottom w:val="single" w:color="CCCCCC" w:sz="1"/>
+              <w:right w:val="single" w:color="CCCCCC" w:sz="1"/>
+            </w:tcBorders>
+            <w:shd w:fill="FFFFFF" w:val="clear"/>
+            <w:tcMar>
+              <w:top w:type="dxa" w:w="80"/>
+              <w:left w:type="dxa" w:w="120"/>
+              <w:bottom w:type="dxa" w:w="80"/>
+              <w:right w:type="dxa" w:w="120"/>
+            </w:tcMar>
+          </w:tcPr>
+          <w:p>
+            <w:r>
+              <w:rPr>
+                <w:rFonts w:ascii="Arial" w:cs="Arial" w:eastAsia="Arial" w:hAnsi="Arial"/>
+                <w:color w:val="333333"/>
+                <w:sz w:val="20"/>
+                <w:szCs w:val="20"/>
+              </w:rPr>
+              <w:t xml:space="preserve">PLUタイプ（0:JAN-13/1:EAN-13/4:JAN-8/5:NON-PLU）</w:t>
+            </w:r>
+          </w:p>
+        </w:tc>
+      </w:tr>
+      <w:tr>
+        <w:tc>
+          <w:tcPr>
+            <w:tcW w:type="dxa" w:w="2400"/>
+            <w:tcBorders>
+              <w:top w:val="single" w:color="CCCCCC" w:sz="1"/>
+              <w:left w:val="single" w:color="CCCCCC" w:sz="1"/>
+              <w:bottom w:val="single" w:color="CCCCCC" w:sz="1"/>
+              <w:right w:val="single" w:color="CCCCCC" w:sz="1"/>
+            </w:tcBorders>
+            <w:shd w:fill="F5F5F5" w:val="clear"/>
+            <w:tcMar>
+              <w:top w:type="dxa" w:w="80"/>
+              <w:left w:type="dxa" w:w="120"/>
+              <w:bottom w:type="dxa" w:w="80"/>
+              <w:right w:type="dxa" w:w="120"/>
+            </w:tcMar>
+          </w:tcPr>
+          <w:p>
+            <w:r>
+              <w:rPr>
+                <w:rFonts w:ascii="Arial" w:cs="Arial" w:eastAsia="Arial" w:hAnsi="Arial"/>
+                <w:b/>
+                <w:bCs/>
+                <w:color w:val="333333"/>
+                <w:sz w:val="20"/>
+                <w:szCs w:val="20"/>
+              </w:rPr>
+              <w:t xml:space="preserve">PRCS_TYP</w:t>
+            </w:r>
+          </w:p>
+        </w:tc>
+        <w:tc>
+          <w:tcPr>
+            <w:tcW w:type="dxa" w:w="2200"/>
+            <w:tcBorders>
+              <w:top w:val="single" w:color="CCCCCC" w:sz="1"/>
+              <w:left w:val="single" w:color="CCCCCC" w:sz="1"/>
+              <w:bottom w:val="single" w:color="CCCCCC" w:sz="1"/>
+              <w:right w:val="single" w:color="CCCCCC" w:sz="1"/>
+            </w:tcBorders>
+            <w:shd w:fill="FFFFFF" w:val="clear"/>
+            <w:tcMar>
+              <w:top w:type="dxa" w:w="80"/>
+              <w:left w:type="dxa" w:w="120"/>
+              <w:bottom w:type="dxa" w:w="80"/>
+              <w:right w:type="dxa" w:w="120"/>
+            </w:tcMar>
+          </w:tcPr>
+          <w:p>
+            <w:r>
+              <w:rPr>
+                <w:rFonts w:ascii="Arial" w:cs="Arial" w:eastAsia="Arial" w:hAnsi="Arial"/>
+                <w:color w:val="333333"/>
+                <w:sz w:val="20"/>
+                <w:szCs w:val="20"/>
+              </w:rPr>
+              <w:t xml:space="preserve">varchar(1)</w:t>
+            </w:r>
+          </w:p>
+        </w:tc>
+        <w:tc>
+          <w:tcPr>
+            <w:tcW w:type="dxa" w:w="600"/>
+            <w:tcBorders>
+              <w:top w:val="single" w:color="CCCCCC" w:sz="1"/>
+              <w:left w:val="single" w:color="CCCCCC" w:sz="1"/>
+              <w:bottom w:val="single" w:color="CCCCCC" w:sz="1"/>
+              <w:right w:val="single" w:color="CCCCCC" w:sz="1"/>
+            </w:tcBorders>
+            <w:shd w:fill="FFFFFF" w:val="clear"/>
+            <w:tcMar>
+              <w:top w:type="dxa" w:w="80"/>
+              <w:left w:type="dxa" w:w="120"/>
+              <w:bottom w:type="dxa" w:w="80"/>
+              <w:right w:type="dxa" w:w="120"/>
+            </w:tcMar>
+          </w:tcPr>
+          <w:p>
+            <w:r>
+              <w:rPr>
+                <w:rFonts w:ascii="Arial" w:cs="Arial" w:eastAsia="Arial" w:hAnsi="Arial"/>
+                <w:color w:val="333333"/>
+                <w:sz w:val="20"/>
+                <w:szCs w:val="20"/>
+              </w:rPr>
+              <w:t xml:space="preserve">-</w:t>
+            </w:r>
+          </w:p>
+        </w:tc>
+        <w:tc>
+          <w:tcPr>
+            <w:tcW w:type="dxa" w:w="4160"/>
+            <w:tcBorders>
+              <w:top w:val="single" w:color="CCCCCC" w:sz="1"/>
+              <w:left w:val="single" w:color="CCCCCC" w:sz="1"/>
+              <w:bottom w:val="single" w:color="CCCCCC" w:sz="1"/>
+              <w:right w:val="single" w:color="CCCCCC" w:sz="1"/>
+            </w:tcBorders>
+            <w:shd w:fill="FFFFFF" w:val="clear"/>
+            <w:tcMar>
+              <w:top w:type="dxa" w:w="80"/>
+              <w:left w:type="dxa" w:w="120"/>
+              <w:bottom w:type="dxa" w:w="80"/>
+              <w:right w:type="dxa" w:w="120"/>
+            </w:tcMar>
+          </w:tcPr>
+          <w:p>
+            <w:r>
+              <w:rPr>
+                <w:rFonts w:ascii="Arial" w:cs="Arial" w:eastAsia="Arial" w:hAnsi="Arial"/>
+                <w:color w:val="333333"/>
+                <w:sz w:val="20"/>
+                <w:szCs w:val="20"/>
+              </w:rPr>
+              <w:t xml:space="preserve">処理区分</w:t>
+            </w:r>
+          </w:p>
+        </w:tc>
+      </w:tr>
+      <w:tr>
+        <w:tc>
+          <w:tcPr>
+            <w:tcW w:type="dxa" w:w="2400"/>
+            <w:tcBorders>
+              <w:top w:val="single" w:color="CCCCCC" w:sz="1"/>
+              <w:left w:val="single" w:color="CCCCCC" w:sz="1"/>
+              <w:bottom w:val="single" w:color="CCCCCC" w:sz="1"/>
+              <w:right w:val="single" w:color="CCCCCC" w:sz="1"/>
+            </w:tcBorders>
+            <w:shd w:fill="F5F5F5" w:val="clear"/>
+            <w:tcMar>
+              <w:top w:type="dxa" w:w="80"/>
+              <w:left w:type="dxa" w:w="120"/>
+              <w:bottom w:type="dxa" w:w="80"/>
+              <w:right w:type="dxa" w:w="120"/>
+            </w:tcMar>
+          </w:tcPr>
+          <w:p>
+            <w:r>
+              <w:rPr>
+                <w:rFonts w:ascii="Arial" w:cs="Arial" w:eastAsia="Arial" w:hAnsi="Arial"/>
+                <w:b/>
+                <w:bCs/>
+                <w:color w:val="333333"/>
+                <w:sz w:val="20"/>
+                <w:szCs w:val="20"/>
+              </w:rPr>
+              <w:t xml:space="preserve">PRCS_FG</w:t>
+            </w:r>
+          </w:p>
+        </w:tc>
+        <w:tc>
+          <w:tcPr>
+            <w:tcW w:type="dxa" w:w="2200"/>
+            <w:tcBorders>
+              <w:top w:val="single" w:color="CCCCCC" w:sz="1"/>
+              <w:left w:val="single" w:color="CCCCCC" w:sz="1"/>
+              <w:bottom w:val="single" w:color="CCCCCC" w:sz="1"/>
+              <w:right w:val="single" w:color="CCCCCC" w:sz="1"/>
+            </w:tcBorders>
+            <w:shd w:fill="FFFFFF" w:val="clear"/>
+            <w:tcMar>
+              <w:top w:type="dxa" w:w="80"/>
+              <w:left w:type="dxa" w:w="120"/>
+              <w:bottom w:type="dxa" w:w="80"/>
+              <w:right w:type="dxa" w:w="120"/>
+            </w:tcMar>
+          </w:tcPr>
+          <w:p>
+            <w:r>
+              <w:rPr>
+                <w:rFonts w:ascii="Arial" w:cs="Arial" w:eastAsia="Arial" w:hAnsi="Arial"/>
+                <w:color w:val="333333"/>
+                <w:sz w:val="20"/>
+                <w:szCs w:val="20"/>
+              </w:rPr>
+              <w:t xml:space="preserve">varchar(1)</w:t>
+            </w:r>
+          </w:p>
+        </w:tc>
+        <w:tc>
+          <w:tcPr>
+            <w:tcW w:type="dxa" w:w="600"/>
+            <w:tcBorders>
+              <w:top w:val="single" w:color="CCCCCC" w:sz="1"/>
+              <w:left w:val="single" w:color="CCCCCC" w:sz="1"/>
+              <w:bottom w:val="single" w:color="CCCCCC" w:sz="1"/>
+              <w:right w:val="single" w:color="CCCCCC" w:sz="1"/>
+            </w:tcBorders>
+            <w:shd w:fill="FFFFFF" w:val="clear"/>
+            <w:tcMar>
+              <w:top w:type="dxa" w:w="80"/>
+              <w:left w:type="dxa" w:w="120"/>
+              <w:bottom w:type="dxa" w:w="80"/>
+              <w:right w:type="dxa" w:w="120"/>
+            </w:tcMar>
+          </w:tcPr>
+          <w:p>
+            <w:r>
+              <w:rPr>
+                <w:rFonts w:ascii="Arial" w:cs="Arial" w:eastAsia="Arial" w:hAnsi="Arial"/>
+                <w:color w:val="333333"/>
+                <w:sz w:val="20"/>
+                <w:szCs w:val="20"/>
+              </w:rPr>
+              <w:t xml:space="preserve">-</w:t>
+            </w:r>
+          </w:p>
+        </w:tc>
+        <w:tc>
+          <w:tcPr>
+            <w:tcW w:type="dxa" w:w="4160"/>
+            <w:tcBorders>
+              <w:top w:val="single" w:color="CCCCCC" w:sz="1"/>
+              <w:left w:val="single" w:color="CCCCCC" w:sz="1"/>
+              <w:bottom w:val="single" w:color="CCCCCC" w:sz="1"/>
+              <w:right w:val="single" w:color="CCCCCC" w:sz="1"/>
+            </w:tcBorders>
+            <w:shd w:fill="FFFFFF" w:val="clear"/>
+            <w:tcMar>
+              <w:top w:type="dxa" w:w="80"/>
+              <w:left w:type="dxa" w:w="120"/>
+              <w:bottom w:type="dxa" w:w="80"/>
+              <w:right w:type="dxa" w:w="120"/>
+            </w:tcMar>
+          </w:tcPr>
+          <w:p>
+            <w:r>
+              <w:rPr>
+                <w:rFonts w:ascii="Arial" w:cs="Arial" w:eastAsia="Arial" w:hAnsi="Arial"/>
+                <w:color w:val="333333"/>
+                <w:sz w:val="20"/>
+                <w:szCs w:val="20"/>
+              </w:rPr>
+              <w:t xml:space="preserve">処理フラグ（0:未処理）</w:t>
+            </w:r>
+          </w:p>
+        </w:tc>
+      </w:tr>
+      <w:tr>
+        <w:tc>
+          <w:tcPr>
+            <w:tcW w:type="dxa" w:w="2400"/>
+            <w:tcBorders>
+              <w:top w:val="single" w:color="CCCCCC" w:sz="1"/>
+              <w:left w:val="single" w:color="CCCCCC" w:sz="1"/>
+              <w:bottom w:val="single" w:color="CCCCCC" w:sz="1"/>
+              <w:right w:val="single" w:color="CCCCCC" w:sz="1"/>
+            </w:tcBorders>
+            <w:shd w:fill="F5F5F5" w:val="clear"/>
+            <w:tcMar>
+              <w:top w:type="dxa" w:w="80"/>
+              <w:left w:type="dxa" w:w="120"/>
+              <w:bottom w:type="dxa" w:w="80"/>
+              <w:right w:type="dxa" w:w="120"/>
+            </w:tcMar>
+          </w:tcPr>
+          <w:p>
+            <w:r>
+              <w:rPr>
+                <w:rFonts w:ascii="Arial" w:cs="Arial" w:eastAsia="Arial" w:hAnsi="Arial"/>
+                <w:b/>
+                <w:bCs/>
+                <w:color w:val="333333"/>
+                <w:sz w:val="20"/>
+                <w:szCs w:val="20"/>
+              </w:rPr>
+              <w:t xml:space="preserve">PRCS_DT</w:t>
+            </w:r>
+          </w:p>
+        </w:tc>
+        <w:tc>
+          <w:tcPr>
+            <w:tcW w:type="dxa" w:w="2200"/>
+            <w:tcBorders>
+              <w:top w:val="single" w:color="CCCCCC" w:sz="1"/>
+              <w:left w:val="single" w:color="CCCCCC" w:sz="1"/>
+              <w:bottom w:val="single" w:color="CCCCCC" w:sz="1"/>
+              <w:right w:val="single" w:color="CCCCCC" w:sz="1"/>
+            </w:tcBorders>
+            <w:shd w:fill="FFFFFF" w:val="clear"/>
+            <w:tcMar>
+              <w:top w:type="dxa" w:w="80"/>
+              <w:left w:type="dxa" w:w="120"/>
+              <w:bottom w:type="dxa" w:w="80"/>
+              <w:right w:type="dxa" w:w="120"/>
+            </w:tcMar>
+          </w:tcPr>
+          <w:p>
+            <w:r>
+              <w:rPr>
+                <w:rFonts w:ascii="Arial" w:cs="Arial" w:eastAsia="Arial" w:hAnsi="Arial"/>
+                <w:color w:val="333333"/>
+                <w:sz w:val="20"/>
+                <w:szCs w:val="20"/>
+              </w:rPr>
+              <w:t xml:space="preserve">varchar(8)</w:t>
+            </w:r>
+          </w:p>
+        </w:tc>
+        <w:tc>
+          <w:tcPr>
+            <w:tcW w:type="dxa" w:w="600"/>
+            <w:tcBorders>
+              <w:top w:val="single" w:color="CCCCCC" w:sz="1"/>
+              <w:left w:val="single" w:color="CCCCCC" w:sz="1"/>
+              <w:bottom w:val="single" w:color="CCCCCC" w:sz="1"/>
+              <w:right w:val="single" w:color="CCCCCC" w:sz="1"/>
+            </w:tcBorders>
+            <w:shd w:fill="FFFFFF" w:val="clear"/>
+            <w:tcMar>
+              <w:top w:type="dxa" w:w="80"/>
+              <w:left w:type="dxa" w:w="120"/>
+              <w:bottom w:type="dxa" w:w="80"/>
+              <w:right w:type="dxa" w:w="120"/>
+            </w:tcMar>
+          </w:tcPr>
+          <w:p>
+            <w:r>
+              <w:rPr>
+                <w:rFonts w:ascii="Arial" w:cs="Arial" w:eastAsia="Arial" w:hAnsi="Arial"/>
+                <w:color w:val="333333"/>
+                <w:sz w:val="20"/>
+                <w:szCs w:val="20"/>
+              </w:rPr>
+              <w:t xml:space="preserve">-</w:t>
+            </w:r>
+          </w:p>
+        </w:tc>
+        <w:tc>
+          <w:tcPr>
+            <w:tcW w:type="dxa" w:w="4160"/>
+            <w:tcBorders>
+              <w:top w:val="single" w:color="CCCCCC" w:sz="1"/>
+              <w:left w:val="single" w:color="CCCCCC" w:sz="1"/>
+              <w:bottom w:val="single" w:color="CCCCCC" w:sz="1"/>
+              <w:right w:val="single" w:color="CCCCCC" w:sz="1"/>
+            </w:tcBorders>
+            <w:shd w:fill="FFFFFF" w:val="clear"/>
+            <w:tcMar>
+              <w:top w:type="dxa" w:w="80"/>
+              <w:left w:type="dxa" w:w="120"/>
+              <w:bottom w:type="dxa" w:w="80"/>
+              <w:right w:type="dxa" w:w="120"/>
+            </w:tcMar>
+          </w:tcPr>
+          <w:p>
+            <w:r>
+              <w:rPr>
+                <w:rFonts w:ascii="Arial" w:cs="Arial" w:eastAsia="Arial" w:hAnsi="Arial"/>
+                <w:color w:val="333333"/>
+                <w:sz w:val="20"/>
+                <w:szCs w:val="20"/>
+              </w:rPr>
+              <w:t xml:space="preserve">処理日</w:t>
+            </w:r>
+          </w:p>
+        </w:tc>
+      </w:tr>
+      <w:tr>
+        <w:tc>
+          <w:tcPr>
+            <w:tcW w:type="dxa" w:w="2400"/>
+            <w:tcBorders>
+              <w:top w:val="single" w:color="CCCCCC" w:sz="1"/>
+              <w:left w:val="single" w:color="CCCCCC" w:sz="1"/>
+              <w:bottom w:val="single" w:color="CCCCCC" w:sz="1"/>
+              <w:right w:val="single" w:color="CCCCCC" w:sz="1"/>
+            </w:tcBorders>
+            <w:shd w:fill="F5F5F5" w:val="clear"/>
+            <w:tcMar>
+              <w:top w:type="dxa" w:w="80"/>
+              <w:left w:type="dxa" w:w="120"/>
+              <w:bottom w:type="dxa" w:w="80"/>
+              <w:right w:type="dxa" w:w="120"/>
+            </w:tcMar>
+          </w:tcPr>
+          <w:p>
+            <w:r>
+              <w:rPr>
+                <w:rFonts w:ascii="Arial" w:cs="Arial" w:eastAsia="Arial" w:hAnsi="Arial"/>
+                <w:b/>
+                <w:bCs/>
+                <w:color w:val="333333"/>
+                <w:sz w:val="20"/>
+                <w:szCs w:val="20"/>
+              </w:rPr>
+              <w:t xml:space="preserve">RCV_DT</w:t>
+            </w:r>
+          </w:p>
+        </w:tc>
+        <w:tc>
+          <w:tcPr>
+            <w:tcW w:type="dxa" w:w="2200"/>
+            <w:tcBorders>
+              <w:top w:val="single" w:color="CCCCCC" w:sz="1"/>
+              <w:left w:val="single" w:color="CCCCCC" w:sz="1"/>
+              <w:bottom w:val="single" w:color="CCCCCC" w:sz="1"/>
+              <w:right w:val="single" w:color="CCCCCC" w:sz="1"/>
+            </w:tcBorders>
+            <w:shd w:fill="FFFFFF" w:val="clear"/>
+            <w:tcMar>
+              <w:top w:type="dxa" w:w="80"/>
+              <w:left w:type="dxa" w:w="120"/>
+              <w:bottom w:type="dxa" w:w="80"/>
+              <w:right w:type="dxa" w:w="120"/>
+            </w:tcMar>
+          </w:tcPr>
+          <w:p>
+            <w:r>
+              <w:rPr>
+                <w:rFonts w:ascii="Arial" w:cs="Arial" w:eastAsia="Arial" w:hAnsi="Arial"/>
+                <w:color w:val="333333"/>
+                <w:sz w:val="20"/>
+                <w:szCs w:val="20"/>
+              </w:rPr>
+              <w:t xml:space="preserve">varchar(8)</w:t>
+            </w:r>
+          </w:p>
+        </w:tc>
+        <w:tc>
+          <w:tcPr>
+            <w:tcW w:type="dxa" w:w="600"/>
+            <w:tcBorders>
+              <w:top w:val="single" w:color="CCCCCC" w:sz="1"/>
+              <w:left w:val="single" w:color="CCCCCC" w:sz="1"/>
+              <w:bottom w:val="single" w:color="CCCCCC" w:sz="1"/>
+              <w:right w:val="single" w:color="CCCCCC" w:sz="1"/>
+            </w:tcBorders>
+            <w:shd w:fill="FFFFFF" w:val="clear"/>
+            <w:tcMar>
+              <w:top w:type="dxa" w:w="80"/>
+              <w:left w:type="dxa" w:w="120"/>
+              <w:bottom w:type="dxa" w:w="80"/>
+              <w:right w:type="dxa" w:w="120"/>
+            </w:tcMar>
+          </w:tcPr>
+          <w:p>
+            <w:r>
+              <w:rPr>
+                <w:rFonts w:ascii="Arial" w:cs="Arial" w:eastAsia="Arial" w:hAnsi="Arial"/>
+                <w:color w:val="333333"/>
+                <w:sz w:val="20"/>
+                <w:szCs w:val="20"/>
+              </w:rPr>
+              <w:t xml:space="preserve">-</w:t>
+            </w:r>
+          </w:p>
+        </w:tc>
+        <w:tc>
+          <w:tcPr>
+            <w:tcW w:type="dxa" w:w="4160"/>
+            <w:tcBorders>
+              <w:top w:val="single" w:color="CCCCCC" w:sz="1"/>
+              <w:left w:val="single" w:color="CCCCCC" w:sz="1"/>
+              <w:bottom w:val="single" w:color="CCCCCC" w:sz="1"/>
+              <w:right w:val="single" w:color="CCCCCC" w:sz="1"/>
+            </w:tcBorders>
+            <w:shd w:fill="FFFFFF" w:val="clear"/>
+            <w:tcMar>
+              <w:top w:type="dxa" w:w="80"/>
+              <w:left w:type="dxa" w:w="120"/>
+              <w:bottom w:type="dxa" w:w="80"/>
+              <w:right w:type="dxa" w:w="120"/>
+            </w:tcMar>
+          </w:tcPr>
+          <w:p>
+            <w:r>
+              <w:rPr>
+                <w:rFonts w:ascii="Arial" w:cs="Arial" w:eastAsia="Arial" w:hAnsi="Arial"/>
+                <w:color w:val="333333"/>
+                <w:sz w:val="20"/>
+                <w:szCs w:val="20"/>
+              </w:rPr>
+              <w:t xml:space="preserve">受信日</w:t>
+            </w:r>
+          </w:p>
+        </w:tc>
+      </w:tr>
+    </w:tbl>
+    <w:p>
+      <w:pPr>
+        <w:pBdr>
+          <w:bottom w:val="single" w:color="2E75B6" w:sz="6" w:space="1"/>
+        </w:pBdr>
+        <w:spacing w:before="240" w:after="80"/>
+      </w:pPr>
+      <w:r>
+        <w:rPr>
+          <w:rFonts w:ascii="Arial" w:cs="Arial" w:eastAsia="Arial" w:hAnsi="Arial"/>
+          <w:b/>
+          <w:bCs/>
+          <w:color w:val="2E75B6"/>
+          <w:sz w:val="24"/>
+          <w:szCs w:val="24"/>
+        </w:rPr>
+        <w:t xml:space="preserve">９－３　02〜05 未実装テーブル（将来実装予定）</w:t>
+      </w:r>
+    </w:p>
+    <w:p>
+      <w:pPr>
+        <w:spacing w:before="80" w:after="40"/>
+      </w:pPr>
+      <w:r>
+        <w:rPr>
+          <w:rFonts w:ascii="Arial" w:cs="Arial" w:eastAsia="Arial" w:hAnsi="Arial"/>
+          <w:sz w:val="22"/>
+          <w:szCs w:val="22"/>
+        </w:rPr>
+        <w:t xml:space="preserve">以下のGHマスタテーブルはReplica_Kasumi_CHK（開発環境: MST_プレフィックス付き）にDDL定義済みだが、OCフローへの取込実装は将来対応予定。</w:t>
+      </w:r>
+    </w:p>
+    <w:tbl>
+      <w:tblPr>
+        <w:tblW w:type="dxa" w:w="9360"/>
+        <w:tblBorders>
+          <w:top w:val="single" w:color="auto" w:sz="4"/>
+          <w:left w:val="single" w:color="auto" w:sz="4"/>
+          <w:bottom w:val="single" w:color="auto" w:sz="4"/>
+          <w:right w:val="single" w:color="auto" w:sz="4"/>
+          <w:insideH w:val="single" w:color="auto" w:sz="4"/>
+          <w:insideV w:val="single" w:color="auto" w:sz="4"/>
+        </w:tblBorders>
+      </w:tblPr>
+      <w:tblGrid>
+        <w:gridCol w:w="2400"/>
+        <w:gridCol w:w="1600"/>
+        <w:gridCol w:w="2560"/>
+        <w:gridCol w:w="2800"/>
+      </w:tblGrid>
+      <w:tr>
+        <w:trPr>
+          <w:tblHeader/>
+        </w:trPr>
+        <w:tc>
+          <w:tcPr>
+            <w:tcW w:type="dxa" w:w="2400"/>
+            <w:tcBorders>
+              <w:top w:val="single" w:color="CCCCCC" w:sz="1"/>
+              <w:left w:val="single" w:color="CCCCCC" w:sz="1"/>
+              <w:bottom w:val="single" w:color="CCCCCC" w:sz="1"/>
+              <w:right w:val="single" w:color="CCCCCC" w:sz="1"/>
+            </w:tcBorders>
+            <w:shd w:fill="2E75B6" w:val="clear"/>
+            <w:tcMar>
+              <w:top w:type="dxa" w:w="80"/>
+              <w:left w:type="dxa" w:w="120"/>
+              <w:bottom w:type="dxa" w:w="80"/>
+              <w:right w:type="dxa" w:w="120"/>
+            </w:tcMar>
+          </w:tcPr>
+          <w:p>
+            <w:r>
+              <w:rPr>
+                <w:rFonts w:ascii="Arial" w:cs="Arial" w:eastAsia="Arial" w:hAnsi="Arial"/>
+                <w:b/>
+                <w:bCs/>
+                <w:color w:val="FFFFFF"/>
+                <w:sz w:val="20"/>
+                <w:szCs w:val="20"/>
+              </w:rPr>
+              <w:t xml:space="preserve">テーブル名</w:t>
+            </w:r>
+          </w:p>
+        </w:tc>
+        <w:tc>
+          <w:tcPr>
+            <w:tcW w:type="dxa" w:w="1600"/>
+            <w:tcBorders>
+              <w:top w:val="single" w:color="CCCCCC" w:sz="1"/>
+              <w:left w:val="single" w:color="CCCCCC" w:sz="1"/>
+              <w:bottom w:val="single" w:color="CCCCCC" w:sz="1"/>
+              <w:right w:val="single" w:color="CCCCCC" w:sz="1"/>
+            </w:tcBorders>
+            <w:shd w:fill="2E75B6" w:val="clear"/>
+            <w:tcMar>
+              <w:top w:type="dxa" w:w="80"/>
+              <w:left w:type="dxa" w:w="120"/>
+              <w:bottom w:type="dxa" w:w="80"/>
+              <w:right w:type="dxa" w:w="120"/>
+            </w:tcMar>
+          </w:tcPr>
+          <w:p>
+            <w:r>
+              <w:rPr>
+                <w:rFonts w:ascii="Arial" w:cs="Arial" w:eastAsia="Arial" w:hAnsi="Arial"/>
+                <w:b/>
+                <w:bCs/>
+                <w:color w:val="FFFFFF"/>
+                <w:sz w:val="20"/>
+                <w:szCs w:val="20"/>
+              </w:rPr>
+              <w:t xml:space="preserve">内容</w:t>
+            </w:r>
+          </w:p>
+        </w:tc>
+        <w:tc>
+          <w:tcPr>
+            <w:tcW w:type="dxa" w:w="2560"/>
+            <w:tcBorders>
+              <w:top w:val="single" w:color="CCCCCC" w:sz="1"/>
+              <w:left w:val="single" w:color="CCCCCC" w:sz="1"/>
+              <w:bottom w:val="single" w:color="CCCCCC" w:sz="1"/>
+              <w:right w:val="single" w:color="CCCCCC" w:sz="1"/>
+            </w:tcBorders>
+            <w:shd w:fill="2E75B6" w:val="clear"/>
+            <w:tcMar>
+              <w:top w:type="dxa" w:w="80"/>
+              <w:left w:type="dxa" w:w="120"/>
+              <w:bottom w:type="dxa" w:w="80"/>
+              <w:right w:type="dxa" w:w="120"/>
+            </w:tcMar>
+          </w:tcPr>
+          <w:p>
+            <w:r>
+              <w:rPr>
+                <w:rFonts w:ascii="Arial" w:cs="Arial" w:eastAsia="Arial" w:hAnsi="Arial"/>
+                <w:b/>
+                <w:bCs/>
+                <w:color w:val="FFFFFF"/>
+                <w:sz w:val="20"/>
+                <w:szCs w:val="20"/>
+              </w:rPr>
+              <w:t xml:space="preserve">PK</w:t>
+            </w:r>
+          </w:p>
+        </w:tc>
+        <w:tc>
+          <w:tcPr>
+            <w:tcW w:type="dxa" w:w="2800"/>
+            <w:tcBorders>
+              <w:top w:val="single" w:color="CCCCCC" w:sz="1"/>
+              <w:left w:val="single" w:color="CCCCCC" w:sz="1"/>
+              <w:bottom w:val="single" w:color="CCCCCC" w:sz="1"/>
+              <w:right w:val="single" w:color="CCCCCC" w:sz="1"/>
+            </w:tcBorders>
+            <w:shd w:fill="2E75B6" w:val="clear"/>
+            <w:tcMar>
+              <w:top w:type="dxa" w:w="80"/>
+              <w:left w:type="dxa" w:w="120"/>
+              <w:bottom w:type="dxa" w:w="80"/>
+              <w:right w:type="dxa" w:w="120"/>
+            </w:tcMar>
+          </w:tcPr>
+          <w:p>
+            <w:r>
+              <w:rPr>
+                <w:rFonts w:ascii="Arial" w:cs="Arial" w:eastAsia="Arial" w:hAnsi="Arial"/>
+                <w:b/>
+                <w:bCs/>
+                <w:color w:val="FFFFFF"/>
+                <w:sz w:val="20"/>
+                <w:szCs w:val="20"/>
+              </w:rPr>
+              <w:t xml:space="preserve">主要カラム（参考）</w:t>
+            </w:r>
+          </w:p>
+        </w:tc>
+      </w:tr>
+      <w:tr>
+        <w:tc>
+          <w:tcPr>
+            <w:tcW w:type="dxa" w:w="2400"/>
+            <w:tcBorders>
+              <w:top w:val="single" w:color="CCCCCC" w:sz="1"/>
+              <w:left w:val="single" w:color="CCCCCC" w:sz="1"/>
+              <w:bottom w:val="single" w:color="CCCCCC" w:sz="1"/>
+              <w:right w:val="single" w:color="CCCCCC" w:sz="1"/>
+            </w:tcBorders>
+            <w:shd w:fill="F5F5F5" w:val="clear"/>
+            <w:tcMar>
+              <w:top w:type="dxa" w:w="80"/>
+              <w:left w:type="dxa" w:w="120"/>
+              <w:bottom w:type="dxa" w:w="80"/>
+              <w:right w:type="dxa" w:w="120"/>
+            </w:tcMar>
+          </w:tcPr>
+          <w:p>
+            <w:r>
+              <w:rPr>
+                <w:rFonts w:ascii="Arial" w:cs="Arial" w:eastAsia="Arial" w:hAnsi="Arial"/>
+                <w:b/>
+                <w:bCs/>
+                <w:color w:val="333333"/>
+                <w:sz w:val="20"/>
+                <w:szCs w:val="20"/>
+              </w:rPr>
+              <w:t xml:space="preserve">02_GHDISCOUNTM</w:t>
+            </w:r>
+          </w:p>
+        </w:tc>
+        <w:tc>
+          <w:tcPr>
+            <w:tcW w:type="dxa" w:w="1600"/>
+            <w:tcBorders>
+              <w:top w:val="single" w:color="CCCCCC" w:sz="1"/>
+              <w:left w:val="single" w:color="CCCCCC" w:sz="1"/>
+              <w:bottom w:val="single" w:color="CCCCCC" w:sz="1"/>
+              <w:right w:val="single" w:color="CCCCCC" w:sz="1"/>
+            </w:tcBorders>
+            <w:shd w:fill="FFFFFF" w:val="clear"/>
+            <w:tcMar>
+              <w:top w:type="dxa" w:w="80"/>
+              <w:left w:type="dxa" w:w="120"/>
+              <w:bottom w:type="dxa" w:w="80"/>
+              <w:right w:type="dxa" w:w="120"/>
+            </w:tcMar>
+          </w:tcPr>
+          <w:p>
+            <w:r>
+              <w:rPr>
+                <w:rFonts w:ascii="Arial" w:cs="Arial" w:eastAsia="Arial" w:hAnsi="Arial"/>
+                <w:color w:val="333333"/>
+                <w:sz w:val="20"/>
+                <w:szCs w:val="20"/>
+              </w:rPr>
+              <w:t xml:space="preserve">特売値引マスタ</w:t>
+            </w:r>
+          </w:p>
+        </w:tc>
+        <w:tc>
+          <w:tcPr>
+            <w:tcW w:type="dxa" w:w="2560"/>
+            <w:tcBorders>
+              <w:top w:val="single" w:color="CCCCCC" w:sz="1"/>
+              <w:left w:val="single" w:color="CCCCCC" w:sz="1"/>
+              <w:bottom w:val="single" w:color="CCCCCC" w:sz="1"/>
+              <w:right w:val="single" w:color="CCCCCC" w:sz="1"/>
+            </w:tcBorders>
+            <w:shd w:fill="FFFFFF" w:val="clear"/>
+            <w:tcMar>
+              <w:top w:type="dxa" w:w="80"/>
+              <w:left w:type="dxa" w:w="120"/>
+              <w:bottom w:type="dxa" w:w="80"/>
+              <w:right w:type="dxa" w:w="120"/>
+            </w:tcMar>
+          </w:tcPr>
+          <w:p>
+            <w:r>
+              <w:rPr>
+                <w:rFonts w:ascii="Arial" w:cs="Arial" w:eastAsia="Arial" w:hAnsi="Arial"/>
+                <w:color w:val="333333"/>
+                <w:sz w:val="20"/>
+                <w:szCs w:val="20"/>
+              </w:rPr>
+              <w:t xml:space="preserve">STR_ID + EVNT_NBR + MBR_FG + PLU_ID</w:t>
+            </w:r>
+          </w:p>
+        </w:tc>
+        <w:tc>
+          <w:tcPr>
+            <w:tcW w:type="dxa" w:w="2800"/>
+            <w:tcBorders>
+              <w:top w:val="single" w:color="CCCCCC" w:sz="1"/>
+              <w:left w:val="single" w:color="CCCCCC" w:sz="1"/>
+              <w:bottom w:val="single" w:color="CCCCCC" w:sz="1"/>
+              <w:right w:val="single" w:color="CCCCCC" w:sz="1"/>
+            </w:tcBorders>
+            <w:shd w:fill="FFFFFF" w:val="clear"/>
+            <w:tcMar>
+              <w:top w:type="dxa" w:w="80"/>
+              <w:left w:type="dxa" w:w="120"/>
+              <w:bottom w:type="dxa" w:w="80"/>
+              <w:right w:type="dxa" w:w="120"/>
+            </w:tcMar>
+          </w:tcPr>
+          <w:p>
+            <w:r>
+              <w:rPr>
+                <w:rFonts w:ascii="Arial" w:cs="Arial" w:eastAsia="Arial" w:hAnsi="Arial"/>
+                <w:color w:val="333333"/>
+                <w:sz w:val="20"/>
+                <w:szCs w:val="20"/>
+              </w:rPr>
+              <w:t xml:space="preserve">EVNT_NBR(企画No), EVNT_BGN_TM(開始日), EVNT_END_TM(終了日), MBR_FG(会員FG)</w:t>
+            </w:r>
+          </w:p>
+        </w:tc>
+      </w:tr>
+      <w:tr>
+        <w:tc>
+          <w:tcPr>
+            <w:tcW w:type="dxa" w:w="2400"/>
+            <w:tcBorders>
+              <w:top w:val="single" w:color="CCCCCC" w:sz="1"/>
+              <w:left w:val="single" w:color="CCCCCC" w:sz="1"/>
+              <w:bottom w:val="single" w:color="CCCCCC" w:sz="1"/>
+              <w:right w:val="single" w:color="CCCCCC" w:sz="1"/>
+            </w:tcBorders>
+            <w:shd w:fill="F5F5F5" w:val="clear"/>
+            <w:tcMar>
+              <w:top w:type="dxa" w:w="80"/>
+              <w:left w:type="dxa" w:w="120"/>
+              <w:bottom w:type="dxa" w:w="80"/>
+              <w:right w:type="dxa" w:w="120"/>
+            </w:tcMar>
+          </w:tcPr>
+          <w:p>
+            <w:r>
+              <w:rPr>
+                <w:rFonts w:ascii="Arial" w:cs="Arial" w:eastAsia="Arial" w:hAnsi="Arial"/>
+                <w:b/>
+                <w:bCs/>
+                <w:color w:val="333333"/>
+                <w:sz w:val="20"/>
+                <w:szCs w:val="20"/>
+              </w:rPr>
+              <w:t xml:space="preserve">03_GHBUNDLEM</w:t>
+            </w:r>
+          </w:p>
+        </w:tc>
+        <w:tc>
+          <w:tcPr>
+            <w:tcW w:type="dxa" w:w="1600"/>
+            <w:tcBorders>
+              <w:top w:val="single" w:color="CCCCCC" w:sz="1"/>
+              <w:left w:val="single" w:color="CCCCCC" w:sz="1"/>
+              <w:bottom w:val="single" w:color="CCCCCC" w:sz="1"/>
+              <w:right w:val="single" w:color="CCCCCC" w:sz="1"/>
+            </w:tcBorders>
+            <w:shd w:fill="FFFFFF" w:val="clear"/>
+            <w:tcMar>
+              <w:top w:type="dxa" w:w="80"/>
+              <w:left w:type="dxa" w:w="120"/>
+              <w:bottom w:type="dxa" w:w="80"/>
+              <w:right w:type="dxa" w:w="120"/>
+            </w:tcMar>
+          </w:tcPr>
+          <w:p>
+            <w:r>
+              <w:rPr>
+                <w:rFonts w:ascii="Arial" w:cs="Arial" w:eastAsia="Arial" w:hAnsi="Arial"/>
+                <w:color w:val="333333"/>
+                <w:sz w:val="20"/>
+                <w:szCs w:val="20"/>
+              </w:rPr>
+              <w:t xml:space="preserve">組合せ(M&amp;M)マスタ</w:t>
+            </w:r>
+          </w:p>
+        </w:tc>
+        <w:tc>
+          <w:tcPr>
+            <w:tcW w:type="dxa" w:w="2560"/>
+            <w:tcBorders>
+              <w:top w:val="single" w:color="CCCCCC" w:sz="1"/>
+              <w:left w:val="single" w:color="CCCCCC" w:sz="1"/>
+              <w:bottom w:val="single" w:color="CCCCCC" w:sz="1"/>
+              <w:right w:val="single" w:color="CCCCCC" w:sz="1"/>
+            </w:tcBorders>
+            <w:shd w:fill="FFFFFF" w:val="clear"/>
+            <w:tcMar>
+              <w:top w:type="dxa" w:w="80"/>
+              <w:left w:type="dxa" w:w="120"/>
+              <w:bottom w:type="dxa" w:w="80"/>
+              <w:right w:type="dxa" w:w="120"/>
+            </w:tcMar>
+          </w:tcPr>
+          <w:p>
+            <w:r>
+              <w:rPr>
+                <w:rFonts w:ascii="Arial" w:cs="Arial" w:eastAsia="Arial" w:hAnsi="Arial"/>
+                <w:color w:val="333333"/>
+                <w:sz w:val="20"/>
+                <w:szCs w:val="20"/>
+              </w:rPr>
+              <w:t xml:space="preserve">STR_ID + EVNT_NBR + PLU_ID</w:t>
+            </w:r>
+          </w:p>
+        </w:tc>
+        <w:tc>
+          <w:tcPr>
+            <w:tcW w:type="dxa" w:w="2800"/>
+            <w:tcBorders>
+              <w:top w:val="single" w:color="CCCCCC" w:sz="1"/>
+              <w:left w:val="single" w:color="CCCCCC" w:sz="1"/>
+              <w:bottom w:val="single" w:color="CCCCCC" w:sz="1"/>
+              <w:right w:val="single" w:color="CCCCCC" w:sz="1"/>
+            </w:tcBorders>
+            <w:shd w:fill="FFFFFF" w:val="clear"/>
+            <w:tcMar>
+              <w:top w:type="dxa" w:w="80"/>
+              <w:left w:type="dxa" w:w="120"/>
+              <w:bottom w:type="dxa" w:w="80"/>
+              <w:right w:type="dxa" w:w="120"/>
+            </w:tcMar>
+          </w:tcPr>
+          <w:p>
+            <w:r>
+              <w:rPr>
+                <w:rFonts w:ascii="Arial" w:cs="Arial" w:eastAsia="Arial" w:hAnsi="Arial"/>
+                <w:color w:val="333333"/>
+                <w:sz w:val="20"/>
+                <w:szCs w:val="20"/>
+              </w:rPr>
+              <w:t xml:space="preserve">EVNT_NBR(企画No), EVNT_BGN_TM(開始日), EVNT_END_TM(終了日), EVNT_TYP(企画区分)</w:t>
+            </w:r>
+          </w:p>
+        </w:tc>
+      </w:tr>
+      <w:tr>
+        <w:tc>
+          <w:tcPr>
+            <w:tcW w:type="dxa" w:w="2400"/>
+            <w:tcBorders>
+              <w:top w:val="single" w:color="CCCCCC" w:sz="1"/>
+              <w:left w:val="single" w:color="CCCCCC" w:sz="1"/>
+              <w:bottom w:val="single" w:color="CCCCCC" w:sz="1"/>
+              <w:right w:val="single" w:color="CCCCCC" w:sz="1"/>
+            </w:tcBorders>
+            <w:shd w:fill="F5F5F5" w:val="clear"/>
+            <w:tcMar>
+              <w:top w:type="dxa" w:w="80"/>
+              <w:left w:type="dxa" w:w="120"/>
+              <w:bottom w:type="dxa" w:w="80"/>
+              <w:right w:type="dxa" w:w="120"/>
+            </w:tcMar>
+          </w:tcPr>
+          <w:p>
+            <w:r>
+              <w:rPr>
+                <w:rFonts w:ascii="Arial" w:cs="Arial" w:eastAsia="Arial" w:hAnsi="Arial"/>
+                <w:b/>
+                <w:bCs/>
+                <w:color w:val="333333"/>
+                <w:sz w:val="20"/>
+                <w:szCs w:val="20"/>
+              </w:rPr>
+              <w:t xml:space="preserve">04_GHEVENTM</w:t>
+            </w:r>
+          </w:p>
+        </w:tc>
+        <w:tc>
+          <w:tcPr>
+            <w:tcW w:type="dxa" w:w="1600"/>
+            <w:tcBorders>
+              <w:top w:val="single" w:color="CCCCCC" w:sz="1"/>
+              <w:left w:val="single" w:color="CCCCCC" w:sz="1"/>
+              <w:bottom w:val="single" w:color="CCCCCC" w:sz="1"/>
+              <w:right w:val="single" w:color="CCCCCC" w:sz="1"/>
+            </w:tcBorders>
+            <w:shd w:fill="FFFFFF" w:val="clear"/>
+            <w:tcMar>
+              <w:top w:type="dxa" w:w="80"/>
+              <w:left w:type="dxa" w:w="120"/>
+              <w:bottom w:type="dxa" w:w="80"/>
+              <w:right w:type="dxa" w:w="120"/>
+            </w:tcMar>
+          </w:tcPr>
+          <w:p>
+            <w:r>
+              <w:rPr>
+                <w:rFonts w:ascii="Arial" w:cs="Arial" w:eastAsia="Arial" w:hAnsi="Arial"/>
+                <w:color w:val="333333"/>
+                <w:sz w:val="20"/>
+                <w:szCs w:val="20"/>
+              </w:rPr>
+              <w:t xml:space="preserve">企画マスタ</w:t>
+            </w:r>
+          </w:p>
+        </w:tc>
+        <w:tc>
+          <w:tcPr>
+            <w:tcW w:type="dxa" w:w="2560"/>
+            <w:tcBorders>
+              <w:top w:val="single" w:color="CCCCCC" w:sz="1"/>
+              <w:left w:val="single" w:color="CCCCCC" w:sz="1"/>
+              <w:bottom w:val="single" w:color="CCCCCC" w:sz="1"/>
+              <w:right w:val="single" w:color="CCCCCC" w:sz="1"/>
+            </w:tcBorders>
+            <w:shd w:fill="FFFFFF" w:val="clear"/>
+            <w:tcMar>
+              <w:top w:type="dxa" w:w="80"/>
+              <w:left w:type="dxa" w:w="120"/>
+              <w:bottom w:type="dxa" w:w="80"/>
+              <w:right w:type="dxa" w:w="120"/>
+            </w:tcMar>
+          </w:tcPr>
+          <w:p>
+            <w:r>
+              <w:rPr>
+                <w:rFonts w:ascii="Arial" w:cs="Arial" w:eastAsia="Arial" w:hAnsi="Arial"/>
+                <w:color w:val="333333"/>
+                <w:sz w:val="20"/>
+                <w:szCs w:val="20"/>
+              </w:rPr>
+              <w:t xml:space="preserve">STR_ID + EVNT_NBR</w:t>
+            </w:r>
+          </w:p>
+        </w:tc>
+        <w:tc>
+          <w:tcPr>
+            <w:tcW w:type="dxa" w:w="2800"/>
+            <w:tcBorders>
+              <w:top w:val="single" w:color="CCCCCC" w:sz="1"/>
+              <w:left w:val="single" w:color="CCCCCC" w:sz="1"/>
+              <w:bottom w:val="single" w:color="CCCCCC" w:sz="1"/>
+              <w:right w:val="single" w:color="CCCCCC" w:sz="1"/>
+            </w:tcBorders>
+            <w:shd w:fill="FFFFFF" w:val="clear"/>
+            <w:tcMar>
+              <w:top w:type="dxa" w:w="80"/>
+              <w:left w:type="dxa" w:w="120"/>
+              <w:bottom w:type="dxa" w:w="80"/>
+              <w:right w:type="dxa" w:w="120"/>
+            </w:tcMar>
+          </w:tcPr>
+          <w:p>
+            <w:r>
+              <w:rPr>
+                <w:rFonts w:ascii="Arial" w:cs="Arial" w:eastAsia="Arial" w:hAnsi="Arial"/>
+                <w:color w:val="333333"/>
+                <w:sz w:val="20"/>
+                <w:szCs w:val="20"/>
+              </w:rPr>
+              <w:t xml:space="preserve">EVNT_NBR(企画No), EVNT_BGN_TM(開始日), EVNT_END_TM(終了日), DESCR(タイトル)</w:t>
+            </w:r>
+          </w:p>
+        </w:tc>
+      </w:tr>
+      <w:tr>
+        <w:tc>
+          <w:tcPr>
+            <w:tcW w:type="dxa" w:w="2400"/>
+            <w:tcBorders>
+              <w:top w:val="single" w:color="CCCCCC" w:sz="1"/>
+              <w:left w:val="single" w:color="CCCCCC" w:sz="1"/>
+              <w:bottom w:val="single" w:color="CCCCCC" w:sz="1"/>
+              <w:right w:val="single" w:color="CCCCCC" w:sz="1"/>
+            </w:tcBorders>
+            <w:shd w:fill="F5F5F5" w:val="clear"/>
+            <w:tcMar>
+              <w:top w:type="dxa" w:w="80"/>
+              <w:left w:type="dxa" w:w="120"/>
+              <w:bottom w:type="dxa" w:w="80"/>
+              <w:right w:type="dxa" w:w="120"/>
+            </w:tcMar>
+          </w:tcPr>
+          <w:p>
+            <w:r>
+              <w:rPr>
+                <w:rFonts w:ascii="Arial" w:cs="Arial" w:eastAsia="Arial" w:hAnsi="Arial"/>
+                <w:b/>
+                <w:bCs/>
+                <w:color w:val="333333"/>
+                <w:sz w:val="20"/>
+                <w:szCs w:val="20"/>
+              </w:rPr>
+              <w:t xml:space="preserve">05_GMMDSEM</w:t>
+            </w:r>
+          </w:p>
+        </w:tc>
+        <w:tc>
+          <w:tcPr>
+            <w:tcW w:type="dxa" w:w="1600"/>
+            <w:tcBorders>
+              <w:top w:val="single" w:color="CCCCCC" w:sz="1"/>
+              <w:left w:val="single" w:color="CCCCCC" w:sz="1"/>
+              <w:bottom w:val="single" w:color="CCCCCC" w:sz="1"/>
+              <w:right w:val="single" w:color="CCCCCC" w:sz="1"/>
+            </w:tcBorders>
+            <w:shd w:fill="FFFFFF" w:val="clear"/>
+            <w:tcMar>
+              <w:top w:type="dxa" w:w="80"/>
+              <w:left w:type="dxa" w:w="120"/>
+              <w:bottom w:type="dxa" w:w="80"/>
+              <w:right w:type="dxa" w:w="120"/>
+            </w:tcMar>
+          </w:tcPr>
+          <w:p>
+            <w:r>
+              <w:rPr>
+                <w:rFonts w:ascii="Arial" w:cs="Arial" w:eastAsia="Arial" w:hAnsi="Arial"/>
+                <w:color w:val="333333"/>
+                <w:sz w:val="20"/>
+                <w:szCs w:val="20"/>
+              </w:rPr>
+              <w:t xml:space="preserve">商品階層マスタ</w:t>
+            </w:r>
+          </w:p>
+        </w:tc>
+        <w:tc>
+          <w:tcPr>
+            <w:tcW w:type="dxa" w:w="2560"/>
+            <w:tcBorders>
+              <w:top w:val="single" w:color="CCCCCC" w:sz="1"/>
+              <w:left w:val="single" w:color="CCCCCC" w:sz="1"/>
+              <w:bottom w:val="single" w:color="CCCCCC" w:sz="1"/>
+              <w:right w:val="single" w:color="CCCCCC" w:sz="1"/>
+            </w:tcBorders>
+            <w:shd w:fill="FFFFFF" w:val="clear"/>
+            <w:tcMar>
+              <w:top w:type="dxa" w:w="80"/>
+              <w:left w:type="dxa" w:w="120"/>
+              <w:bottom w:type="dxa" w:w="80"/>
+              <w:right w:type="dxa" w:w="120"/>
+            </w:tcMar>
+          </w:tcPr>
+          <w:p>
+            <w:r>
+              <w:rPr>
+                <w:rFonts w:ascii="Arial" w:cs="Arial" w:eastAsia="Arial" w:hAnsi="Arial"/>
+                <w:color w:val="333333"/>
+                <w:sz w:val="20"/>
+                <w:szCs w:val="20"/>
+              </w:rPr>
+              <w:t xml:space="preserve">STR_ID + MDSE_NBR1〜6</w:t>
+            </w:r>
+          </w:p>
+        </w:tc>
+        <w:tc>
+          <w:tcPr>
+            <w:tcW w:type="dxa" w:w="2800"/>
+            <w:tcBorders>
+              <w:top w:val="single" w:color="CCCCCC" w:sz="1"/>
+              <w:left w:val="single" w:color="CCCCCC" w:sz="1"/>
+              <w:bottom w:val="single" w:color="CCCCCC" w:sz="1"/>
+              <w:right w:val="single" w:color="CCCCCC" w:sz="1"/>
+            </w:tcBorders>
+            <w:shd w:fill="FFFFFF" w:val="clear"/>
+            <w:tcMar>
+              <w:top w:type="dxa" w:w="80"/>
+              <w:left w:type="dxa" w:w="120"/>
+              <w:bottom w:type="dxa" w:w="80"/>
+              <w:right w:type="dxa" w:w="120"/>
+            </w:tcMar>
+          </w:tcPr>
+          <w:p>
+            <w:r>
+              <w:rPr>
+                <w:rFonts w:ascii="Arial" w:cs="Arial" w:eastAsia="Arial" w:hAnsi="Arial"/>
+                <w:color w:val="333333"/>
+                <w:sz w:val="20"/>
+                <w:szCs w:val="20"/>
+              </w:rPr>
+              <w:t xml:space="preserve">MDSE_NBR1(業態)〜MDSE_NBR7(分類), MDSE_STRC_LVL(階層レベル)</w:t>
+            </w:r>
+          </w:p>
+        </w:tc>
+      </w:tr>
+    </w:tbl>
+    <w:p>
+      <w:pPr>
+        <w:pStyle w:val="ListParagraph"/>
+        <w:numPr>
+          <w:ilvl w:val="0"/>
+          <w:numId w:val="2"/>
+        </w:numPr>
+        <w:spacing w:before="40" w:after="40"/>
+      </w:pPr>
+      <w:r>
+        <w:rPr>
+          <w:rFonts w:ascii="Arial" w:cs="Arial" w:eastAsia="Arial" w:hAnsi="Arial"/>
+          <w:sz w:val="22"/>
+          <w:szCs w:val="22"/>
+        </w:rPr>
+        <w:t xml:space="preserve">各テーブルのDDLはReplica_Kasumi_CHK.sqlに定義済み（40_AWS/Replica_Kasumi_CHK.sql 参照）</w:t>
+      </w:r>
+    </w:p>
+    <w:p>
+      <w:pPr>
+        <w:pStyle w:val="ListParagraph"/>
+        <w:numPr>
+          <w:ilvl w:val="0"/>
+          <w:numId w:val="2"/>
+        </w:numPr>
+        <w:spacing w:before="40" w:after="40"/>
+      </w:pPr>
+      <w:r>
+        <w:rPr>
+          <w:rFonts w:ascii="Arial" w:cs="Arial" w:eastAsia="Arial" w:hAnsi="Arial"/>
+          <w:sz w:val="22"/>
+          <w:szCs w:val="22"/>
+        </w:rPr>
+        <w:t xml:space="preserve">実装時はKasumiItemMasterImportJobと同様のJobクラスを追加し、EventBridgeにS3着地ルールを設定する</w:t>
+      </w:r>
+    </w:p>
+    <w:p>
+      <w:pPr>
+        <w:pStyle w:val="ListParagraph"/>
+        <w:numPr>
+          <w:ilvl w:val="0"/>
+          <w:numId w:val="2"/>
+        </w:numPr>
+        <w:spacing w:before="40" w:after="40"/>
+      </w:pPr>
+      <w:r>
+        <w:rPr>
+          <w:rFonts w:ascii="Arial" w:cs="Arial" w:eastAsia="Arial" w:hAnsi="Arial"/>
+          <w:sz w:val="22"/>
+          <w:szCs w:val="22"/>
+        </w:rPr>
+        <w:t xml:space="preserve">開発環境テーブル名はMST_プレフィックス付き（MST_02_GHDISCOUNTM等）。PRD AuroraではプレフィックスなしのためSQLで使い分け注意</w:t>
+      </w:r>
     </w:p>
     <w:sectPr>
       <w:pgSz w:w="11906" w:h="16838" w:orient="portrait"/>

--- a/12_基本設計書/01_外部データ取込/詳細設計_OC_取込機能.docx
+++ b/12_基本設計書/01_外部データ取込/詳細設計_OC_取込機能.docx
@@ -5,7 +5,7 @@
     <w:p>
       <w:pPr>
         <w:pBdr>
-          <w:bottom w:val="single" w:color="2E75B6" w:sz="12" w:space="2"/>
+          <w:bottom w:val="single" w:color="D0232A" w:sz="12" w:space="2"/>
         </w:pBdr>
         <w:spacing w:before="400" w:after="120"/>
         <w:jc w:val="center"/>
@@ -15,7 +15,7 @@
           <w:rFonts w:ascii="Arial" w:cs="Arial" w:eastAsia="Arial" w:hAnsi="Arial"/>
           <w:b/>
           <w:bCs/>
-          <w:color w:val="2E75B6"/>
+          <w:color w:val="D0232A"/>
           <w:sz w:val="52"/>
           <w:szCs w:val="52"/>
         </w:rPr>
@@ -32,7 +32,7 @@
           <w:rFonts w:ascii="Arial" w:cs="Arial" w:eastAsia="Arial" w:hAnsi="Arial"/>
           <w:b/>
           <w:bCs/>
-          <w:color w:val="1F4E79"/>
+          <w:color w:val="A31B21"/>
           <w:sz w:val="34"/>
           <w:szCs w:val="34"/>
         </w:rPr>
@@ -433,12 +433,800 @@
     </w:tbl>
     <w:p>
       <w:pPr>
+        <w:spacing w:before="0" w:after="0"/>
+      </w:pPr>
+      <w:r>
+        <w:rPr>
+          <w:rFonts w:ascii="Arial" w:cs="Arial" w:eastAsia="Arial" w:hAnsi="Arial"/>
+        </w:rPr>
+        <w:br w:type="page"/>
+      </w:r>
+    </w:p>
+    <w:p>
+      <w:pPr>
+        <w:shd w:fill="D0232A" w:val="clear"/>
+        <w:spacing w:before="320" w:after="140"/>
+        <w:ind w:left="120" w:right="120"/>
+      </w:pPr>
+      <w:r>
+        <w:rPr>
+          <w:rFonts w:ascii="Arial" w:cs="Arial" w:eastAsia="Arial" w:hAnsi="Arial"/>
+          <w:b/>
+          <w:bCs/>
+          <w:color w:val="FFFFFF"/>
+          <w:sz w:val="28"/>
+          <w:szCs w:val="28"/>
+        </w:rPr>
+        <w:t xml:space="preserve">　改廃履歴</w:t>
+      </w:r>
+    </w:p>
+    <w:p>
+      <w:pPr>
+        <w:spacing w:before="160" w:after="120"/>
+      </w:pPr>
+    </w:p>
+    <w:tbl>
+      <w:tblPr>
+        <w:tblW w:type="dxa" w:w="9360"/>
+        <w:tblBorders>
+          <w:top w:val="single" w:color="auto" w:sz="4"/>
+          <w:left w:val="single" w:color="auto" w:sz="4"/>
+          <w:bottom w:val="single" w:color="auto" w:sz="4"/>
+          <w:right w:val="single" w:color="auto" w:sz="4"/>
+          <w:insideH w:val="single" w:color="auto" w:sz="4"/>
+          <w:insideV w:val="single" w:color="auto" w:sz="4"/>
+        </w:tblBorders>
+      </w:tblPr>
+      <w:tblGrid>
+        <w:gridCol w:w="1600"/>
+        <w:gridCol w:w="1600"/>
+        <w:gridCol w:w="1600"/>
+        <w:gridCol w:w="4560"/>
+      </w:tblGrid>
+      <w:tr>
+        <w:trPr>
+          <w:tblHeader/>
+        </w:trPr>
+        <w:tc>
+          <w:tcPr>
+            <w:tcW w:type="dxa" w:w="1600"/>
+            <w:tcBorders>
+              <w:top w:val="single" w:color="CCCCCC" w:sz="1"/>
+              <w:left w:val="single" w:color="CCCCCC" w:sz="1"/>
+              <w:bottom w:val="single" w:color="CCCCCC" w:sz="1"/>
+              <w:right w:val="single" w:color="CCCCCC" w:sz="1"/>
+            </w:tcBorders>
+            <w:shd w:fill="D0232A" w:val="clear"/>
+            <w:tcMar>
+              <w:top w:type="dxa" w:w="80"/>
+              <w:left w:type="dxa" w:w="120"/>
+              <w:bottom w:type="dxa" w:w="80"/>
+              <w:right w:type="dxa" w:w="120"/>
+            </w:tcMar>
+          </w:tcPr>
+          <w:p>
+            <w:r>
+              <w:rPr>
+                <w:rFonts w:ascii="Arial" w:cs="Arial" w:eastAsia="Arial" w:hAnsi="Arial"/>
+                <w:b/>
+                <w:bCs/>
+                <w:color w:val="FFFFFF"/>
+                <w:sz w:val="20"/>
+                <w:szCs w:val="20"/>
+              </w:rPr>
+              <w:t xml:space="preserve">版数</w:t>
+            </w:r>
+          </w:p>
+        </w:tc>
+        <w:tc>
+          <w:tcPr>
+            <w:tcW w:type="dxa" w:w="1600"/>
+            <w:tcBorders>
+              <w:top w:val="single" w:color="CCCCCC" w:sz="1"/>
+              <w:left w:val="single" w:color="CCCCCC" w:sz="1"/>
+              <w:bottom w:val="single" w:color="CCCCCC" w:sz="1"/>
+              <w:right w:val="single" w:color="CCCCCC" w:sz="1"/>
+            </w:tcBorders>
+            <w:shd w:fill="D0232A" w:val="clear"/>
+            <w:tcMar>
+              <w:top w:type="dxa" w:w="80"/>
+              <w:left w:type="dxa" w:w="120"/>
+              <w:bottom w:type="dxa" w:w="80"/>
+              <w:right w:type="dxa" w:w="120"/>
+            </w:tcMar>
+          </w:tcPr>
+          <w:p>
+            <w:r>
+              <w:rPr>
+                <w:rFonts w:ascii="Arial" w:cs="Arial" w:eastAsia="Arial" w:hAnsi="Arial"/>
+                <w:b/>
+                <w:bCs/>
+                <w:color w:val="FFFFFF"/>
+                <w:sz w:val="20"/>
+                <w:szCs w:val="20"/>
+              </w:rPr>
+              <w:t xml:space="preserve">改廃日</w:t>
+            </w:r>
+          </w:p>
+        </w:tc>
+        <w:tc>
+          <w:tcPr>
+            <w:tcW w:type="dxa" w:w="1600"/>
+            <w:tcBorders>
+              <w:top w:val="single" w:color="CCCCCC" w:sz="1"/>
+              <w:left w:val="single" w:color="CCCCCC" w:sz="1"/>
+              <w:bottom w:val="single" w:color="CCCCCC" w:sz="1"/>
+              <w:right w:val="single" w:color="CCCCCC" w:sz="1"/>
+            </w:tcBorders>
+            <w:shd w:fill="D0232A" w:val="clear"/>
+            <w:tcMar>
+              <w:top w:type="dxa" w:w="80"/>
+              <w:left w:type="dxa" w:w="120"/>
+              <w:bottom w:type="dxa" w:w="80"/>
+              <w:right w:type="dxa" w:w="120"/>
+            </w:tcMar>
+          </w:tcPr>
+          <w:p>
+            <w:r>
+              <w:rPr>
+                <w:rFonts w:ascii="Arial" w:cs="Arial" w:eastAsia="Arial" w:hAnsi="Arial"/>
+                <w:b/>
+                <w:bCs/>
+                <w:color w:val="FFFFFF"/>
+                <w:sz w:val="20"/>
+                <w:szCs w:val="20"/>
+              </w:rPr>
+              <w:t xml:space="preserve">改廃者</w:t>
+            </w:r>
+          </w:p>
+        </w:tc>
+        <w:tc>
+          <w:tcPr>
+            <w:tcW w:type="dxa" w:w="4560"/>
+            <w:tcBorders>
+              <w:top w:val="single" w:color="CCCCCC" w:sz="1"/>
+              <w:left w:val="single" w:color="CCCCCC" w:sz="1"/>
+              <w:bottom w:val="single" w:color="CCCCCC" w:sz="1"/>
+              <w:right w:val="single" w:color="CCCCCC" w:sz="1"/>
+            </w:tcBorders>
+            <w:shd w:fill="D0232A" w:val="clear"/>
+            <w:tcMar>
+              <w:top w:type="dxa" w:w="80"/>
+              <w:left w:type="dxa" w:w="120"/>
+              <w:bottom w:type="dxa" w:w="80"/>
+              <w:right w:type="dxa" w:w="120"/>
+            </w:tcMar>
+          </w:tcPr>
+          <w:p>
+            <w:r>
+              <w:rPr>
+                <w:rFonts w:ascii="Arial" w:cs="Arial" w:eastAsia="Arial" w:hAnsi="Arial"/>
+                <w:b/>
+                <w:bCs/>
+                <w:color w:val="FFFFFF"/>
+                <w:sz w:val="20"/>
+                <w:szCs w:val="20"/>
+              </w:rPr>
+              <w:t xml:space="preserve">改廃内容</w:t>
+            </w:r>
+          </w:p>
+        </w:tc>
+      </w:tr>
+      <w:tr>
+        <w:tc>
+          <w:tcPr>
+            <w:tcW w:type="dxa" w:w="1600"/>
+            <w:tcBorders>
+              <w:top w:val="single" w:color="CCCCCC" w:sz="1"/>
+              <w:left w:val="single" w:color="CCCCCC" w:sz="1"/>
+              <w:bottom w:val="single" w:color="CCCCCC" w:sz="1"/>
+              <w:right w:val="single" w:color="CCCCCC" w:sz="1"/>
+            </w:tcBorders>
+            <w:shd w:fill="FFFFFF" w:val="clear"/>
+            <w:tcMar>
+              <w:top w:type="dxa" w:w="80"/>
+              <w:left w:type="dxa" w:w="120"/>
+              <w:bottom w:type="dxa" w:w="80"/>
+              <w:right w:type="dxa" w:w="120"/>
+            </w:tcMar>
+          </w:tcPr>
+          <w:p>
+            <w:r>
+              <w:rPr>
+                <w:rFonts w:ascii="Arial" w:cs="Arial" w:eastAsia="Arial" w:hAnsi="Arial"/>
+                <w:color w:val="333333"/>
+                <w:sz w:val="20"/>
+                <w:szCs w:val="20"/>
+              </w:rPr>
+              <w:t xml:space="preserve">1.0</w:t>
+            </w:r>
+          </w:p>
+        </w:tc>
+        <w:tc>
+          <w:tcPr>
+            <w:tcW w:type="dxa" w:w="1600"/>
+            <w:tcBorders>
+              <w:top w:val="single" w:color="CCCCCC" w:sz="1"/>
+              <w:left w:val="single" w:color="CCCCCC" w:sz="1"/>
+              <w:bottom w:val="single" w:color="CCCCCC" w:sz="1"/>
+              <w:right w:val="single" w:color="CCCCCC" w:sz="1"/>
+            </w:tcBorders>
+            <w:shd w:fill="FFFFFF" w:val="clear"/>
+            <w:tcMar>
+              <w:top w:type="dxa" w:w="80"/>
+              <w:left w:type="dxa" w:w="120"/>
+              <w:bottom w:type="dxa" w:w="80"/>
+              <w:right w:type="dxa" w:w="120"/>
+            </w:tcMar>
+          </w:tcPr>
+          <w:p>
+            <w:r>
+              <w:rPr>
+                <w:rFonts w:ascii="Arial" w:cs="Arial" w:eastAsia="Arial" w:hAnsi="Arial"/>
+                <w:color w:val="333333"/>
+                <w:sz w:val="20"/>
+                <w:szCs w:val="20"/>
+              </w:rPr>
+              <w:t xml:space="preserve">2026-03-08</w:t>
+            </w:r>
+          </w:p>
+        </w:tc>
+        <w:tc>
+          <w:tcPr>
+            <w:tcW w:type="dxa" w:w="1600"/>
+            <w:tcBorders>
+              <w:top w:val="single" w:color="CCCCCC" w:sz="1"/>
+              <w:left w:val="single" w:color="CCCCCC" w:sz="1"/>
+              <w:bottom w:val="single" w:color="CCCCCC" w:sz="1"/>
+              <w:right w:val="single" w:color="CCCCCC" w:sz="1"/>
+            </w:tcBorders>
+            <w:shd w:fill="FFFFFF" w:val="clear"/>
+            <w:tcMar>
+              <w:top w:type="dxa" w:w="80"/>
+              <w:left w:type="dxa" w:w="120"/>
+              <w:bottom w:type="dxa" w:w="80"/>
+              <w:right w:type="dxa" w:w="120"/>
+            </w:tcMar>
+          </w:tcPr>
+          <w:p>
+            <w:r>
+              <w:rPr>
+                <w:rFonts w:ascii="Arial" w:cs="Arial" w:eastAsia="Arial" w:hAnsi="Arial"/>
+                <w:color w:val="333333"/>
+                <w:sz w:val="20"/>
+                <w:szCs w:val="20"/>
+              </w:rPr>
+              <w:t xml:space="preserve">LUVINA Software</w:t>
+            </w:r>
+          </w:p>
+        </w:tc>
+        <w:tc>
+          <w:tcPr>
+            <w:tcW w:type="dxa" w:w="4560"/>
+            <w:tcBorders>
+              <w:top w:val="single" w:color="CCCCCC" w:sz="1"/>
+              <w:left w:val="single" w:color="CCCCCC" w:sz="1"/>
+              <w:bottom w:val="single" w:color="CCCCCC" w:sz="1"/>
+              <w:right w:val="single" w:color="CCCCCC" w:sz="1"/>
+            </w:tcBorders>
+            <w:shd w:fill="FFFFFF" w:val="clear"/>
+            <w:tcMar>
+              <w:top w:type="dxa" w:w="80"/>
+              <w:left w:type="dxa" w:w="120"/>
+              <w:bottom w:type="dxa" w:w="80"/>
+              <w:right w:type="dxa" w:w="120"/>
+            </w:tcMar>
+          </w:tcPr>
+          <w:p>
+            <w:r>
+              <w:rPr>
+                <w:rFonts w:ascii="Arial" w:cs="Arial" w:eastAsia="Arial" w:hAnsi="Arial"/>
+                <w:color w:val="333333"/>
+                <w:sz w:val="20"/>
+                <w:szCs w:val="20"/>
+              </w:rPr>
+              <w:t xml:space="preserve">初版作成</w:t>
+            </w:r>
+          </w:p>
+        </w:tc>
+      </w:tr>
+      <w:tr>
+        <w:tc>
+          <w:tcPr>
+            <w:tcW w:type="dxa" w:w="1600"/>
+            <w:tcBorders>
+              <w:top w:val="single" w:color="CCCCCC" w:sz="1"/>
+              <w:left w:val="single" w:color="CCCCCC" w:sz="1"/>
+              <w:bottom w:val="single" w:color="CCCCCC" w:sz="1"/>
+              <w:right w:val="single" w:color="CCCCCC" w:sz="1"/>
+            </w:tcBorders>
+            <w:shd w:fill="FFFFFF" w:val="clear"/>
+            <w:tcMar>
+              <w:top w:type="dxa" w:w="80"/>
+              <w:left w:type="dxa" w:w="120"/>
+              <w:bottom w:type="dxa" w:w="80"/>
+              <w:right w:type="dxa" w:w="120"/>
+            </w:tcMar>
+          </w:tcPr>
+          <w:p>
+            <w:r>
+              <w:rPr>
+                <w:rFonts w:ascii="Arial" w:cs="Arial" w:eastAsia="Arial" w:hAnsi="Arial"/>
+                <w:color w:val="333333"/>
+                <w:sz w:val="20"/>
+                <w:szCs w:val="20"/>
+              </w:rPr>
+              <w:t xml:space="preserve"/>
+            </w:r>
+          </w:p>
+        </w:tc>
+        <w:tc>
+          <w:tcPr>
+            <w:tcW w:type="dxa" w:w="1600"/>
+            <w:tcBorders>
+              <w:top w:val="single" w:color="CCCCCC" w:sz="1"/>
+              <w:left w:val="single" w:color="CCCCCC" w:sz="1"/>
+              <w:bottom w:val="single" w:color="CCCCCC" w:sz="1"/>
+              <w:right w:val="single" w:color="CCCCCC" w:sz="1"/>
+            </w:tcBorders>
+            <w:shd w:fill="FFFFFF" w:val="clear"/>
+            <w:tcMar>
+              <w:top w:type="dxa" w:w="80"/>
+              <w:left w:type="dxa" w:w="120"/>
+              <w:bottom w:type="dxa" w:w="80"/>
+              <w:right w:type="dxa" w:w="120"/>
+            </w:tcMar>
+          </w:tcPr>
+          <w:p>
+            <w:r>
+              <w:rPr>
+                <w:rFonts w:ascii="Arial" w:cs="Arial" w:eastAsia="Arial" w:hAnsi="Arial"/>
+                <w:color w:val="333333"/>
+                <w:sz w:val="20"/>
+                <w:szCs w:val="20"/>
+              </w:rPr>
+              <w:t xml:space="preserve"/>
+            </w:r>
+          </w:p>
+        </w:tc>
+        <w:tc>
+          <w:tcPr>
+            <w:tcW w:type="dxa" w:w="1600"/>
+            <w:tcBorders>
+              <w:top w:val="single" w:color="CCCCCC" w:sz="1"/>
+              <w:left w:val="single" w:color="CCCCCC" w:sz="1"/>
+              <w:bottom w:val="single" w:color="CCCCCC" w:sz="1"/>
+              <w:right w:val="single" w:color="CCCCCC" w:sz="1"/>
+            </w:tcBorders>
+            <w:shd w:fill="FFFFFF" w:val="clear"/>
+            <w:tcMar>
+              <w:top w:type="dxa" w:w="80"/>
+              <w:left w:type="dxa" w:w="120"/>
+              <w:bottom w:type="dxa" w:w="80"/>
+              <w:right w:type="dxa" w:w="120"/>
+            </w:tcMar>
+          </w:tcPr>
+          <w:p>
+            <w:r>
+              <w:rPr>
+                <w:rFonts w:ascii="Arial" w:cs="Arial" w:eastAsia="Arial" w:hAnsi="Arial"/>
+                <w:color w:val="333333"/>
+                <w:sz w:val="20"/>
+                <w:szCs w:val="20"/>
+              </w:rPr>
+              <w:t xml:space="preserve"/>
+            </w:r>
+          </w:p>
+        </w:tc>
+        <w:tc>
+          <w:tcPr>
+            <w:tcW w:type="dxa" w:w="4560"/>
+            <w:tcBorders>
+              <w:top w:val="single" w:color="CCCCCC" w:sz="1"/>
+              <w:left w:val="single" w:color="CCCCCC" w:sz="1"/>
+              <w:bottom w:val="single" w:color="CCCCCC" w:sz="1"/>
+              <w:right w:val="single" w:color="CCCCCC" w:sz="1"/>
+            </w:tcBorders>
+            <w:shd w:fill="FFFFFF" w:val="clear"/>
+            <w:tcMar>
+              <w:top w:type="dxa" w:w="80"/>
+              <w:left w:type="dxa" w:w="120"/>
+              <w:bottom w:type="dxa" w:w="80"/>
+              <w:right w:type="dxa" w:w="120"/>
+            </w:tcMar>
+          </w:tcPr>
+          <w:p>
+            <w:r>
+              <w:rPr>
+                <w:rFonts w:ascii="Arial" w:cs="Arial" w:eastAsia="Arial" w:hAnsi="Arial"/>
+                <w:color w:val="333333"/>
+                <w:sz w:val="20"/>
+                <w:szCs w:val="20"/>
+              </w:rPr>
+              <w:t xml:space="preserve"/>
+            </w:r>
+          </w:p>
+        </w:tc>
+      </w:tr>
+      <w:tr>
+        <w:tc>
+          <w:tcPr>
+            <w:tcW w:type="dxa" w:w="1600"/>
+            <w:tcBorders>
+              <w:top w:val="single" w:color="CCCCCC" w:sz="1"/>
+              <w:left w:val="single" w:color="CCCCCC" w:sz="1"/>
+              <w:bottom w:val="single" w:color="CCCCCC" w:sz="1"/>
+              <w:right w:val="single" w:color="CCCCCC" w:sz="1"/>
+            </w:tcBorders>
+            <w:shd w:fill="FFFFFF" w:val="clear"/>
+            <w:tcMar>
+              <w:top w:type="dxa" w:w="80"/>
+              <w:left w:type="dxa" w:w="120"/>
+              <w:bottom w:type="dxa" w:w="80"/>
+              <w:right w:type="dxa" w:w="120"/>
+            </w:tcMar>
+          </w:tcPr>
+          <w:p>
+            <w:r>
+              <w:rPr>
+                <w:rFonts w:ascii="Arial" w:cs="Arial" w:eastAsia="Arial" w:hAnsi="Arial"/>
+                <w:color w:val="333333"/>
+                <w:sz w:val="20"/>
+                <w:szCs w:val="20"/>
+              </w:rPr>
+              <w:t xml:space="preserve"/>
+            </w:r>
+          </w:p>
+        </w:tc>
+        <w:tc>
+          <w:tcPr>
+            <w:tcW w:type="dxa" w:w="1600"/>
+            <w:tcBorders>
+              <w:top w:val="single" w:color="CCCCCC" w:sz="1"/>
+              <w:left w:val="single" w:color="CCCCCC" w:sz="1"/>
+              <w:bottom w:val="single" w:color="CCCCCC" w:sz="1"/>
+              <w:right w:val="single" w:color="CCCCCC" w:sz="1"/>
+            </w:tcBorders>
+            <w:shd w:fill="FFFFFF" w:val="clear"/>
+            <w:tcMar>
+              <w:top w:type="dxa" w:w="80"/>
+              <w:left w:type="dxa" w:w="120"/>
+              <w:bottom w:type="dxa" w:w="80"/>
+              <w:right w:type="dxa" w:w="120"/>
+            </w:tcMar>
+          </w:tcPr>
+          <w:p>
+            <w:r>
+              <w:rPr>
+                <w:rFonts w:ascii="Arial" w:cs="Arial" w:eastAsia="Arial" w:hAnsi="Arial"/>
+                <w:color w:val="333333"/>
+                <w:sz w:val="20"/>
+                <w:szCs w:val="20"/>
+              </w:rPr>
+              <w:t xml:space="preserve"/>
+            </w:r>
+          </w:p>
+        </w:tc>
+        <w:tc>
+          <w:tcPr>
+            <w:tcW w:type="dxa" w:w="1600"/>
+            <w:tcBorders>
+              <w:top w:val="single" w:color="CCCCCC" w:sz="1"/>
+              <w:left w:val="single" w:color="CCCCCC" w:sz="1"/>
+              <w:bottom w:val="single" w:color="CCCCCC" w:sz="1"/>
+              <w:right w:val="single" w:color="CCCCCC" w:sz="1"/>
+            </w:tcBorders>
+            <w:shd w:fill="FFFFFF" w:val="clear"/>
+            <w:tcMar>
+              <w:top w:type="dxa" w:w="80"/>
+              <w:left w:type="dxa" w:w="120"/>
+              <w:bottom w:type="dxa" w:w="80"/>
+              <w:right w:type="dxa" w:w="120"/>
+            </w:tcMar>
+          </w:tcPr>
+          <w:p>
+            <w:r>
+              <w:rPr>
+                <w:rFonts w:ascii="Arial" w:cs="Arial" w:eastAsia="Arial" w:hAnsi="Arial"/>
+                <w:color w:val="333333"/>
+                <w:sz w:val="20"/>
+                <w:szCs w:val="20"/>
+              </w:rPr>
+              <w:t xml:space="preserve"/>
+            </w:r>
+          </w:p>
+        </w:tc>
+        <w:tc>
+          <w:tcPr>
+            <w:tcW w:type="dxa" w:w="4560"/>
+            <w:tcBorders>
+              <w:top w:val="single" w:color="CCCCCC" w:sz="1"/>
+              <w:left w:val="single" w:color="CCCCCC" w:sz="1"/>
+              <w:bottom w:val="single" w:color="CCCCCC" w:sz="1"/>
+              <w:right w:val="single" w:color="CCCCCC" w:sz="1"/>
+            </w:tcBorders>
+            <w:shd w:fill="FFFFFF" w:val="clear"/>
+            <w:tcMar>
+              <w:top w:type="dxa" w:w="80"/>
+              <w:left w:type="dxa" w:w="120"/>
+              <w:bottom w:type="dxa" w:w="80"/>
+              <w:right w:type="dxa" w:w="120"/>
+            </w:tcMar>
+          </w:tcPr>
+          <w:p>
+            <w:r>
+              <w:rPr>
+                <w:rFonts w:ascii="Arial" w:cs="Arial" w:eastAsia="Arial" w:hAnsi="Arial"/>
+                <w:color w:val="333333"/>
+                <w:sz w:val="20"/>
+                <w:szCs w:val="20"/>
+              </w:rPr>
+              <w:t xml:space="preserve"/>
+            </w:r>
+          </w:p>
+        </w:tc>
+      </w:tr>
+      <w:tr>
+        <w:tc>
+          <w:tcPr>
+            <w:tcW w:type="dxa" w:w="1600"/>
+            <w:tcBorders>
+              <w:top w:val="single" w:color="CCCCCC" w:sz="1"/>
+              <w:left w:val="single" w:color="CCCCCC" w:sz="1"/>
+              <w:bottom w:val="single" w:color="CCCCCC" w:sz="1"/>
+              <w:right w:val="single" w:color="CCCCCC" w:sz="1"/>
+            </w:tcBorders>
+            <w:shd w:fill="FFFFFF" w:val="clear"/>
+            <w:tcMar>
+              <w:top w:type="dxa" w:w="80"/>
+              <w:left w:type="dxa" w:w="120"/>
+              <w:bottom w:type="dxa" w:w="80"/>
+              <w:right w:type="dxa" w:w="120"/>
+            </w:tcMar>
+          </w:tcPr>
+          <w:p>
+            <w:r>
+              <w:rPr>
+                <w:rFonts w:ascii="Arial" w:cs="Arial" w:eastAsia="Arial" w:hAnsi="Arial"/>
+                <w:color w:val="333333"/>
+                <w:sz w:val="20"/>
+                <w:szCs w:val="20"/>
+              </w:rPr>
+              <w:t xml:space="preserve"/>
+            </w:r>
+          </w:p>
+        </w:tc>
+        <w:tc>
+          <w:tcPr>
+            <w:tcW w:type="dxa" w:w="1600"/>
+            <w:tcBorders>
+              <w:top w:val="single" w:color="CCCCCC" w:sz="1"/>
+              <w:left w:val="single" w:color="CCCCCC" w:sz="1"/>
+              <w:bottom w:val="single" w:color="CCCCCC" w:sz="1"/>
+              <w:right w:val="single" w:color="CCCCCC" w:sz="1"/>
+            </w:tcBorders>
+            <w:shd w:fill="FFFFFF" w:val="clear"/>
+            <w:tcMar>
+              <w:top w:type="dxa" w:w="80"/>
+              <w:left w:type="dxa" w:w="120"/>
+              <w:bottom w:type="dxa" w:w="80"/>
+              <w:right w:type="dxa" w:w="120"/>
+            </w:tcMar>
+          </w:tcPr>
+          <w:p>
+            <w:r>
+              <w:rPr>
+                <w:rFonts w:ascii="Arial" w:cs="Arial" w:eastAsia="Arial" w:hAnsi="Arial"/>
+                <w:color w:val="333333"/>
+                <w:sz w:val="20"/>
+                <w:szCs w:val="20"/>
+              </w:rPr>
+              <w:t xml:space="preserve"/>
+            </w:r>
+          </w:p>
+        </w:tc>
+        <w:tc>
+          <w:tcPr>
+            <w:tcW w:type="dxa" w:w="1600"/>
+            <w:tcBorders>
+              <w:top w:val="single" w:color="CCCCCC" w:sz="1"/>
+              <w:left w:val="single" w:color="CCCCCC" w:sz="1"/>
+              <w:bottom w:val="single" w:color="CCCCCC" w:sz="1"/>
+              <w:right w:val="single" w:color="CCCCCC" w:sz="1"/>
+            </w:tcBorders>
+            <w:shd w:fill="FFFFFF" w:val="clear"/>
+            <w:tcMar>
+              <w:top w:type="dxa" w:w="80"/>
+              <w:left w:type="dxa" w:w="120"/>
+              <w:bottom w:type="dxa" w:w="80"/>
+              <w:right w:type="dxa" w:w="120"/>
+            </w:tcMar>
+          </w:tcPr>
+          <w:p>
+            <w:r>
+              <w:rPr>
+                <w:rFonts w:ascii="Arial" w:cs="Arial" w:eastAsia="Arial" w:hAnsi="Arial"/>
+                <w:color w:val="333333"/>
+                <w:sz w:val="20"/>
+                <w:szCs w:val="20"/>
+              </w:rPr>
+              <w:t xml:space="preserve"/>
+            </w:r>
+          </w:p>
+        </w:tc>
+        <w:tc>
+          <w:tcPr>
+            <w:tcW w:type="dxa" w:w="4560"/>
+            <w:tcBorders>
+              <w:top w:val="single" w:color="CCCCCC" w:sz="1"/>
+              <w:left w:val="single" w:color="CCCCCC" w:sz="1"/>
+              <w:bottom w:val="single" w:color="CCCCCC" w:sz="1"/>
+              <w:right w:val="single" w:color="CCCCCC" w:sz="1"/>
+            </w:tcBorders>
+            <w:shd w:fill="FFFFFF" w:val="clear"/>
+            <w:tcMar>
+              <w:top w:type="dxa" w:w="80"/>
+              <w:left w:type="dxa" w:w="120"/>
+              <w:bottom w:type="dxa" w:w="80"/>
+              <w:right w:type="dxa" w:w="120"/>
+            </w:tcMar>
+          </w:tcPr>
+          <w:p>
+            <w:r>
+              <w:rPr>
+                <w:rFonts w:ascii="Arial" w:cs="Arial" w:eastAsia="Arial" w:hAnsi="Arial"/>
+                <w:color w:val="333333"/>
+                <w:sz w:val="20"/>
+                <w:szCs w:val="20"/>
+              </w:rPr>
+              <w:t xml:space="preserve"/>
+            </w:r>
+          </w:p>
+        </w:tc>
+      </w:tr>
+      <w:tr>
+        <w:tc>
+          <w:tcPr>
+            <w:tcW w:type="dxa" w:w="1600"/>
+            <w:tcBorders>
+              <w:top w:val="single" w:color="CCCCCC" w:sz="1"/>
+              <w:left w:val="single" w:color="CCCCCC" w:sz="1"/>
+              <w:bottom w:val="single" w:color="CCCCCC" w:sz="1"/>
+              <w:right w:val="single" w:color="CCCCCC" w:sz="1"/>
+            </w:tcBorders>
+            <w:shd w:fill="FFFFFF" w:val="clear"/>
+            <w:tcMar>
+              <w:top w:type="dxa" w:w="80"/>
+              <w:left w:type="dxa" w:w="120"/>
+              <w:bottom w:type="dxa" w:w="80"/>
+              <w:right w:type="dxa" w:w="120"/>
+            </w:tcMar>
+          </w:tcPr>
+          <w:p>
+            <w:r>
+              <w:rPr>
+                <w:rFonts w:ascii="Arial" w:cs="Arial" w:eastAsia="Arial" w:hAnsi="Arial"/>
+                <w:color w:val="333333"/>
+                <w:sz w:val="20"/>
+                <w:szCs w:val="20"/>
+              </w:rPr>
+              <w:t xml:space="preserve"/>
+            </w:r>
+          </w:p>
+        </w:tc>
+        <w:tc>
+          <w:tcPr>
+            <w:tcW w:type="dxa" w:w="1600"/>
+            <w:tcBorders>
+              <w:top w:val="single" w:color="CCCCCC" w:sz="1"/>
+              <w:left w:val="single" w:color="CCCCCC" w:sz="1"/>
+              <w:bottom w:val="single" w:color="CCCCCC" w:sz="1"/>
+              <w:right w:val="single" w:color="CCCCCC" w:sz="1"/>
+            </w:tcBorders>
+            <w:shd w:fill="FFFFFF" w:val="clear"/>
+            <w:tcMar>
+              <w:top w:type="dxa" w:w="80"/>
+              <w:left w:type="dxa" w:w="120"/>
+              <w:bottom w:type="dxa" w:w="80"/>
+              <w:right w:type="dxa" w:w="120"/>
+            </w:tcMar>
+          </w:tcPr>
+          <w:p>
+            <w:r>
+              <w:rPr>
+                <w:rFonts w:ascii="Arial" w:cs="Arial" w:eastAsia="Arial" w:hAnsi="Arial"/>
+                <w:color w:val="333333"/>
+                <w:sz w:val="20"/>
+                <w:szCs w:val="20"/>
+              </w:rPr>
+              <w:t xml:space="preserve"/>
+            </w:r>
+          </w:p>
+        </w:tc>
+        <w:tc>
+          <w:tcPr>
+            <w:tcW w:type="dxa" w:w="1600"/>
+            <w:tcBorders>
+              <w:top w:val="single" w:color="CCCCCC" w:sz="1"/>
+              <w:left w:val="single" w:color="CCCCCC" w:sz="1"/>
+              <w:bottom w:val="single" w:color="CCCCCC" w:sz="1"/>
+              <w:right w:val="single" w:color="CCCCCC" w:sz="1"/>
+            </w:tcBorders>
+            <w:shd w:fill="FFFFFF" w:val="clear"/>
+            <w:tcMar>
+              <w:top w:type="dxa" w:w="80"/>
+              <w:left w:type="dxa" w:w="120"/>
+              <w:bottom w:type="dxa" w:w="80"/>
+              <w:right w:type="dxa" w:w="120"/>
+            </w:tcMar>
+          </w:tcPr>
+          <w:p>
+            <w:r>
+              <w:rPr>
+                <w:rFonts w:ascii="Arial" w:cs="Arial" w:eastAsia="Arial" w:hAnsi="Arial"/>
+                <w:color w:val="333333"/>
+                <w:sz w:val="20"/>
+                <w:szCs w:val="20"/>
+              </w:rPr>
+              <w:t xml:space="preserve"/>
+            </w:r>
+          </w:p>
+        </w:tc>
+        <w:tc>
+          <w:tcPr>
+            <w:tcW w:type="dxa" w:w="4560"/>
+            <w:tcBorders>
+              <w:top w:val="single" w:color="CCCCCC" w:sz="1"/>
+              <w:left w:val="single" w:color="CCCCCC" w:sz="1"/>
+              <w:bottom w:val="single" w:color="CCCCCC" w:sz="1"/>
+              <w:right w:val="single" w:color="CCCCCC" w:sz="1"/>
+            </w:tcBorders>
+            <w:shd w:fill="FFFFFF" w:val="clear"/>
+            <w:tcMar>
+              <w:top w:type="dxa" w:w="80"/>
+              <w:left w:type="dxa" w:w="120"/>
+              <w:bottom w:type="dxa" w:w="80"/>
+              <w:right w:type="dxa" w:w="120"/>
+            </w:tcMar>
+          </w:tcPr>
+          <w:p>
+            <w:r>
+              <w:rPr>
+                <w:rFonts w:ascii="Arial" w:cs="Arial" w:eastAsia="Arial" w:hAnsi="Arial"/>
+                <w:color w:val="333333"/>
+                <w:sz w:val="20"/>
+                <w:szCs w:val="20"/>
+              </w:rPr>
+              <w:t xml:space="preserve"/>
+            </w:r>
+          </w:p>
+        </w:tc>
+      </w:tr>
+    </w:tbl>
+    <w:p>
+      <w:pPr>
+        <w:spacing w:before="300" w:after="0"/>
+      </w:pPr>
+    </w:p>
+    <w:p>
+      <w:pPr>
+        <w:spacing w:before="0" w:after="0"/>
+      </w:pPr>
+      <w:r>
+        <w:rPr>
+          <w:rFonts w:ascii="Arial" w:cs="Arial" w:eastAsia="Arial" w:hAnsi="Arial"/>
+        </w:rPr>
+        <w:br w:type="page"/>
+      </w:r>
+    </w:p>
+    <w:p>
+      <w:pPr>
         <w:spacing w:before="400" w:after="0"/>
       </w:pPr>
     </w:p>
     <w:p>
       <w:pPr>
-        <w:shd w:fill="2E75B6" w:val="clear"/>
+        <w:shd w:fill="D0232A" w:val="clear"/>
         <w:spacing w:before="320" w:after="140"/>
         <w:ind w:left="120" w:right="120"/>
       </w:pPr>
@@ -911,7 +1699,7 @@
     </w:p>
     <w:p>
       <w:pPr>
-        <w:shd w:fill="2E75B6" w:val="clear"/>
+        <w:shd w:fill="D0232A" w:val="clear"/>
         <w:spacing w:before="320" w:after="140"/>
         <w:ind w:left="120" w:right="120"/>
       </w:pPr>
@@ -958,7 +1746,7 @@
               <w:bottom w:val="single" w:color="CCCCCC" w:sz="1"/>
               <w:right w:val="single" w:color="CCCCCC" w:sz="1"/>
             </w:tcBorders>
-            <w:shd w:fill="2E75B6" w:val="clear"/>
+            <w:shd w:fill="D0232A" w:val="clear"/>
             <w:tcMar>
               <w:top w:type="dxa" w:w="80"/>
               <w:left w:type="dxa" w:w="120"/>
@@ -989,7 +1777,7 @@
               <w:bottom w:val="single" w:color="CCCCCC" w:sz="1"/>
               <w:right w:val="single" w:color="CCCCCC" w:sz="1"/>
             </w:tcBorders>
-            <w:shd w:fill="2E75B6" w:val="clear"/>
+            <w:shd w:fill="D0232A" w:val="clear"/>
             <w:tcMar>
               <w:top w:type="dxa" w:w="80"/>
               <w:left w:type="dxa" w:w="120"/>
@@ -1020,7 +1808,7 @@
               <w:bottom w:val="single" w:color="CCCCCC" w:sz="1"/>
               <w:right w:val="single" w:color="CCCCCC" w:sz="1"/>
             </w:tcBorders>
-            <w:shd w:fill="2E75B6" w:val="clear"/>
+            <w:shd w:fill="D0232A" w:val="clear"/>
             <w:tcMar>
               <w:top w:type="dxa" w:w="80"/>
               <w:left w:type="dxa" w:w="120"/>
@@ -1051,7 +1839,7 @@
               <w:bottom w:val="single" w:color="CCCCCC" w:sz="1"/>
               <w:right w:val="single" w:color="CCCCCC" w:sz="1"/>
             </w:tcBorders>
-            <w:shd w:fill="2E75B6" w:val="clear"/>
+            <w:shd w:fill="D0232A" w:val="clear"/>
             <w:tcMar>
               <w:top w:type="dxa" w:w="80"/>
               <w:left w:type="dxa" w:w="120"/>
@@ -2183,7 +2971,7 @@
     </w:p>
     <w:p>
       <w:pPr>
-        <w:shd w:fill="2E75B6" w:val="clear"/>
+        <w:shd w:fill="D0232A" w:val="clear"/>
         <w:spacing w:before="320" w:after="140"/>
         <w:ind w:left="120" w:right="120"/>
       </w:pPr>
@@ -2202,7 +2990,7 @@
     <w:p>
       <w:pPr>
         <w:pBdr>
-          <w:bottom w:val="single" w:color="2E75B6" w:sz="6" w:space="1"/>
+          <w:bottom w:val="single" w:color="D0232A" w:sz="6" w:space="1"/>
         </w:pBdr>
         <w:spacing w:before="240" w:after="80"/>
       </w:pPr>
@@ -2211,7 +2999,7 @@
           <w:rFonts w:ascii="Arial" w:cs="Arial" w:eastAsia="Arial" w:hAnsi="Arial"/>
           <w:b/>
           <w:bCs/>
-          <w:color w:val="2E75B6"/>
+          <w:color w:val="D0232A"/>
           <w:sz w:val="24"/>
           <w:szCs w:val="24"/>
         </w:rPr>
@@ -2653,7 +3441,7 @@
     <w:p>
       <w:pPr>
         <w:pBdr>
-          <w:bottom w:val="single" w:color="2E75B6" w:sz="6" w:space="1"/>
+          <w:bottom w:val="single" w:color="D0232A" w:sz="6" w:space="1"/>
         </w:pBdr>
         <w:spacing w:before="240" w:after="80"/>
       </w:pPr>
@@ -2662,7 +3450,7 @@
           <w:rFonts w:ascii="Arial" w:cs="Arial" w:eastAsia="Arial" w:hAnsi="Arial"/>
           <w:b/>
           <w:bCs/>
-          <w:color w:val="2E75B6"/>
+          <w:color w:val="D0232A"/>
           <w:sz w:val="24"/>
           <w:szCs w:val="24"/>
         </w:rPr>
@@ -2700,7 +3488,7 @@
               <w:bottom w:val="single" w:color="CCCCCC" w:sz="1"/>
               <w:right w:val="single" w:color="CCCCCC" w:sz="1"/>
             </w:tcBorders>
-            <w:shd w:fill="2E75B6" w:val="clear"/>
+            <w:shd w:fill="D0232A" w:val="clear"/>
             <w:tcMar>
               <w:top w:type="dxa" w:w="80"/>
               <w:left w:type="dxa" w:w="120"/>
@@ -2731,7 +3519,7 @@
               <w:bottom w:val="single" w:color="CCCCCC" w:sz="1"/>
               <w:right w:val="single" w:color="CCCCCC" w:sz="1"/>
             </w:tcBorders>
-            <w:shd w:fill="2E75B6" w:val="clear"/>
+            <w:shd w:fill="D0232A" w:val="clear"/>
             <w:tcMar>
               <w:top w:type="dxa" w:w="80"/>
               <w:left w:type="dxa" w:w="120"/>
@@ -2762,7 +3550,7 @@
               <w:bottom w:val="single" w:color="CCCCCC" w:sz="1"/>
               <w:right w:val="single" w:color="CCCCCC" w:sz="1"/>
             </w:tcBorders>
-            <w:shd w:fill="2E75B6" w:val="clear"/>
+            <w:shd w:fill="D0232A" w:val="clear"/>
             <w:tcMar>
               <w:top w:type="dxa" w:w="80"/>
               <w:left w:type="dxa" w:w="120"/>
@@ -2793,7 +3581,7 @@
               <w:bottom w:val="single" w:color="CCCCCC" w:sz="1"/>
               <w:right w:val="single" w:color="CCCCCC" w:sz="1"/>
             </w:tcBorders>
-            <w:shd w:fill="2E75B6" w:val="clear"/>
+            <w:shd w:fill="D0232A" w:val="clear"/>
             <w:tcMar>
               <w:top w:type="dxa" w:w="80"/>
               <w:left w:type="dxa" w:w="120"/>
@@ -3166,7 +3954,7 @@
     </w:p>
     <w:p>
       <w:pPr>
-        <w:shd w:fill="2E75B6" w:val="clear"/>
+        <w:shd w:fill="D0232A" w:val="clear"/>
         <w:spacing w:before="320" w:after="140"/>
         <w:ind w:left="120" w:right="120"/>
       </w:pPr>
@@ -3185,7 +3973,7 @@
     <w:p>
       <w:pPr>
         <w:pBdr>
-          <w:bottom w:val="single" w:color="2E75B6" w:sz="6" w:space="1"/>
+          <w:bottom w:val="single" w:color="D0232A" w:sz="6" w:space="1"/>
         </w:pBdr>
         <w:spacing w:before="240" w:after="80"/>
       </w:pPr>
@@ -3194,7 +3982,7 @@
           <w:rFonts w:ascii="Arial" w:cs="Arial" w:eastAsia="Arial" w:hAnsi="Arial"/>
           <w:b/>
           <w:bCs/>
-          <w:color w:val="2E75B6"/>
+          <w:color w:val="D0232A"/>
           <w:sz w:val="24"/>
           <w:szCs w:val="24"/>
         </w:rPr>
@@ -3572,7 +4360,7 @@
     <w:p>
       <w:pPr>
         <w:pBdr>
-          <w:bottom w:val="single" w:color="2E75B6" w:sz="6" w:space="1"/>
+          <w:bottom w:val="single" w:color="D0232A" w:sz="6" w:space="1"/>
         </w:pBdr>
         <w:spacing w:before="240" w:after="80"/>
       </w:pPr>
@@ -3581,7 +4369,7 @@
           <w:rFonts w:ascii="Arial" w:cs="Arial" w:eastAsia="Arial" w:hAnsi="Arial"/>
           <w:b/>
           <w:bCs/>
-          <w:color w:val="2E75B6"/>
+          <w:color w:val="D0232A"/>
           <w:sz w:val="24"/>
           <w:szCs w:val="24"/>
         </w:rPr>
@@ -4213,7 +5001,7 @@
     <w:p>
       <w:pPr>
         <w:pBdr>
-          <w:bottom w:val="single" w:color="2E75B6" w:sz="6" w:space="1"/>
+          <w:bottom w:val="single" w:color="D0232A" w:sz="6" w:space="1"/>
         </w:pBdr>
         <w:spacing w:before="240" w:after="80"/>
       </w:pPr>
@@ -4222,7 +5010,7 @@
           <w:rFonts w:ascii="Arial" w:cs="Arial" w:eastAsia="Arial" w:hAnsi="Arial"/>
           <w:b/>
           <w:bCs/>
-          <w:color w:val="2E75B6"/>
+          <w:color w:val="D0232A"/>
           <w:sz w:val="24"/>
           <w:szCs w:val="24"/>
         </w:rPr>
@@ -4251,7 +5039,7 @@
           <w:rFonts w:ascii="Arial" w:cs="Arial" w:eastAsia="Arial" w:hAnsi="Arial"/>
           <w:b/>
           <w:bCs/>
-          <w:color w:val="1F4E79"/>
+          <w:color w:val="A31B21"/>
           <w:sz w:val="22"/>
           <w:szCs w:val="22"/>
         </w:rPr>
@@ -4520,7 +5308,7 @@
           <w:rFonts w:ascii="Arial" w:cs="Arial" w:eastAsia="Arial" w:hAnsi="Arial"/>
           <w:b/>
           <w:bCs/>
-          <w:color w:val="1F4E79"/>
+          <w:color w:val="A31B21"/>
           <w:sz w:val="22"/>
           <w:szCs w:val="22"/>
         </w:rPr>
@@ -4552,7 +5340,7 @@
           <w:rFonts w:ascii="Arial" w:cs="Arial" w:eastAsia="Arial" w:hAnsi="Arial"/>
           <w:b/>
           <w:bCs/>
-          <w:color w:val="1F4E79"/>
+          <w:color w:val="A31B21"/>
           <w:sz w:val="22"/>
           <w:szCs w:val="22"/>
         </w:rPr>
@@ -4616,7 +5404,7 @@
           <w:rFonts w:ascii="Arial" w:cs="Arial" w:eastAsia="Arial" w:hAnsi="Arial"/>
           <w:b/>
           <w:bCs/>
-          <w:color w:val="1F4E79"/>
+          <w:color w:val="A31B21"/>
           <w:sz w:val="22"/>
           <w:szCs w:val="22"/>
         </w:rPr>
@@ -5880,7 +6668,7 @@
           <w:rFonts w:ascii="Arial" w:cs="Arial" w:eastAsia="Arial" w:hAnsi="Arial"/>
           <w:b/>
           <w:bCs/>
-          <w:color w:val="1F4E79"/>
+          <w:color w:val="A31B21"/>
           <w:sz w:val="22"/>
           <w:szCs w:val="22"/>
         </w:rPr>
@@ -6029,7 +6817,7 @@
           <w:rFonts w:ascii="Arial" w:cs="Arial" w:eastAsia="Arial" w:hAnsi="Arial"/>
           <w:b/>
           <w:bCs/>
-          <w:color w:val="1F4E79"/>
+          <w:color w:val="A31B21"/>
           <w:sz w:val="22"/>
           <w:szCs w:val="22"/>
         </w:rPr>
@@ -9167,7 +9955,7 @@
           <w:rFonts w:ascii="Arial" w:cs="Arial" w:eastAsia="Arial" w:hAnsi="Arial"/>
           <w:b/>
           <w:bCs/>
-          <w:color w:val="1F4E79"/>
+          <w:color w:val="A31B21"/>
           <w:sz w:val="22"/>
           <w:szCs w:val="22"/>
         </w:rPr>
@@ -9372,7 +10160,7 @@
           <w:rFonts w:ascii="Arial" w:cs="Arial" w:eastAsia="Arial" w:hAnsi="Arial"/>
           <w:b/>
           <w:bCs/>
-          <w:color w:val="1F4E79"/>
+          <w:color w:val="A31B21"/>
           <w:sz w:val="22"/>
           <w:szCs w:val="22"/>
         </w:rPr>
@@ -9596,7 +10384,7 @@
           <w:rFonts w:ascii="Arial" w:cs="Arial" w:eastAsia="Arial" w:hAnsi="Arial"/>
           <w:b/>
           <w:bCs/>
-          <w:color w:val="1F4E79"/>
+          <w:color w:val="A31B21"/>
           <w:sz w:val="22"/>
           <w:szCs w:val="22"/>
         </w:rPr>
@@ -10846,7 +11634,7 @@
           <w:rFonts w:ascii="Arial" w:cs="Arial" w:eastAsia="Arial" w:hAnsi="Arial"/>
           <w:b/>
           <w:bCs/>
-          <w:color w:val="1F4E79"/>
+          <w:color w:val="A31B21"/>
           <w:sz w:val="22"/>
           <w:szCs w:val="22"/>
         </w:rPr>
@@ -13259,7 +14047,7 @@
           <w:rFonts w:ascii="Arial" w:cs="Arial" w:eastAsia="Arial" w:hAnsi="Arial"/>
           <w:b/>
           <w:bCs/>
-          <w:color w:val="1F4E79"/>
+          <w:color w:val="A31B21"/>
           <w:sz w:val="22"/>
           <w:szCs w:val="22"/>
         </w:rPr>
@@ -13835,7 +14623,7 @@
           <w:rFonts w:ascii="Arial" w:cs="Arial" w:eastAsia="Arial" w:hAnsi="Arial"/>
           <w:b/>
           <w:bCs/>
-          <w:color w:val="1F4E79"/>
+          <w:color w:val="A31B21"/>
           <w:sz w:val="22"/>
           <w:szCs w:val="22"/>
         </w:rPr>
@@ -14075,7 +14863,7 @@
           <w:rFonts w:ascii="Arial" w:cs="Arial" w:eastAsia="Arial" w:hAnsi="Arial"/>
           <w:b/>
           <w:bCs/>
-          <w:color w:val="1F4E79"/>
+          <w:color w:val="A31B21"/>
           <w:sz w:val="22"/>
           <w:szCs w:val="22"/>
         </w:rPr>
@@ -14133,7 +14921,7 @@
     <w:p>
       <w:pPr>
         <w:pBdr>
-          <w:bottom w:val="single" w:color="2E75B6" w:sz="6" w:space="1"/>
+          <w:bottom w:val="single" w:color="D0232A" w:sz="6" w:space="1"/>
         </w:pBdr>
         <w:spacing w:before="240" w:after="80"/>
       </w:pPr>
@@ -14142,7 +14930,7 @@
           <w:rFonts w:ascii="Arial" w:cs="Arial" w:eastAsia="Arial" w:hAnsi="Arial"/>
           <w:b/>
           <w:bCs/>
-          <w:color w:val="2E75B6"/>
+          <w:color w:val="D0232A"/>
           <w:sz w:val="24"/>
           <w:szCs w:val="24"/>
         </w:rPr>
@@ -14179,7 +14967,7 @@
               <w:bottom w:val="single" w:color="CCCCCC" w:sz="1"/>
               <w:right w:val="single" w:color="CCCCCC" w:sz="1"/>
             </w:tcBorders>
-            <w:shd w:fill="2E75B6" w:val="clear"/>
+            <w:shd w:fill="D0232A" w:val="clear"/>
             <w:tcMar>
               <w:top w:type="dxa" w:w="80"/>
               <w:left w:type="dxa" w:w="120"/>
@@ -14210,7 +14998,7 @@
               <w:bottom w:val="single" w:color="CCCCCC" w:sz="1"/>
               <w:right w:val="single" w:color="CCCCCC" w:sz="1"/>
             </w:tcBorders>
-            <w:shd w:fill="2E75B6" w:val="clear"/>
+            <w:shd w:fill="D0232A" w:val="clear"/>
             <w:tcMar>
               <w:top w:type="dxa" w:w="80"/>
               <w:left w:type="dxa" w:w="120"/>
@@ -14241,7 +15029,7 @@
               <w:bottom w:val="single" w:color="CCCCCC" w:sz="1"/>
               <w:right w:val="single" w:color="CCCCCC" w:sz="1"/>
             </w:tcBorders>
-            <w:shd w:fill="2E75B6" w:val="clear"/>
+            <w:shd w:fill="D0232A" w:val="clear"/>
             <w:tcMar>
               <w:top w:type="dxa" w:w="80"/>
               <w:left w:type="dxa" w:w="120"/>
@@ -14531,7 +15319,7 @@
     <w:p>
       <w:pPr>
         <w:pBdr>
-          <w:bottom w:val="single" w:color="2E75B6" w:sz="6" w:space="1"/>
+          <w:bottom w:val="single" w:color="D0232A" w:sz="6" w:space="1"/>
         </w:pBdr>
         <w:spacing w:before="240" w:after="80"/>
       </w:pPr>
@@ -14540,7 +15328,7 @@
           <w:rFonts w:ascii="Arial" w:cs="Arial" w:eastAsia="Arial" w:hAnsi="Arial"/>
           <w:b/>
           <w:bCs/>
-          <w:color w:val="2E75B6"/>
+          <w:color w:val="D0232A"/>
           <w:sz w:val="24"/>
           <w:szCs w:val="24"/>
         </w:rPr>
@@ -14577,7 +15365,7 @@
               <w:bottom w:val="single" w:color="CCCCCC" w:sz="1"/>
               <w:right w:val="single" w:color="CCCCCC" w:sz="1"/>
             </w:tcBorders>
-            <w:shd w:fill="2E75B6" w:val="clear"/>
+            <w:shd w:fill="D0232A" w:val="clear"/>
             <w:tcMar>
               <w:top w:type="dxa" w:w="80"/>
               <w:left w:type="dxa" w:w="120"/>
@@ -14608,7 +15396,7 @@
               <w:bottom w:val="single" w:color="CCCCCC" w:sz="1"/>
               <w:right w:val="single" w:color="CCCCCC" w:sz="1"/>
             </w:tcBorders>
-            <w:shd w:fill="2E75B6" w:val="clear"/>
+            <w:shd w:fill="D0232A" w:val="clear"/>
             <w:tcMar>
               <w:top w:type="dxa" w:w="80"/>
               <w:left w:type="dxa" w:w="120"/>
@@ -14639,7 +15427,7 @@
               <w:bottom w:val="single" w:color="CCCCCC" w:sz="1"/>
               <w:right w:val="single" w:color="CCCCCC" w:sz="1"/>
             </w:tcBorders>
-            <w:shd w:fill="2E75B6" w:val="clear"/>
+            <w:shd w:fill="D0232A" w:val="clear"/>
             <w:tcMar>
               <w:top w:type="dxa" w:w="80"/>
               <w:left w:type="dxa" w:w="120"/>
@@ -15055,7 +15843,7 @@
     </w:p>
     <w:p>
       <w:pPr>
-        <w:shd w:fill="2E75B6" w:val="clear"/>
+        <w:shd w:fill="D0232A" w:val="clear"/>
         <w:spacing w:before="320" w:after="140"/>
         <w:ind w:left="120" w:right="120"/>
       </w:pPr>
@@ -15074,7 +15862,7 @@
     <w:p>
       <w:pPr>
         <w:pBdr>
-          <w:bottom w:val="single" w:color="2E75B6" w:sz="6" w:space="1"/>
+          <w:bottom w:val="single" w:color="D0232A" w:sz="6" w:space="1"/>
         </w:pBdr>
         <w:spacing w:before="240" w:after="80"/>
       </w:pPr>
@@ -15083,7 +15871,7 @@
           <w:rFonts w:ascii="Arial" w:cs="Arial" w:eastAsia="Arial" w:hAnsi="Arial"/>
           <w:b/>
           <w:bCs/>
-          <w:color w:val="2E75B6"/>
+          <w:color w:val="D0232A"/>
           <w:sz w:val="24"/>
           <w:szCs w:val="24"/>
         </w:rPr>
@@ -15557,7 +16345,7 @@
     <w:p>
       <w:pPr>
         <w:pBdr>
-          <w:bottom w:val="single" w:color="2E75B6" w:sz="6" w:space="1"/>
+          <w:bottom w:val="single" w:color="D0232A" w:sz="6" w:space="1"/>
         </w:pBdr>
         <w:spacing w:before="240" w:after="80"/>
       </w:pPr>
@@ -15566,7 +16354,7 @@
           <w:rFonts w:ascii="Arial" w:cs="Arial" w:eastAsia="Arial" w:hAnsi="Arial"/>
           <w:b/>
           <w:bCs/>
-          <w:color w:val="2E75B6"/>
+          <w:color w:val="D0232A"/>
           <w:sz w:val="24"/>
           <w:szCs w:val="24"/>
         </w:rPr>
@@ -15756,7 +16544,7 @@
     </w:p>
     <w:p>
       <w:pPr>
-        <w:shd w:fill="2E75B6" w:val="clear"/>
+        <w:shd w:fill="D0232A" w:val="clear"/>
         <w:spacing w:before="320" w:after="140"/>
         <w:ind w:left="120" w:right="120"/>
       </w:pPr>
@@ -15775,7 +16563,7 @@
     <w:p>
       <w:pPr>
         <w:pBdr>
-          <w:bottom w:val="single" w:color="2E75B6" w:sz="6" w:space="1"/>
+          <w:bottom w:val="single" w:color="D0232A" w:sz="6" w:space="1"/>
         </w:pBdr>
         <w:spacing w:before="240" w:after="80"/>
       </w:pPr>
@@ -15784,7 +16572,7 @@
           <w:rFonts w:ascii="Arial" w:cs="Arial" w:eastAsia="Arial" w:hAnsi="Arial"/>
           <w:b/>
           <w:bCs/>
-          <w:color w:val="2E75B6"/>
+          <w:color w:val="D0232A"/>
           <w:sz w:val="24"/>
           <w:szCs w:val="24"/>
         </w:rPr>
@@ -16114,7 +16902,7 @@
     <w:p>
       <w:pPr>
         <w:pBdr>
-          <w:bottom w:val="single" w:color="2E75B6" w:sz="6" w:space="1"/>
+          <w:bottom w:val="single" w:color="D0232A" w:sz="6" w:space="1"/>
         </w:pBdr>
         <w:spacing w:before="240" w:after="80"/>
       </w:pPr>
@@ -16123,7 +16911,7 @@
           <w:rFonts w:ascii="Arial" w:cs="Arial" w:eastAsia="Arial" w:hAnsi="Arial"/>
           <w:b/>
           <w:bCs/>
-          <w:color w:val="2E75B6"/>
+          <w:color w:val="D0232A"/>
           <w:sz w:val="24"/>
           <w:szCs w:val="24"/>
         </w:rPr>
@@ -16634,7 +17422,7 @@
     </w:p>
     <w:p>
       <w:pPr>
-        <w:shd w:fill="2E75B6" w:val="clear"/>
+        <w:shd w:fill="D0232A" w:val="clear"/>
         <w:spacing w:before="320" w:after="140"/>
         <w:ind w:left="120" w:right="120"/>
       </w:pPr>
@@ -16653,7 +17441,7 @@
     <w:p>
       <w:pPr>
         <w:pBdr>
-          <w:bottom w:val="single" w:color="2E75B6" w:sz="6" w:space="1"/>
+          <w:bottom w:val="single" w:color="D0232A" w:sz="6" w:space="1"/>
         </w:pBdr>
         <w:spacing w:before="240" w:after="80"/>
       </w:pPr>
@@ -16662,7 +17450,7 @@
           <w:rFonts w:ascii="Arial" w:cs="Arial" w:eastAsia="Arial" w:hAnsi="Arial"/>
           <w:b/>
           <w:bCs/>
-          <w:color w:val="2E75B6"/>
+          <w:color w:val="D0232A"/>
           <w:sz w:val="24"/>
           <w:szCs w:val="24"/>
         </w:rPr>
@@ -16713,7 +17501,7 @@
               <w:bottom w:val="single" w:color="CCCCCC" w:sz="1"/>
               <w:right w:val="single" w:color="CCCCCC" w:sz="1"/>
             </w:tcBorders>
-            <w:shd w:fill="2E75B6" w:val="clear"/>
+            <w:shd w:fill="D0232A" w:val="clear"/>
             <w:tcMar>
               <w:top w:type="dxa" w:w="80"/>
               <w:left w:type="dxa" w:w="120"/>
@@ -16744,7 +17532,7 @@
               <w:bottom w:val="single" w:color="CCCCCC" w:sz="1"/>
               <w:right w:val="single" w:color="CCCCCC" w:sz="1"/>
             </w:tcBorders>
-            <w:shd w:fill="2E75B6" w:val="clear"/>
+            <w:shd w:fill="D0232A" w:val="clear"/>
             <w:tcMar>
               <w:top w:type="dxa" w:w="80"/>
               <w:left w:type="dxa" w:w="120"/>
@@ -16775,7 +17563,7 @@
               <w:bottom w:val="single" w:color="CCCCCC" w:sz="1"/>
               <w:right w:val="single" w:color="CCCCCC" w:sz="1"/>
             </w:tcBorders>
-            <w:shd w:fill="2E75B6" w:val="clear"/>
+            <w:shd w:fill="D0232A" w:val="clear"/>
             <w:tcMar>
               <w:top w:type="dxa" w:w="80"/>
               <w:left w:type="dxa" w:w="120"/>
@@ -16806,7 +17594,7 @@
               <w:bottom w:val="single" w:color="CCCCCC" w:sz="1"/>
               <w:right w:val="single" w:color="CCCCCC" w:sz="1"/>
             </w:tcBorders>
-            <w:shd w:fill="2E75B6" w:val="clear"/>
+            <w:shd w:fill="D0232A" w:val="clear"/>
             <w:tcMar>
               <w:top w:type="dxa" w:w="80"/>
               <w:left w:type="dxa" w:w="120"/>
@@ -19574,7 +20362,7 @@
     <w:p>
       <w:pPr>
         <w:pBdr>
-          <w:bottom w:val="single" w:color="2E75B6" w:sz="6" w:space="1"/>
+          <w:bottom w:val="single" w:color="D0232A" w:sz="6" w:space="1"/>
         </w:pBdr>
         <w:spacing w:before="240" w:after="80"/>
       </w:pPr>
@@ -19583,7 +20371,7 @@
           <w:rFonts w:ascii="Arial" w:cs="Arial" w:eastAsia="Arial" w:hAnsi="Arial"/>
           <w:b/>
           <w:bCs/>
-          <w:color w:val="2E75B6"/>
+          <w:color w:val="D0232A"/>
           <w:sz w:val="24"/>
           <w:szCs w:val="24"/>
         </w:rPr>
@@ -19621,7 +20409,7 @@
               <w:bottom w:val="single" w:color="CCCCCC" w:sz="1"/>
               <w:right w:val="single" w:color="CCCCCC" w:sz="1"/>
             </w:tcBorders>
-            <w:shd w:fill="2E75B6" w:val="clear"/>
+            <w:shd w:fill="D0232A" w:val="clear"/>
             <w:tcMar>
               <w:top w:type="dxa" w:w="80"/>
               <w:left w:type="dxa" w:w="120"/>
@@ -19652,7 +20440,7 @@
               <w:bottom w:val="single" w:color="CCCCCC" w:sz="1"/>
               <w:right w:val="single" w:color="CCCCCC" w:sz="1"/>
             </w:tcBorders>
-            <w:shd w:fill="2E75B6" w:val="clear"/>
+            <w:shd w:fill="D0232A" w:val="clear"/>
             <w:tcMar>
               <w:top w:type="dxa" w:w="80"/>
               <w:left w:type="dxa" w:w="120"/>
@@ -19683,7 +20471,7 @@
               <w:bottom w:val="single" w:color="CCCCCC" w:sz="1"/>
               <w:right w:val="single" w:color="CCCCCC" w:sz="1"/>
             </w:tcBorders>
-            <w:shd w:fill="2E75B6" w:val="clear"/>
+            <w:shd w:fill="D0232A" w:val="clear"/>
             <w:tcMar>
               <w:top w:type="dxa" w:w="80"/>
               <w:left w:type="dxa" w:w="120"/>
@@ -19714,7 +20502,7 @@
               <w:bottom w:val="single" w:color="CCCCCC" w:sz="1"/>
               <w:right w:val="single" w:color="CCCCCC" w:sz="1"/>
             </w:tcBorders>
-            <w:shd w:fill="2E75B6" w:val="clear"/>
+            <w:shd w:fill="D0232A" w:val="clear"/>
             <w:tcMar>
               <w:top w:type="dxa" w:w="80"/>
               <w:left w:type="dxa" w:w="120"/>
@@ -20772,7 +21560,7 @@
     <w:p>
       <w:pPr>
         <w:pBdr>
-          <w:bottom w:val="single" w:color="2E75B6" w:sz="6" w:space="1"/>
+          <w:bottom w:val="single" w:color="D0232A" w:sz="6" w:space="1"/>
         </w:pBdr>
         <w:spacing w:before="240" w:after="80"/>
       </w:pPr>
@@ -20781,7 +21569,7 @@
           <w:rFonts w:ascii="Arial" w:cs="Arial" w:eastAsia="Arial" w:hAnsi="Arial"/>
           <w:b/>
           <w:bCs/>
-          <w:color w:val="2E75B6"/>
+          <w:color w:val="D0232A"/>
           <w:sz w:val="24"/>
           <w:szCs w:val="24"/>
         </w:rPr>
@@ -20832,7 +21620,7 @@
               <w:bottom w:val="single" w:color="CCCCCC" w:sz="1"/>
               <w:right w:val="single" w:color="CCCCCC" w:sz="1"/>
             </w:tcBorders>
-            <w:shd w:fill="2E75B6" w:val="clear"/>
+            <w:shd w:fill="D0232A" w:val="clear"/>
             <w:tcMar>
               <w:top w:type="dxa" w:w="80"/>
               <w:left w:type="dxa" w:w="120"/>
@@ -20863,7 +21651,7 @@
               <w:bottom w:val="single" w:color="CCCCCC" w:sz="1"/>
               <w:right w:val="single" w:color="CCCCCC" w:sz="1"/>
             </w:tcBorders>
-            <w:shd w:fill="2E75B6" w:val="clear"/>
+            <w:shd w:fill="D0232A" w:val="clear"/>
             <w:tcMar>
               <w:top w:type="dxa" w:w="80"/>
               <w:left w:type="dxa" w:w="120"/>
@@ -20894,7 +21682,7 @@
               <w:bottom w:val="single" w:color="CCCCCC" w:sz="1"/>
               <w:right w:val="single" w:color="CCCCCC" w:sz="1"/>
             </w:tcBorders>
-            <w:shd w:fill="2E75B6" w:val="clear"/>
+            <w:shd w:fill="D0232A" w:val="clear"/>
             <w:tcMar>
               <w:top w:type="dxa" w:w="80"/>
               <w:left w:type="dxa" w:w="120"/>
@@ -20925,7 +21713,7 @@
               <w:bottom w:val="single" w:color="CCCCCC" w:sz="1"/>
               <w:right w:val="single" w:color="CCCCCC" w:sz="1"/>
             </w:tcBorders>
-            <w:shd w:fill="2E75B6" w:val="clear"/>
+            <w:shd w:fill="D0232A" w:val="clear"/>
             <w:tcMar>
               <w:top w:type="dxa" w:w="80"/>
               <w:left w:type="dxa" w:w="120"/>
@@ -21754,7 +22542,7 @@
     </w:p>
     <w:p>
       <w:pPr>
-        <w:shd w:fill="2E75B6" w:val="clear"/>
+        <w:shd w:fill="D0232A" w:val="clear"/>
         <w:spacing w:before="320" w:after="140"/>
         <w:ind w:left="120" w:right="120"/>
       </w:pPr>
@@ -21773,7 +22561,7 @@
     <w:p>
       <w:pPr>
         <w:pBdr>
-          <w:bottom w:val="single" w:color="2E75B6" w:sz="6" w:space="1"/>
+          <w:bottom w:val="single" w:color="D0232A" w:sz="6" w:space="1"/>
         </w:pBdr>
         <w:spacing w:before="240" w:after="80"/>
       </w:pPr>
@@ -21782,7 +22570,7 @@
           <w:rFonts w:ascii="Arial" w:cs="Arial" w:eastAsia="Arial" w:hAnsi="Arial"/>
           <w:b/>
           <w:bCs/>
-          <w:color w:val="2E75B6"/>
+          <w:color w:val="D0232A"/>
           <w:sz w:val="24"/>
           <w:szCs w:val="24"/>
         </w:rPr>
@@ -21846,7 +22634,7 @@
     <w:p>
       <w:pPr>
         <w:pBdr>
-          <w:bottom w:val="single" w:color="2E75B6" w:sz="6" w:space="1"/>
+          <w:bottom w:val="single" w:color="D0232A" w:sz="6" w:space="1"/>
         </w:pBdr>
         <w:spacing w:before="240" w:after="80"/>
       </w:pPr>
@@ -21855,7 +22643,7 @@
           <w:rFonts w:ascii="Arial" w:cs="Arial" w:eastAsia="Arial" w:hAnsi="Arial"/>
           <w:b/>
           <w:bCs/>
-          <w:color w:val="2E75B6"/>
+          <w:color w:val="D0232A"/>
           <w:sz w:val="24"/>
           <w:szCs w:val="24"/>
         </w:rPr>
@@ -21919,7 +22707,7 @@
     <w:p>
       <w:pPr>
         <w:pBdr>
-          <w:bottom w:val="single" w:color="2E75B6" w:sz="6" w:space="1"/>
+          <w:bottom w:val="single" w:color="D0232A" w:sz="6" w:space="1"/>
         </w:pBdr>
         <w:spacing w:before="240" w:after="80"/>
       </w:pPr>
@@ -21928,7 +22716,7 @@
           <w:rFonts w:ascii="Arial" w:cs="Arial" w:eastAsia="Arial" w:hAnsi="Arial"/>
           <w:b/>
           <w:bCs/>
-          <w:color w:val="2E75B6"/>
+          <w:color w:val="D0232A"/>
           <w:sz w:val="24"/>
           <w:szCs w:val="24"/>
         </w:rPr>
@@ -21983,7 +22771,7 @@
     </w:p>
     <w:p>
       <w:pPr>
-        <w:shd w:fill="2E75B6" w:val="clear"/>
+        <w:shd w:fill="D0232A" w:val="clear"/>
         <w:spacing w:before="320" w:after="140"/>
         <w:ind w:left="120" w:right="120"/>
       </w:pPr>
@@ -22002,7 +22790,7 @@
     <w:p>
       <w:pPr>
         <w:pBdr>
-          <w:bottom w:val="single" w:color="2E75B6" w:sz="6" w:space="1"/>
+          <w:bottom w:val="single" w:color="D0232A" w:sz="6" w:space="1"/>
         </w:pBdr>
         <w:spacing w:before="240" w:after="80"/>
       </w:pPr>
@@ -22011,7 +22799,7 @@
           <w:rFonts w:ascii="Arial" w:cs="Arial" w:eastAsia="Arial" w:hAnsi="Arial"/>
           <w:b/>
           <w:bCs/>
-          <w:color w:val="2E75B6"/>
+          <w:color w:val="D0232A"/>
           <w:sz w:val="24"/>
           <w:szCs w:val="24"/>
         </w:rPr>
@@ -22060,7 +22848,7 @@
               <w:bottom w:val="single" w:color="CCCCCC" w:sz="1"/>
               <w:right w:val="single" w:color="CCCCCC" w:sz="1"/>
             </w:tcBorders>
-            <w:shd w:fill="2E75B6" w:val="clear"/>
+            <w:shd w:fill="D0232A" w:val="clear"/>
             <w:tcMar>
               <w:top w:type="dxa" w:w="80"/>
               <w:left w:type="dxa" w:w="120"/>
@@ -22091,7 +22879,7 @@
               <w:bottom w:val="single" w:color="CCCCCC" w:sz="1"/>
               <w:right w:val="single" w:color="CCCCCC" w:sz="1"/>
             </w:tcBorders>
-            <w:shd w:fill="2E75B6" w:val="clear"/>
+            <w:shd w:fill="D0232A" w:val="clear"/>
             <w:tcMar>
               <w:top w:type="dxa" w:w="80"/>
               <w:left w:type="dxa" w:w="120"/>
@@ -22418,7 +23206,7 @@
     <w:p>
       <w:pPr>
         <w:pBdr>
-          <w:bottom w:val="single" w:color="2E75B6" w:sz="6" w:space="1"/>
+          <w:bottom w:val="single" w:color="D0232A" w:sz="6" w:space="1"/>
         </w:pBdr>
         <w:spacing w:before="240" w:after="80"/>
       </w:pPr>
@@ -22427,7 +23215,7 @@
           <w:rFonts w:ascii="Arial" w:cs="Arial" w:eastAsia="Arial" w:hAnsi="Arial"/>
           <w:b/>
           <w:bCs/>
-          <w:color w:val="2E75B6"/>
+          <w:color w:val="D0232A"/>
           <w:sz w:val="24"/>
           <w:szCs w:val="24"/>
         </w:rPr>
@@ -22491,7 +23279,7 @@
               <w:bottom w:val="single" w:color="CCCCCC" w:sz="1"/>
               <w:right w:val="single" w:color="CCCCCC" w:sz="1"/>
             </w:tcBorders>
-            <w:shd w:fill="2E75B6" w:val="clear"/>
+            <w:shd w:fill="D0232A" w:val="clear"/>
             <w:tcMar>
               <w:top w:type="dxa" w:w="80"/>
               <w:left w:type="dxa" w:w="120"/>
@@ -22522,7 +23310,7 @@
               <w:bottom w:val="single" w:color="CCCCCC" w:sz="1"/>
               <w:right w:val="single" w:color="CCCCCC" w:sz="1"/>
             </w:tcBorders>
-            <w:shd w:fill="2E75B6" w:val="clear"/>
+            <w:shd w:fill="D0232A" w:val="clear"/>
             <w:tcMar>
               <w:top w:type="dxa" w:w="80"/>
               <w:left w:type="dxa" w:w="120"/>
@@ -22553,7 +23341,7 @@
               <w:bottom w:val="single" w:color="CCCCCC" w:sz="1"/>
               <w:right w:val="single" w:color="CCCCCC" w:sz="1"/>
             </w:tcBorders>
-            <w:shd w:fill="2E75B6" w:val="clear"/>
+            <w:shd w:fill="D0232A" w:val="clear"/>
             <w:tcMar>
               <w:top w:type="dxa" w:w="80"/>
               <w:left w:type="dxa" w:w="120"/>
@@ -22584,7 +23372,7 @@
               <w:bottom w:val="single" w:color="CCCCCC" w:sz="1"/>
               <w:right w:val="single" w:color="CCCCCC" w:sz="1"/>
             </w:tcBorders>
-            <w:shd w:fill="2E75B6" w:val="clear"/>
+            <w:shd w:fill="D0232A" w:val="clear"/>
             <w:tcMar>
               <w:top w:type="dxa" w:w="80"/>
               <w:left w:type="dxa" w:w="120"/>
@@ -24531,7 +25319,7 @@
     <w:p>
       <w:pPr>
         <w:pBdr>
-          <w:bottom w:val="single" w:color="2E75B6" w:sz="6" w:space="1"/>
+          <w:bottom w:val="single" w:color="D0232A" w:sz="6" w:space="1"/>
         </w:pBdr>
         <w:spacing w:before="240" w:after="80"/>
       </w:pPr>
@@ -24540,7 +25328,7 @@
           <w:rFonts w:ascii="Arial" w:cs="Arial" w:eastAsia="Arial" w:hAnsi="Arial"/>
           <w:b/>
           <w:bCs/>
-          <w:color w:val="2E75B6"/>
+          <w:color w:val="D0232A"/>
           <w:sz w:val="24"/>
           <w:szCs w:val="24"/>
         </w:rPr>
@@ -24591,7 +25379,7 @@
               <w:bottom w:val="single" w:color="CCCCCC" w:sz="1"/>
               <w:right w:val="single" w:color="CCCCCC" w:sz="1"/>
             </w:tcBorders>
-            <w:shd w:fill="2E75B6" w:val="clear"/>
+            <w:shd w:fill="D0232A" w:val="clear"/>
             <w:tcMar>
               <w:top w:type="dxa" w:w="80"/>
               <w:left w:type="dxa" w:w="120"/>
@@ -24622,7 +25410,7 @@
               <w:bottom w:val="single" w:color="CCCCCC" w:sz="1"/>
               <w:right w:val="single" w:color="CCCCCC" w:sz="1"/>
             </w:tcBorders>
-            <w:shd w:fill="2E75B6" w:val="clear"/>
+            <w:shd w:fill="D0232A" w:val="clear"/>
             <w:tcMar>
               <w:top w:type="dxa" w:w="80"/>
               <w:left w:type="dxa" w:w="120"/>
@@ -24653,7 +25441,7 @@
               <w:bottom w:val="single" w:color="CCCCCC" w:sz="1"/>
               <w:right w:val="single" w:color="CCCCCC" w:sz="1"/>
             </w:tcBorders>
-            <w:shd w:fill="2E75B6" w:val="clear"/>
+            <w:shd w:fill="D0232A" w:val="clear"/>
             <w:tcMar>
               <w:top w:type="dxa" w:w="80"/>
               <w:left w:type="dxa" w:w="120"/>
@@ -24684,7 +25472,7 @@
               <w:bottom w:val="single" w:color="CCCCCC" w:sz="1"/>
               <w:right w:val="single" w:color="CCCCCC" w:sz="1"/>
             </w:tcBorders>
-            <w:shd w:fill="2E75B6" w:val="clear"/>
+            <w:shd w:fill="D0232A" w:val="clear"/>
             <w:tcMar>
               <w:top w:type="dxa" w:w="80"/>
               <w:left w:type="dxa" w:w="120"/>

--- a/12_基本設計書/01_外部データ取込/詳細設計_OC_取込機能.docx
+++ b/12_基本設計書/01_外部データ取込/詳細設計_OC_取込機能.docx
@@ -446,7 +446,6 @@
       <w:pPr>
         <w:shd w:fill="D0232A" w:val="clear"/>
         <w:spacing w:before="320" w:after="140"/>
-        <w:ind w:left="120" w:right="120"/>
       </w:pPr>
       <w:r>
         <w:rPr>
@@ -1228,7 +1227,6 @@
       <w:pPr>
         <w:shd w:fill="D0232A" w:val="clear"/>
         <w:spacing w:before="320" w:after="140"/>
-        <w:ind w:left="120" w:right="120"/>
       </w:pPr>
       <w:r>
         <w:rPr>
@@ -1701,7 +1699,6 @@
       <w:pPr>
         <w:shd w:fill="D0232A" w:val="clear"/>
         <w:spacing w:before="320" w:after="140"/>
-        <w:ind w:left="120" w:right="120"/>
       </w:pPr>
       <w:r>
         <w:rPr>
@@ -2973,7 +2970,6 @@
       <w:pPr>
         <w:shd w:fill="D0232A" w:val="clear"/>
         <w:spacing w:before="320" w:after="140"/>
-        <w:ind w:left="120" w:right="120"/>
       </w:pPr>
       <w:r>
         <w:rPr>
@@ -3956,7 +3952,6 @@
       <w:pPr>
         <w:shd w:fill="D0232A" w:val="clear"/>
         <w:spacing w:before="320" w:after="140"/>
-        <w:ind w:left="120" w:right="120"/>
       </w:pPr>
       <w:r>
         <w:rPr>
@@ -15845,7 +15840,6 @@
       <w:pPr>
         <w:shd w:fill="D0232A" w:val="clear"/>
         <w:spacing w:before="320" w:after="140"/>
-        <w:ind w:left="120" w:right="120"/>
       </w:pPr>
       <w:r>
         <w:rPr>
@@ -16546,7 +16540,6 @@
       <w:pPr>
         <w:shd w:fill="D0232A" w:val="clear"/>
         <w:spacing w:before="320" w:after="140"/>
-        <w:ind w:left="120" w:right="120"/>
       </w:pPr>
       <w:r>
         <w:rPr>
@@ -17424,7 +17417,6 @@
       <w:pPr>
         <w:shd w:fill="D0232A" w:val="clear"/>
         <w:spacing w:before="320" w:after="140"/>
-        <w:ind w:left="120" w:right="120"/>
       </w:pPr>
       <w:r>
         <w:rPr>
@@ -22544,7 +22536,6 @@
       <w:pPr>
         <w:shd w:fill="D0232A" w:val="clear"/>
         <w:spacing w:before="320" w:after="140"/>
-        <w:ind w:left="120" w:right="120"/>
       </w:pPr>
       <w:r>
         <w:rPr>
@@ -22773,7 +22764,6 @@
       <w:pPr>
         <w:shd w:fill="D0232A" w:val="clear"/>
         <w:spacing w:before="320" w:after="140"/>
-        <w:ind w:left="120" w:right="120"/>
       </w:pPr>
       <w:r>
         <w:rPr>
